--- a/Brownfield_AI_Playbook_Reusable_Package_v4_4/playbook/AI_Existing_Project_Playbook_Mobile_Generic_v4_4.docx
+++ b/Brownfield_AI_Playbook_Reusable_Package_v4_4/playbook/AI_Existing_Project_Playbook_Mobile_Generic_v4_4.docx
@@ -19,7 +19,7 @@
         <w:pStyle w:val="BodyText"/>
       </w:pPr>
       <w:r>
-        <w:t>Mobile Generic v4.4</w:t>
+        <w:t xml:space="preserve">Mobile Generic v4.4</w:t>
       </w:r>
     </w:p>
     <w:p>
@@ -79,10 +79,40 @@
         <w:pStyle w:val="BodyText"/>
       </w:pPr>
       <w:r>
-        <w:t>Integrates the v3.1 skills/testing lessons, v3.2 hook/CI/MR workflow, v3.3 decision-to-code audit model, v4.1 reusable AI-governance architecture, v4.2 prompt ergonomics and verified gate responsibilities, and v4.4 repository-owned prompt routing, checkpoint automation, Graphify boundaries, and the transition from external prompt generation to direct repository execution.</w:t>
-      </w:r>
-    </w:p>
-    <w:bookmarkStart w:id="22" w:name="purpose-and-operating-philosophy"/>
+        <w:t xml:space="preserve">Integrates the v3.1 skills/testing lessons, v3.2 hook/CI/MR workflow,</w:t>
+      </w:r>
+      <w:r>
+        <w:t xml:space="preserve"> </w:t>
+      </w:r>
+      <w:r>
+        <w:t xml:space="preserve">v3.3 decision-to-code audit model, v4.1 reusable AI-governance</w:t>
+      </w:r>
+      <w:r>
+        <w:t xml:space="preserve"> </w:t>
+      </w:r>
+      <w:r>
+        <w:t xml:space="preserve">architecture, v4.2 prompt ergonomics and verified gate responsibilities,</w:t>
+      </w:r>
+      <w:r>
+        <w:t xml:space="preserve"> </w:t>
+      </w:r>
+      <w:r>
+        <w:t xml:space="preserve">and v4.4 repository-owned prompt routing, checkpoint automation,</w:t>
+      </w:r>
+      <w:r>
+        <w:t xml:space="preserve"> </w:t>
+      </w:r>
+      <w:r>
+        <w:t xml:space="preserve">Graphify boundaries, and the transition from external prompt generation</w:t>
+      </w:r>
+      <w:r>
+        <w:t xml:space="preserve"> </w:t>
+      </w:r>
+      <w:r>
+        <w:t xml:space="preserve">to direct repository execution.</w:t>
+      </w:r>
+    </w:p>
+    <w:bookmarkStart w:id="22" w:name="X2a8999defb0c82568d8c2c29059f3484e90c481"/>
     <w:p>
       <w:pPr>
         <w:pStyle w:val="Heading1"/>
@@ -166,15 +196,14 @@
     <w:tbl>
       <w:tblPr>
         <w:tblStyle w:val="Table"/>
-        <w:tblW w:type="pct" w:w="5000"/>
+        <w:tblW w:type="auto" w:w="0"/>
         <w:jc w:val="left"/>
-        <w:tblLayout w:type="fixed"/>
         <w:tblLook w:firstRow="1" w:lastRow="0" w:firstColumn="0" w:lastColumn="0" w:noHBand="0" w:noVBand="0" w:val="0020"/>
       </w:tblPr>
       <w:tblGrid>
-        <w:gridCol w:w="1895"/>
-        <w:gridCol w:w="2772"/>
-        <w:gridCol w:w="3252"/>
+        <w:gridCol w:w="2640"/>
+        <w:gridCol w:w="2640"/>
+        <w:gridCol w:w="2640"/>
       </w:tblGrid>
       <w:tr>
         <w:trPr>
@@ -344,31 +373,13 @@
         </w:tc>
       </w:tr>
     </w:tbl>
-    <w:bookmarkStart w:id="20" w:name="what-complete-means"/>
+    <w:bookmarkStart w:id="20" w:name="X627151e30a9775fef2e0b24f0d3307c2984ca55"/>
     <w:p>
       <w:pPr>
         <w:pStyle w:val="Heading2"/>
       </w:pPr>
       <w:r>
-        <w:t xml:space="preserve">1.1 What</w:t>
-      </w:r>
-      <w:r>
-        <w:t xml:space="preserve"> </w:t>
-      </w:r>
-      <w:r>
-        <w:t xml:space="preserve">“</w:t>
-      </w:r>
-      <w:r>
-        <w:t xml:space="preserve">complete</w:t>
-      </w:r>
-      <w:r>
-        <w:t xml:space="preserve">”</w:t>
-      </w:r>
-      <w:r>
-        <w:t xml:space="preserve"> </w:t>
-      </w:r>
-      <w:r>
-        <w:t xml:space="preserve">means</w:t>
+        <w:t xml:space="preserve">1.1 What “complete” means</w:t>
       </w:r>
     </w:p>
     <w:p>
@@ -376,25 +387,7 @@
         <w:pStyle w:val="FirstParagraph"/>
       </w:pPr>
       <w:r>
-        <w:t xml:space="preserve">A brownfield project is never</w:t>
-      </w:r>
-      <w:r>
-        <w:t xml:space="preserve"> </w:t>
-      </w:r>
-      <w:r>
-        <w:t xml:space="preserve">“</w:t>
-      </w:r>
-      <w:r>
-        <w:t xml:space="preserve">fully known.</w:t>
-      </w:r>
-      <w:r>
-        <w:t xml:space="preserve">”</w:t>
-      </w:r>
-      <w:r>
-        <w:t xml:space="preserve"> </w:t>
-      </w:r>
-      <w:r>
-        <w:t xml:space="preserve">Completion is local and</w:t>
+        <w:t xml:space="preserve">A brownfield project is never “fully known.” Completion is local and</w:t>
       </w:r>
       <w:r>
         <w:t xml:space="preserve"> </w:t>
@@ -508,7 +501,7 @@
       </w:r>
     </w:p>
     <w:bookmarkEnd w:id="20"/>
-    <w:bookmarkStart w:id="21" w:name="evidence-categories"/>
+    <w:bookmarkStart w:id="21" w:name="X3f6dfd5dff42c19af76e6e1f48adf23d3b35cfa"/>
     <w:p>
       <w:pPr>
         <w:pStyle w:val="Heading2"/>
@@ -520,15 +513,14 @@
     <w:tbl>
       <w:tblPr>
         <w:tblStyle w:val="Table"/>
-        <w:tblW w:type="pct" w:w="5000"/>
+        <w:tblW w:type="auto" w:w="0"/>
         <w:jc w:val="left"/>
-        <w:tblLayout w:type="fixed"/>
         <w:tblLook w:firstRow="1" w:lastRow="0" w:firstColumn="0" w:lastColumn="0" w:noHBand="0" w:noVBand="0" w:val="0020"/>
       </w:tblPr>
       <w:tblGrid>
-        <w:gridCol w:w="1454"/>
-        <w:gridCol w:w="3394"/>
-        <w:gridCol w:w="3071"/>
+        <w:gridCol w:w="2640"/>
+        <w:gridCol w:w="2640"/>
+        <w:gridCol w:w="2640"/>
       </w:tblGrid>
       <w:tr>
         <w:trPr>
@@ -852,7 +844,7 @@
     </w:tbl>
     <w:bookmarkEnd w:id="21"/>
     <w:bookmarkEnd w:id="22"/>
-    <w:bookmarkStart w:id="24" w:name="canonical-brownfield-lifecycle"/>
+    <w:bookmarkStart w:id="24" w:name="Xdada0ebfd142e3631b9275283d0dfe3892743c5"/>
     <w:p>
       <w:pPr>
         <w:pStyle w:val="Heading1"/>
@@ -890,15 +882,14 @@
     <w:tbl>
       <w:tblPr>
         <w:tblStyle w:val="Table"/>
-        <w:tblW w:type="pct" w:w="5000"/>
+        <w:tblW w:type="auto" w:w="0"/>
         <w:jc w:val="left"/>
-        <w:tblLayout w:type="fixed"/>
         <w:tblLook w:firstRow="1" w:lastRow="0" w:firstColumn="0" w:lastColumn="0" w:noHBand="0" w:noVBand="0" w:val="0020"/>
       </w:tblPr>
       <w:tblGrid>
-        <w:gridCol w:w="580"/>
-        <w:gridCol w:w="2006"/>
-        <w:gridCol w:w="5332"/>
+        <w:gridCol w:w="2640"/>
+        <w:gridCol w:w="2640"/>
+        <w:gridCol w:w="2640"/>
       </w:tblGrid>
       <w:tr>
         <w:trPr>
@@ -1562,7 +1553,7 @@
         </w:tc>
       </w:tr>
     </w:tbl>
-    <w:bookmarkStart w:id="23" w:name="two-execution-tracks"/>
+    <w:bookmarkStart w:id="23" w:name="X6579082e3506150c407e7090e6b999d4388ae4e"/>
     <w:p>
       <w:pPr>
         <w:pStyle w:val="Heading2"/>
@@ -1574,15 +1565,14 @@
     <w:tbl>
       <w:tblPr>
         <w:tblStyle w:val="Table"/>
-        <w:tblW w:type="pct" w:w="5000"/>
+        <w:tblW w:type="auto" w:w="0"/>
         <w:jc w:val="left"/>
-        <w:tblLayout w:type="fixed"/>
         <w:tblLook w:firstRow="1" w:lastRow="0" w:firstColumn="0" w:lastColumn="0" w:noHBand="0" w:noVBand="0" w:val="0020"/>
       </w:tblPr>
       <w:tblGrid>
-        <w:gridCol w:w="629"/>
-        <w:gridCol w:w="4165"/>
-        <w:gridCol w:w="3124"/>
+        <w:gridCol w:w="2640"/>
+        <w:gridCol w:w="2640"/>
+        <w:gridCol w:w="2640"/>
       </w:tblGrid>
       <w:tr>
         <w:trPr>
@@ -1716,7 +1706,7 @@
     </w:tbl>
     <w:bookmarkEnd w:id="23"/>
     <w:bookmarkEnd w:id="24"/>
-    <w:bookmarkStart w:id="25" w:name="ai-context-pipeline"/>
+    <w:bookmarkStart w:id="26" w:name="X39ac05ed1d168be84e835f92b2e240f0aeab301"/>
     <w:p>
       <w:pPr>
         <w:pStyle w:val="Heading1"/>
@@ -1748,15 +1738,14 @@
     <w:tbl>
       <w:tblPr>
         <w:tblStyle w:val="Table"/>
-        <w:tblW w:type="pct" w:w="5000"/>
+        <w:tblW w:type="auto" w:w="0"/>
         <w:jc w:val="left"/>
-        <w:tblLayout w:type="fixed"/>
         <w:tblLook w:firstRow="1" w:lastRow="0" w:firstColumn="0" w:lastColumn="0" w:noHBand="0" w:noVBand="0" w:val="0020"/>
       </w:tblPr>
       <w:tblGrid>
-        <w:gridCol w:w="465"/>
-        <w:gridCol w:w="3176"/>
-        <w:gridCol w:w="4277"/>
+        <w:gridCol w:w="2640"/>
+        <w:gridCol w:w="2640"/>
+        <w:gridCol w:w="2640"/>
       </w:tblGrid>
       <w:tr>
         <w:trPr>
@@ -2124,293 +2113,433 @@
         <w:t xml:space="preserve">current behavior.</w:t>
       </w:r>
     </w:p>
+    <w:bookmarkStart w:id="25" w:name="Xffc5f2344dc95bac2cacb36ca57ae25fcd54408"/>
+    <w:p>
+      <w:pPr>
+        <w:pStyle w:val="Heading2"/>
+      </w:pPr>
+      <w:r>
+        <w:t xml:space="preserve">3.1 Repository-owned prompt routing, checkpoints, and graph discovery</w:t>
+      </w:r>
+    </w:p>
+    <w:p>
+      <w:pPr>
+        <w:pStyle w:val="FirstParagraph"/>
+      </w:pPr>
+      <w:r>
+        <w:t xml:space="preserve">Once the initial context foundation exists, move repeated instructions</w:t>
+      </w:r>
+      <w:r>
+        <w:t xml:space="preserve"> </w:t>
+      </w:r>
+      <w:r>
+        <w:t xml:space="preserve">out of chat and into version-controlled repository artifacts. The</w:t>
+      </w:r>
+      <w:r>
+        <w:t xml:space="preserve"> </w:t>
+      </w:r>
+      <w:r>
+        <w:t xml:space="preserve">repository should become the durable task interface: an agent policy,</w:t>
+      </w:r>
+      <w:r>
+        <w:t xml:space="preserve"> </w:t>
+      </w:r>
+      <w:r>
+        <w:t xml:space="preserve">context index, checkpoint, focused scope specifications, prompt</w:t>
+      </w:r>
+      <w:r>
+        <w:t xml:space="preserve"> </w:t>
+      </w:r>
+      <w:r>
+        <w:t xml:space="preserve">templates, and manifests.</w:t>
+      </w:r>
+    </w:p>
+    <w:p>
+      <w:pPr>
+        <w:pStyle w:val="BodyText"/>
+      </w:pPr>
+      <w:r>
+        <w:t xml:space="preserve">A checkpoint records completed reviewed artifacts, the current phase,</w:t>
+      </w:r>
+      <w:r>
+        <w:t xml:space="preserve"> </w:t>
+      </w:r>
+      <w:r>
+        <w:t xml:space="preserve">the next single authorized task, blockers, and prohibited work. Create</w:t>
+      </w:r>
+      <w:r>
+        <w:t xml:space="preserve"> </w:t>
+      </w:r>
+      <w:r>
+        <w:t xml:space="preserve">it during Phase 1 or Phase 1.5, not after implementation begins. Advance</w:t>
+      </w:r>
+      <w:r>
+        <w:t xml:space="preserve"> </w:t>
+      </w:r>
+      <w:r>
+        <w:t xml:space="preserve">it only after the relevant review or promotion gate passes.</w:t>
+      </w:r>
+    </w:p>
+    <w:p>
+      <w:pPr>
+        <w:pStyle w:val="BodyText"/>
+      </w:pPr>
+      <w:r>
+        <w:t xml:space="preserve">Prefer self-contained, repository-owned prompts that can run directly</w:t>
+      </w:r>
+      <w:r>
+        <w:t xml:space="preserve"> </w:t>
+      </w:r>
+      <w:r>
+        <w:t xml:space="preserve">with any repository-aware AI coding agent. For repeatable ordered</w:t>
+      </w:r>
+      <w:r>
+        <w:t xml:space="preserve"> </w:t>
+      </w:r>
+      <w:r>
+        <w:t xml:space="preserve">batches, the prompt should resolve the single checkpoint-authorized item</w:t>
+      </w:r>
+      <w:r>
+        <w:t xml:space="preserve"> </w:t>
+      </w:r>
+      <w:r>
+        <w:t xml:space="preserve">from the manifest, verify prerequisites and target status, limit allowed</w:t>
+      </w:r>
+      <w:r>
+        <w:t xml:space="preserve"> </w:t>
+      </w:r>
+      <w:r>
+        <w:t xml:space="preserve">file changes, and stop without committing or publishing. Optional local</w:t>
+      </w:r>
+      <w:r>
+        <w:t xml:space="preserve"> </w:t>
+      </w:r>
+      <w:r>
+        <w:t xml:space="preserve">scripts or client adapters may automate selection/copying, but they are</w:t>
+      </w:r>
+      <w:r>
+        <w:t xml:space="preserve"> </w:t>
+      </w:r>
+      <w:r>
+        <w:t xml:space="preserve">convenience layers only and must not become a second workflow authority.</w:t>
+      </w:r>
+    </w:p>
+    <w:p>
+      <w:pPr>
+        <w:pStyle w:val="BodyText"/>
+      </w:pPr>
+      <w:r>
+        <w:t xml:space="preserve">Graph tools such as Graphify may accelerate file and symbol discovery,</w:t>
+      </w:r>
+      <w:r>
+        <w:t xml:space="preserve"> </w:t>
+      </w:r>
+      <w:r>
+        <w:t xml:space="preserve">but they are not architecture authority. Verify every material</w:t>
+      </w:r>
+      <w:r>
+        <w:t xml:space="preserve"> </w:t>
+      </w:r>
+      <w:r>
+        <w:t xml:space="preserve">dependency, ownership, lifecycle, and runtime claim against current</w:t>
+      </w:r>
+      <w:r>
+        <w:t xml:space="preserve"> </w:t>
+      </w:r>
+      <w:r>
+        <w:t xml:space="preserve">source, tests, build/configuration, or reviewed documentation. Missing</w:t>
+      </w:r>
+      <w:r>
+        <w:t xml:space="preserve"> </w:t>
+      </w:r>
+      <w:r>
+        <w:t xml:space="preserve">graph edges are never evidence of absence.</w:t>
+      </w:r>
+    </w:p>
+    <w:p>
+      <w:pPr>
+        <w:pStyle w:val="BodyText"/>
+      </w:pPr>
+      <w:r>
+        <w:t xml:space="preserve">Maintain project-owned graph limitations and verified overrides outside</w:t>
+      </w:r>
+      <w:r>
+        <w:t xml:space="preserve"> </w:t>
+      </w:r>
+      <w:r>
+        <w:t xml:space="preserve">generated output. Never hand-edit generated graph files; regeneration</w:t>
+      </w:r>
+      <w:r>
+        <w:t xml:space="preserve"> </w:t>
+      </w:r>
+      <w:r>
+        <w:t xml:space="preserve">must remain safe and deterministic.</w:t>
+      </w:r>
+    </w:p>
+    <w:p>
+      <w:pPr>
+        <w:pStyle w:val="BodyText"/>
+      </w:pPr>
+      <w:r>
+        <w:t xml:space="preserve">Why this saves time and tokens: stable policy and evidence instructions</w:t>
+      </w:r>
+      <w:r>
+        <w:t xml:space="preserve"> </w:t>
+      </w:r>
+      <w:r>
+        <w:t xml:space="preserve">are paid once in repository files; each session receives only the next</w:t>
+      </w:r>
+      <w:r>
+        <w:t xml:space="preserve"> </w:t>
+      </w:r>
+      <w:r>
+        <w:t xml:space="preserve">authorized scope and directly relevant context. Quality improves because</w:t>
+      </w:r>
+      <w:r>
+        <w:t xml:space="preserve"> </w:t>
+      </w:r>
+      <w:r>
+        <w:t xml:space="preserve">creation, review, promotion, and implementation do not silently collapse</w:t>
+      </w:r>
+      <w:r>
+        <w:t xml:space="preserve"> </w:t>
+      </w:r>
+      <w:r>
+        <w:t xml:space="preserve">into one conversation.</w:t>
+      </w:r>
+    </w:p>
     <w:bookmarkEnd w:id="25"/>
-    <w:bookmarkStart w:id="28" w:name="phase-0-safe-setup"/>
+    <w:bookmarkEnd w:id="26"/>
+    <w:bookmarkStart w:id="29" w:name="X0a1f49b0b2476da761f3ec81094761e18b1c38e"/>
+    <w:p>
+      <w:pPr>
+        <w:pStyle w:val="Heading1"/>
+      </w:pPr>
+      <w:r>
+        <w:t xml:space="preserve">4. Phase 0 — Safe setup</w:t>
+      </w:r>
+    </w:p>
+    <w:p>
+      <w:pPr>
+        <w:pStyle w:val="FirstParagraph"/>
+      </w:pPr>
+      <w:r>
+        <w:t xml:space="preserve">Goal: Create a controlled environment where AI output can be inspected,</w:t>
+      </w:r>
+      <w:r>
+        <w:t xml:space="preserve"> </w:t>
+      </w:r>
+      <w:r>
+        <w:t xml:space="preserve">reverted, and measured before behavior changes begin.</w:t>
+      </w:r>
+    </w:p>
+    <w:p>
+      <w:pPr>
+        <w:numPr>
+          <w:ilvl w:val="0"/>
+          <w:numId w:val="1003"/>
+        </w:numPr>
+      </w:pPr>
+      <w:r>
+        <w:t xml:space="preserve">Dedicated focused branch or equivalent isolated worktree</w:t>
+      </w:r>
+    </w:p>
+    <w:p>
+      <w:pPr>
+        <w:numPr>
+          <w:ilvl w:val="0"/>
+          <w:numId w:val="1003"/>
+        </w:numPr>
+      </w:pPr>
+      <w:r>
+        <w:t xml:space="preserve">Known baseline build/test/lint/run commands</w:t>
+      </w:r>
+    </w:p>
+    <w:p>
+      <w:pPr>
+        <w:numPr>
+          <w:ilvl w:val="0"/>
+          <w:numId w:val="1003"/>
+        </w:numPr>
+      </w:pPr>
+      <w:r>
+        <w:t xml:space="preserve">Protected branch, secret, signing, certificate, production-data, and</w:t>
+      </w:r>
+      <w:r>
+        <w:t xml:space="preserve"> </w:t>
+      </w:r>
+      <w:r>
+        <w:t xml:space="preserve">no-large-rewrite rules</w:t>
+      </w:r>
+    </w:p>
+    <w:p>
+      <w:pPr>
+        <w:numPr>
+          <w:ilvl w:val="0"/>
+          <w:numId w:val="1003"/>
+        </w:numPr>
+      </w:pPr>
+      <w:r>
+        <w:t xml:space="preserve">Decision about where AI instructions, docs, prompts, and temporary</w:t>
+      </w:r>
+      <w:r>
+        <w:t xml:space="preserve"> </w:t>
+      </w:r>
+      <w:r>
+        <w:t xml:space="preserve">artifacts live</w:t>
+      </w:r>
+    </w:p>
+    <w:p>
+      <w:pPr>
+        <w:numPr>
+          <w:ilvl w:val="0"/>
+          <w:numId w:val="1003"/>
+        </w:numPr>
+      </w:pPr>
+      <w:r>
+        <w:t xml:space="preserve">Canonical agent policy, context routing, skill ownership, and</w:t>
+      </w:r>
+      <w:r>
+        <w:t xml:space="preserve"> </w:t>
+      </w:r>
+      <w:r>
+        <w:t xml:space="preserve">client-adapter locations established before feature work.</w:t>
+      </w:r>
+    </w:p>
+    <w:p>
+      <w:pPr>
+        <w:numPr>
+          <w:ilvl w:val="0"/>
+          <w:numId w:val="1003"/>
+        </w:numPr>
+      </w:pPr>
+      <w:r>
+        <w:t xml:space="preserve">Repository-owned deterministic validation and documentation-impact</w:t>
+      </w:r>
+      <w:r>
+        <w:t xml:space="preserve"> </w:t>
+      </w:r>
+      <w:r>
+        <w:t xml:space="preserve">classification planned as shared scripts, not duplicated client logic.</w:t>
+      </w:r>
+    </w:p>
+    <w:p>
+      <w:pPr>
+        <w:numPr>
+          <w:ilvl w:val="0"/>
+          <w:numId w:val="1003"/>
+        </w:numPr>
+      </w:pPr>
+      <w:r>
+        <w:t xml:space="preserve">Agent completion rules defined before relying on optional lifecycle</w:t>
+      </w:r>
+      <w:r>
+        <w:t xml:space="preserve"> </w:t>
+      </w:r>
+      <w:r>
+        <w:t xml:space="preserve">hooks.</w:t>
+      </w:r>
+    </w:p>
+    <w:bookmarkStart w:id="27" w:name="execution"/>
     <w:p>
       <w:pPr>
         <w:pStyle w:val="Heading2"/>
       </w:pPr>
       <w:r>
-        <w:t>3.1 Repository-owned prompt routing, checkpoints, and graph discovery</w:t>
-      </w:r>
-    </w:p>
-    <w:p>
-      <w:pPr>
-        <w:pStyle w:val="FirstParagraph"/>
-      </w:pPr>
-      <w:r>
-        <w:t>Once the initial context foundation exists, move repeated instructions out of chat and into version-controlled repository artifacts. The repository should become the durable task interface: an agent policy, context index, checkpoint, focused scope specifications, prompt templates, manifests, and deterministic runners.</w:t>
-      </w:r>
-    </w:p>
-    <w:p>
-      <w:pPr>
-        <w:pStyle w:val="BodyText"/>
-      </w:pPr>
-      <w:r>
-        <w:t>A checkpoint records completed reviewed artifacts, the current phase, the next single authorized task, blockers, and prohibited work. Create it during Phase 1 or Phase 1.5, not after implementation begins. Advance it only after the relevant review or promotion gate passes.</w:t>
-      </w:r>
-    </w:p>
-    <w:p>
-      <w:pPr>
-        <w:pStyle w:val="BodyText"/>
-      </w:pPr>
-      <w:r>
-        <w:t>Use a manifest plus a runner when a phase contains a repeatable ordered batch. The runner should resolve the next checkpoint-authorized item, verify prerequisites and target status, render one task prompt, limit allowed file changes, and stop without committing or publishing.</w:t>
-      </w:r>
-    </w:p>
-    <w:p>
-      <w:pPr>
-        <w:pStyle w:val="BodyText"/>
-      </w:pPr>
-      <w:r>
-        <w:t>Graph tools such as Graphify may accelerate file and symbol discovery, but they are not architecture authority. Verify every material dependency, ownership, lifecycle, and runtime claim against current source, tests, build/configuration, or reviewed documentation. Missing graph edges are never evidence of absence.</w:t>
-      </w:r>
-    </w:p>
-    <w:p>
-      <w:pPr>
-        <w:pStyle w:val="BodyText"/>
-      </w:pPr>
-      <w:r>
-        <w:t>Maintain project-owned graph limitations and verified overrides outside generated output. Never hand-edit generated graph files; regeneration must remain safe and deterministic.</w:t>
-      </w:r>
-    </w:p>
-    <w:p>
-      <w:pPr>
-        <w:pStyle w:val="BodyText"/>
-      </w:pPr>
-      <w:r>
-        <w:t>Why this saves time and tokens: stable policy and evidence instructions are paid once in repository files; each session receives only the next authorized scope and directly relevant context. Quality improves because creation, review, promotion, and implementation do not silently collapse into one conversation.</w:t>
-      </w:r>
-    </w:p>
-    <w:p>
-      <w:pPr>
-        <w:pStyle w:val="Heading1"/>
-      </w:pPr>
-      <w:r>
-        <w:t xml:space="preserve">4. Phase 0 — Safe setup</w:t>
-      </w:r>
-    </w:p>
-    <w:p>
-      <w:pPr>
-        <w:pStyle w:val="FirstParagraph"/>
-      </w:pPr>
-      <w:r>
-        <w:t xml:space="preserve">Goal: Create a controlled environment where AI output can be inspected,</w:t>
-      </w:r>
-      <w:r>
-        <w:t xml:space="preserve"> </w:t>
-      </w:r>
-      <w:r>
-        <w:t xml:space="preserve">reverted, and measured before behavior changes begin.</w:t>
-      </w:r>
-    </w:p>
-    <w:p>
-      <w:pPr>
-        <w:numPr>
-          <w:ilvl w:val="0"/>
-          <w:numId w:val="1003"/>
-        </w:numPr>
-      </w:pPr>
-      <w:r>
-        <w:t xml:space="preserve">Dedicated focused branch or equivalent isolated worktree</w:t>
-      </w:r>
-    </w:p>
-    <w:p>
-      <w:pPr>
-        <w:numPr>
-          <w:ilvl w:val="0"/>
-          <w:numId w:val="1003"/>
-        </w:numPr>
-      </w:pPr>
-      <w:r>
-        <w:t xml:space="preserve">Known baseline build/test/lint/run commands</w:t>
-      </w:r>
-    </w:p>
-    <w:p>
-      <w:pPr>
-        <w:numPr>
-          <w:ilvl w:val="0"/>
-          <w:numId w:val="1003"/>
-        </w:numPr>
-      </w:pPr>
-      <w:r>
-        <w:t xml:space="preserve">Protected branch, secret, signing, certificate, production-data, and</w:t>
-      </w:r>
-      <w:r>
-        <w:t xml:space="preserve"> </w:t>
-      </w:r>
-      <w:r>
-        <w:t xml:space="preserve">no-large-rewrite rules</w:t>
-      </w:r>
-    </w:p>
-    <w:p>
-      <w:pPr>
-        <w:numPr>
-          <w:ilvl w:val="0"/>
-          <w:numId w:val="1003"/>
-        </w:numPr>
-      </w:pPr>
-      <w:r>
-        <w:t xml:space="preserve">Decision about where AI instructions, docs, prompts, and temporary</w:t>
-      </w:r>
-      <w:r>
-        <w:t xml:space="preserve"> </w:t>
-      </w:r>
-      <w:r>
-        <w:t xml:space="preserve">artifacts live</w:t>
-      </w:r>
-    </w:p>
-    <w:p>
-      <w:pPr>
-        <w:numPr>
-          <w:ilvl w:val="0"/>
-          <w:numId w:val="1003"/>
-        </w:numPr>
-      </w:pPr>
-      <w:r>
-        <w:t xml:space="preserve">Canonical agent policy, context routing, skill ownership, and</w:t>
-      </w:r>
-      <w:r>
-        <w:t xml:space="preserve"> </w:t>
-      </w:r>
-      <w:r>
-        <w:t xml:space="preserve">client-adapter locations established before feature work.</w:t>
-      </w:r>
-    </w:p>
-    <w:p>
-      <w:pPr>
-        <w:numPr>
-          <w:ilvl w:val="0"/>
-          <w:numId w:val="1003"/>
-        </w:numPr>
-      </w:pPr>
-      <w:r>
-        <w:t xml:space="preserve">Repository-owned deterministic validation and documentation-impact</w:t>
-      </w:r>
-      <w:r>
-        <w:t xml:space="preserve"> </w:t>
-      </w:r>
-      <w:r>
-        <w:t xml:space="preserve">classification planned as shared scripts, not duplicated client logic.</w:t>
-      </w:r>
-    </w:p>
-    <w:p>
-      <w:pPr>
-        <w:numPr>
-          <w:ilvl w:val="0"/>
-          <w:numId w:val="1003"/>
-        </w:numPr>
-      </w:pPr>
-      <w:r>
-        <w:t xml:space="preserve">Agent completion rules defined before relying on optional lifecycle</w:t>
-      </w:r>
-      <w:r>
-        <w:t xml:space="preserve"> </w:t>
-      </w:r>
-      <w:r>
-        <w:t xml:space="preserve">hooks.</w:t>
-      </w:r>
-    </w:p>
-    <w:bookmarkStart w:id="26" w:name="execution"/>
+        <w:t xml:space="preserve">Execution</w:t>
+      </w:r>
+    </w:p>
+    <w:p>
+      <w:pPr>
+        <w:numPr>
+          <w:ilvl w:val="0"/>
+          <w:numId w:val="1004"/>
+        </w:numPr>
+      </w:pPr>
+      <w:r>
+        <w:t xml:space="preserve">Start from the current integration branch unless explicitly told</w:t>
+      </w:r>
+      <w:r>
+        <w:t xml:space="preserve"> </w:t>
+      </w:r>
+      <w:r>
+        <w:t xml:space="preserve">otherwise.</w:t>
+      </w:r>
+    </w:p>
+    <w:p>
+      <w:pPr>
+        <w:numPr>
+          <w:ilvl w:val="0"/>
+          <w:numId w:val="1004"/>
+        </w:numPr>
+      </w:pPr>
+      <w:r>
+        <w:t xml:space="preserve">Record worktree status and known pre-existing modifications.</w:t>
+      </w:r>
+    </w:p>
+    <w:p>
+      <w:pPr>
+        <w:numPr>
+          <w:ilvl w:val="0"/>
+          <w:numId w:val="1004"/>
+        </w:numPr>
+      </w:pPr>
+      <w:r>
+        <w:t xml:space="preserve">Run the application and baseline commands only when permitted and</w:t>
+      </w:r>
+      <w:r>
+        <w:t xml:space="preserve"> </w:t>
+      </w:r>
+      <w:r>
+        <w:t xml:space="preserve">practical.</w:t>
+      </w:r>
+    </w:p>
+    <w:p>
+      <w:pPr>
+        <w:numPr>
+          <w:ilvl w:val="0"/>
+          <w:numId w:val="1004"/>
+        </w:numPr>
+      </w:pPr>
+      <w:r>
+        <w:t xml:space="preserve">Record failures as baseline failures, not AI-caused failures.</w:t>
+      </w:r>
+    </w:p>
+    <w:p>
+      <w:pPr>
+        <w:numPr>
+          <w:ilvl w:val="0"/>
+          <w:numId w:val="1004"/>
+        </w:numPr>
+      </w:pPr>
+      <w:r>
+        <w:t xml:space="preserve">Identify files that must never be shared, modified, staged, or</w:t>
+      </w:r>
+      <w:r>
+        <w:t xml:space="preserve"> </w:t>
+      </w:r>
+      <w:r>
+        <w:t xml:space="preserve">committed.</w:t>
+      </w:r>
+    </w:p>
+    <w:p>
+      <w:pPr>
+        <w:numPr>
+          <w:ilvl w:val="0"/>
+          <w:numId w:val="1004"/>
+        </w:numPr>
+      </w:pPr>
+      <w:r>
+        <w:t xml:space="preserve">Do not refactor during setup.</w:t>
+      </w:r>
+    </w:p>
+    <w:bookmarkEnd w:id="27"/>
+    <w:bookmarkStart w:id="28" w:name="quality-gate"/>
     <w:p>
       <w:pPr>
         <w:pStyle w:val="Heading2"/>
       </w:pPr>
       <w:r>
-        <w:t xml:space="preserve">Execution</w:t>
-      </w:r>
-    </w:p>
-    <w:p>
-      <w:pPr>
-        <w:numPr>
-          <w:ilvl w:val="0"/>
-          <w:numId w:val="1004"/>
-        </w:numPr>
-      </w:pPr>
-      <w:r>
-        <w:t xml:space="preserve">Start from the current integration branch unless explicitly told</w:t>
-      </w:r>
-      <w:r>
-        <w:t xml:space="preserve"> </w:t>
-      </w:r>
-      <w:r>
-        <w:t xml:space="preserve">otherwise.</w:t>
-      </w:r>
-    </w:p>
-    <w:p>
-      <w:pPr>
-        <w:numPr>
-          <w:ilvl w:val="0"/>
-          <w:numId w:val="1004"/>
-        </w:numPr>
-      </w:pPr>
-      <w:r>
-        <w:t xml:space="preserve">Record worktree status and known pre-existing modifications.</w:t>
-      </w:r>
-    </w:p>
-    <w:p>
-      <w:pPr>
-        <w:numPr>
-          <w:ilvl w:val="0"/>
-          <w:numId w:val="1004"/>
-        </w:numPr>
-      </w:pPr>
-      <w:r>
-        <w:t xml:space="preserve">Run the application and baseline commands only when permitted and</w:t>
-      </w:r>
-      <w:r>
-        <w:t xml:space="preserve"> </w:t>
-      </w:r>
-      <w:r>
-        <w:t xml:space="preserve">practical.</w:t>
-      </w:r>
-    </w:p>
-    <w:p>
-      <w:pPr>
-        <w:numPr>
-          <w:ilvl w:val="0"/>
-          <w:numId w:val="1004"/>
-        </w:numPr>
-      </w:pPr>
-      <w:r>
-        <w:t xml:space="preserve">Record failures as baseline failures, not AI-caused failures.</w:t>
-      </w:r>
-    </w:p>
-    <w:p>
-      <w:pPr>
-        <w:numPr>
-          <w:ilvl w:val="0"/>
-          <w:numId w:val="1004"/>
-        </w:numPr>
-      </w:pPr>
-      <w:r>
-        <w:t xml:space="preserve">Identify files that must never be shared, modified, staged, or</w:t>
-      </w:r>
-      <w:r>
-        <w:t xml:space="preserve"> </w:t>
-      </w:r>
-      <w:r>
-        <w:t xml:space="preserve">committed.</w:t>
-      </w:r>
-    </w:p>
-    <w:p>
-      <w:pPr>
-        <w:numPr>
-          <w:ilvl w:val="0"/>
-          <w:numId w:val="1004"/>
-        </w:numPr>
-      </w:pPr>
-      <w:r>
-        <w:t xml:space="preserve">Do not refactor during setup.</w:t>
-      </w:r>
-    </w:p>
-    <w:bookmarkEnd w:id="26"/>
-    <w:bookmarkStart w:id="27" w:name="quality-gate"/>
-    <w:p>
-      <w:pPr>
-        <w:pStyle w:val="Heading2"/>
-      </w:pPr>
-      <w:r>
         <w:t xml:space="preserve">Quality gate</w:t>
       </w:r>
     </w:p>
@@ -2478,9 +2607,9 @@
         <w:t xml:space="preserve">areas, and no-rewrite rules. Do not modify app behavior.</w:t>
       </w:r>
     </w:p>
-    <w:bookmarkEnd w:id="27"/>
     <w:bookmarkEnd w:id="28"/>
-    <w:bookmarkStart w:id="29" w:name="Xcc76bad230081e789485661baf621427a277f6a"/>
+    <w:bookmarkEnd w:id="29"/>
+    <w:bookmarkStart w:id="31" w:name="Xd19b752987f3ee4db8b6c656701ba42ec9f111e"/>
     <w:p>
       <w:pPr>
         <w:pStyle w:val="Heading1"/>
@@ -2500,15 +2629,14 @@
     <w:tbl>
       <w:tblPr>
         <w:tblStyle w:val="Table"/>
-        <w:tblW w:type="pct" w:w="5000"/>
+        <w:tblW w:type="auto" w:w="0"/>
         <w:jc w:val="left"/>
-        <w:tblLayout w:type="fixed"/>
         <w:tblLook w:firstRow="1" w:lastRow="0" w:firstColumn="0" w:lastColumn="0" w:noHBand="0" w:noVBand="0" w:val="0020"/>
       </w:tblPr>
       <w:tblGrid>
-        <w:gridCol w:w="1675"/>
-        <w:gridCol w:w="5102"/>
-        <w:gridCol w:w="1142"/>
+        <w:gridCol w:w="2640"/>
+        <w:gridCol w:w="2640"/>
+        <w:gridCol w:w="2640"/>
       </w:tblGrid>
       <w:tr>
         <w:trPr>
@@ -2955,14 +3083,13 @@
         <w:t xml:space="preserve">project configuration.</w:t>
       </w:r>
     </w:p>
-    <w:bookmarkEnd w:id="29"/>
-    <w:bookmarkStart w:id="32" w:name="X9730245340ff8bffc0122ca7fffa076d53ad8ba"/>
+    <w:bookmarkStart w:id="30" w:name="X07d6fe2dc910c34437516257cf50438f6184e5e"/>
     <w:p>
       <w:pPr>
         <w:pStyle w:val="Heading2"/>
       </w:pPr>
       <w:r>
-        <w:t>Reusable foundation-document automation</w:t>
+        <w:t xml:space="preserve">Reusable foundation-document prompt workflow</w:t>
       </w:r>
     </w:p>
     <w:p>
@@ -2970,7 +3097,37 @@
         <w:pStyle w:val="FirstParagraph"/>
       </w:pPr>
       <w:r>
-        <w:t>For repeated discovery documents, use small create and read-only review templates selected by a deterministic phase runner. Each task works on one document, checks that its prerequisite is Reviewed or Reviewed orientation, records the inspected revision, and stops before approval, commit, or publication.</w:t>
+        <w:t xml:space="preserve">For repeated discovery documents, use small repository-owned create,</w:t>
+      </w:r>
+      <w:r>
+        <w:t xml:space="preserve"> </w:t>
+      </w:r>
+      <w:r>
+        <w:t xml:space="preserve">read-only-review, and status-promotion prompts. Each task works on one</w:t>
+      </w:r>
+      <w:r>
+        <w:t xml:space="preserve"> </w:t>
+      </w:r>
+      <w:r>
+        <w:t xml:space="preserve">document, checks that its prerequisite is Reviewed or Reviewed</w:t>
+      </w:r>
+      <w:r>
+        <w:t xml:space="preserve"> </w:t>
+      </w:r>
+      <w:r>
+        <w:t xml:space="preserve">orientation, records the inspected revision, and stops before commit or</w:t>
+      </w:r>
+      <w:r>
+        <w:t xml:space="preserve"> </w:t>
+      </w:r>
+      <w:r>
+        <w:t xml:space="preserve">publication. Review and promotion remain separate so a read-only review</w:t>
+      </w:r>
+      <w:r>
+        <w:t xml:space="preserve"> </w:t>
+      </w:r>
+      <w:r>
+        <w:t xml:space="preserve">cannot silently approve its own edits.</w:t>
       </w:r>
     </w:p>
     <w:p>
@@ -2978,7 +3135,43 @@
         <w:pStyle w:val="BodyText"/>
       </w:pPr>
       <w:r>
-        <w:t>A reusable foundation set usually includes phase runner logic and create/review templates for MODULES, FEATURE_MAP, TESTING_MAP, DEPENDENCIES, PROJECT_OVERVIEW, and ARCHITECTURE. Copy the workflow structure into another brownfield repository, but adapt platform names, expected paths, product-authority files, and commands.</w:t>
+        <w:t xml:space="preserve">A reusable foundation set should include prompts for MODULES,</w:t>
+      </w:r>
+      <w:r>
+        <w:t xml:space="preserve"> </w:t>
+      </w:r>
+      <w:r>
+        <w:t xml:space="preserve">FEATURE_MAP, TESTING_MAP, DEPENDENCIES, PROJECT_OVERVIEW, and</w:t>
+      </w:r>
+      <w:r>
+        <w:t xml:space="preserve"> </w:t>
+      </w:r>
+      <w:r>
+        <w:t xml:space="preserve">ARCHITECTURE, plus a small generic foundation-promotion prompt. The</w:t>
+      </w:r>
+      <w:r>
+        <w:t xml:space="preserve"> </w:t>
+      </w:r>
+      <w:r>
+        <w:t xml:space="preserve">prompts should be directly runnable; no provider-specific CLI or shell</w:t>
+      </w:r>
+      <w:r>
+        <w:t xml:space="preserve"> </w:t>
+      </w:r>
+      <w:r>
+        <w:t xml:space="preserve">runner is required. Copy the workflow structure into another brownfield</w:t>
+      </w:r>
+      <w:r>
+        <w:t xml:space="preserve"> </w:t>
+      </w:r>
+      <w:r>
+        <w:t xml:space="preserve">repository, but adapt platform names, expected paths, product-authority</w:t>
+      </w:r>
+      <w:r>
+        <w:t xml:space="preserve"> </w:t>
+      </w:r>
+      <w:r>
+        <w:t xml:space="preserve">files, and commands.</w:t>
       </w:r>
     </w:p>
     <w:p>
@@ -2986,9 +3179,30 @@
         <w:pStyle w:val="BodyText"/>
       </w:pPr>
       <w:r>
-        <w:t>Do not ask a general chat model to regenerate these prompts for every project run once the templates are checked into the repository. Regenerate or revise a template only when the evidence contract, repository topology, or phase gate changes.</w:t>
-      </w:r>
-    </w:p>
+        <w:t xml:space="preserve">Do not ask a general chat model to regenerate these prompts for every</w:t>
+      </w:r>
+      <w:r>
+        <w:t xml:space="preserve"> </w:t>
+      </w:r>
+      <w:r>
+        <w:t xml:space="preserve">project run once the templates are checked into the repository.</w:t>
+      </w:r>
+      <w:r>
+        <w:t xml:space="preserve"> </w:t>
+      </w:r>
+      <w:r>
+        <w:t xml:space="preserve">Regenerate or revise a template only when the evidence contract,</w:t>
+      </w:r>
+      <w:r>
+        <w:t xml:space="preserve"> </w:t>
+      </w:r>
+      <w:r>
+        <w:t xml:space="preserve">repository topology, or phase gate changes.</w:t>
+      </w:r>
+    </w:p>
+    <w:bookmarkEnd w:id="30"/>
+    <w:bookmarkEnd w:id="31"/>
+    <w:bookmarkStart w:id="34" w:name="X470f2474cc495c195a49c985a6747227f8fbf83"/>
     <w:p>
       <w:pPr>
         <w:pStyle w:val="Heading1"/>
@@ -3077,7 +3291,7 @@
         <w:t xml:space="preserve">runtime/product/backend/security/release claims</w:t>
       </w:r>
     </w:p>
-    <w:bookmarkStart w:id="30" w:name="review-checks"/>
+    <w:bookmarkStart w:id="32" w:name="review-checks"/>
     <w:p>
       <w:pPr>
         <w:pStyle w:val="Heading2"/>
@@ -3169,8 +3383,8 @@
         <w:t xml:space="preserve">Documents that are too long or too generic to be useful context</w:t>
       </w:r>
     </w:p>
-    <w:bookmarkEnd w:id="30"/>
-    <w:bookmarkStart w:id="31" w:name="quality-gate-1"/>
+    <w:bookmarkEnd w:id="32"/>
+    <w:bookmarkStart w:id="33" w:name="quality-gate-1"/>
     <w:p>
       <w:pPr>
         <w:pStyle w:val="Heading2"/>
@@ -3249,9 +3463,9 @@
         <w:t xml:space="preserve">orientation context.</w:t>
       </w:r>
     </w:p>
-    <w:bookmarkEnd w:id="31"/>
-    <w:bookmarkEnd w:id="32"/>
-    <w:bookmarkStart w:id="33" w:name="phase-1.6-first-testing-foundation"/>
+    <w:bookmarkEnd w:id="33"/>
+    <w:bookmarkEnd w:id="34"/>
+    <w:bookmarkStart w:id="35" w:name="X375f9165dffe0297874f183c608e6b5c9d274c7"/>
     <w:p>
       <w:pPr>
         <w:pStyle w:val="Heading1"/>
@@ -3355,471 +3569,8 @@
     <w:tbl>
       <w:tblPr>
         <w:tblStyle w:val="Table"/>
-        <w:tblW w:type="pct" w:w="5000"/>
+        <w:tblW w:type="auto" w:w="0"/>
         <w:jc w:val="left"/>
-        <w:tblLayout w:type="fixed"/>
-        <w:tblLook w:firstRow="1" w:lastRow="0" w:firstColumn="0" w:lastColumn="0" w:noHBand="0" w:noVBand="0" w:val="0020"/>
-      </w:tblPr>
-      <w:tblGrid>
-        <w:gridCol w:w="4015"/>
-        <w:gridCol w:w="3904"/>
-      </w:tblGrid>
-      <w:tr>
-        <w:trPr>
-          <w:tblHeader w:val="on"/>
-        </w:trPr>
-        <w:tc>
-          <w:tcPr/>
-          <w:p>
-            <w:pPr>
-              <w:pStyle w:val="Compact"/>
-              <w:jc w:val="left"/>
-            </w:pPr>
-            <w:r>
-              <w:rPr>
-                <w:b/>
-                <w:bCs/>
-              </w:rPr>
-              <w:t xml:space="preserve">Good first seam</w:t>
-            </w:r>
-          </w:p>
-        </w:tc>
-        <w:tc>
-          <w:tcPr/>
-          <w:p>
-            <w:pPr>
-              <w:pStyle w:val="Compact"/>
-              <w:jc w:val="left"/>
-            </w:pPr>
-            <w:r>
-              <w:rPr>
-                <w:b/>
-                <w:bCs/>
-              </w:rPr>
-              <w:t xml:space="preserve">Avoid initially</w:t>
-            </w:r>
-          </w:p>
-        </w:tc>
-      </w:tr>
-      <w:tr>
-        <w:tc>
-          <w:tcPr/>
-          <w:p>
-            <w:pPr>
-              <w:pStyle w:val="Compact"/>
-              <w:jc w:val="left"/>
-            </w:pPr>
-            <w:r>
-              <w:t xml:space="preserve">Pure formatter, mapper, reducer, validation utility, state calculation</w:t>
-            </w:r>
-          </w:p>
-        </w:tc>
-        <w:tc>
-          <w:tcPr/>
-          <w:p>
-            <w:pPr>
-              <w:pStyle w:val="Compact"/>
-              <w:jc w:val="left"/>
-            </w:pPr>
-            <w:r>
-              <w:t xml:space="preserve">Authentication refresh, signing, certificates, production networking</w:t>
-            </w:r>
-          </w:p>
-        </w:tc>
-      </w:tr>
-      <w:tr>
-        <w:tc>
-          <w:tcPr/>
-          <w:p>
-            <w:pPr>
-              <w:pStyle w:val="Compact"/>
-              <w:jc w:val="left"/>
-            </w:pPr>
-            <w:r>
-              <w:t xml:space="preserve">Repository/data-source parameter forwarding with an existing interface</w:t>
-            </w:r>
-          </w:p>
-        </w:tc>
-        <w:tc>
-          <w:tcPr/>
-          <w:p>
-            <w:pPr>
-              <w:pStyle w:val="Compact"/>
-              <w:jc w:val="left"/>
-            </w:pPr>
-            <w:r>
-              <w:t xml:space="preserve">Camera, push delivery, permissions, secure storage runtime</w:t>
-            </w:r>
-          </w:p>
-        </w:tc>
-      </w:tr>
-      <w:tr>
-        <w:tc>
-          <w:tcPr/>
-          <w:p>
-            <w:pPr>
-              <w:pStyle w:val="Compact"/>
-              <w:jc w:val="left"/>
-            </w:pPr>
-            <w:r>
-              <w:t xml:space="preserve">Resource parity or configuration-source-set checks</w:t>
-            </w:r>
-          </w:p>
-        </w:tc>
-        <w:tc>
-          <w:tcPr/>
-          <w:p>
-            <w:pPr>
-              <w:pStyle w:val="Compact"/>
-              <w:jc w:val="left"/>
-            </w:pPr>
-            <w:r>
-              <w:t xml:space="preserve">Large UI flows requiring new frameworks or broad seams</w:t>
-            </w:r>
-          </w:p>
-        </w:tc>
-      </w:tr>
-    </w:tbl>
-    <w:p>
-      <w:pPr>
-        <w:pStyle w:val="BlockText"/>
-      </w:pPr>
-      <w:r>
-        <w:t xml:space="preserve">Plan minimal characterization tests for current behavior only. Do not</w:t>
-      </w:r>
-      <w:r>
-        <w:t xml:space="preserve"> </w:t>
-      </w:r>
-      <w:r>
-        <w:t xml:space="preserve">modify production code. Identify the smallest test layer, fakes,</w:t>
-      </w:r>
-      <w:r>
-        <w:t xml:space="preserve"> </w:t>
-      </w:r>
-      <w:r>
-        <w:t xml:space="preserve">commands, risks, blockers, and the exact behavior each test would</w:t>
-      </w:r>
-      <w:r>
-        <w:t xml:space="preserve"> </w:t>
-      </w:r>
-      <w:r>
-        <w:t xml:space="preserve">protect.</w:t>
-      </w:r>
-    </w:p>
-    <w:bookmarkEnd w:id="33"/>
-    <w:bookmarkStart w:id="35" w:name="phase-2-feature-level-understanding"/>
-    <w:p>
-      <w:pPr>
-        <w:pStyle w:val="Heading1"/>
-      </w:pPr>
-      <w:r>
-        <w:t xml:space="preserve">8. Phase 2 — Feature-level understanding</w:t>
-      </w:r>
-    </w:p>
-    <w:p>
-      <w:pPr>
-        <w:pStyle w:val="FirstParagraph"/>
-      </w:pPr>
-      <w:r>
-        <w:t xml:space="preserve">Goal: Map important features end to end and add selected safe tests only</w:t>
-      </w:r>
-      <w:r>
-        <w:t xml:space="preserve"> </w:t>
-      </w:r>
-      <w:r>
-        <w:t xml:space="preserve">where seams already exist.</w:t>
-      </w:r>
-    </w:p>
-    <w:p>
-      <w:pPr>
-        <w:numPr>
-          <w:ilvl w:val="0"/>
-          <w:numId w:val="1011"/>
-        </w:numPr>
-      </w:pPr>
-      <w:r>
-        <w:t xml:space="preserve">Entry points and navigation</w:t>
-      </w:r>
-    </w:p>
-    <w:p>
-      <w:pPr>
-        <w:numPr>
-          <w:ilvl w:val="0"/>
-          <w:numId w:val="1011"/>
-        </w:numPr>
-      </w:pPr>
-      <w:r>
-        <w:t xml:space="preserve">UI states and user-visible feedback</w:t>
-      </w:r>
-    </w:p>
-    <w:p>
-      <w:pPr>
-        <w:numPr>
-          <w:ilvl w:val="0"/>
-          <w:numId w:val="1011"/>
-        </w:numPr>
-      </w:pPr>
-      <w:r>
-        <w:t xml:space="preserve">ViewModel/controller/state ownership</w:t>
-      </w:r>
-    </w:p>
-    <w:p>
-      <w:pPr>
-        <w:numPr>
-          <w:ilvl w:val="0"/>
-          <w:numId w:val="1011"/>
-        </w:numPr>
-      </w:pPr>
-      <w:r>
-        <w:t xml:space="preserve">Repository/service/data-source flow</w:t>
-      </w:r>
-    </w:p>
-    <w:p>
-      <w:pPr>
-        <w:numPr>
-          <w:ilvl w:val="0"/>
-          <w:numId w:val="1011"/>
-        </w:numPr>
-      </w:pPr>
-      <w:r>
-        <w:t xml:space="preserve">Persistence, caching, secure storage, and transient state</w:t>
-      </w:r>
-    </w:p>
-    <w:p>
-      <w:pPr>
-        <w:numPr>
-          <w:ilvl w:val="0"/>
-          <w:numId w:val="1011"/>
-        </w:numPr>
-      </w:pPr>
-      <w:r>
-        <w:t xml:space="preserve">Threading, concurrency, lifecycle, and process-death behavior</w:t>
-      </w:r>
-    </w:p>
-    <w:p>
-      <w:pPr>
-        <w:numPr>
-          <w:ilvl w:val="0"/>
-          <w:numId w:val="1011"/>
-        </w:numPr>
-      </w:pPr>
-      <w:r>
-        <w:t xml:space="preserve">Permissions, notifications, camera, deep links, and external</w:t>
-      </w:r>
-      <w:r>
-        <w:t xml:space="preserve"> </w:t>
-      </w:r>
-      <w:r>
-        <w:t xml:space="preserve">integrations</w:t>
-      </w:r>
-    </w:p>
-    <w:p>
-      <w:pPr>
-        <w:numPr>
-          <w:ilvl w:val="0"/>
-          <w:numId w:val="1011"/>
-        </w:numPr>
-      </w:pPr>
-      <w:r>
-        <w:t xml:space="preserve">Existing tests, risks, owner decisions, and next test candidates</w:t>
-      </w:r>
-    </w:p>
-    <w:p>
-      <w:pPr>
-        <w:pStyle w:val="FirstParagraph"/>
-      </w:pPr>
-      <w:r>
-        <w:t xml:space="preserve">Each feature document separates verified facts, owner decisions, Needs</w:t>
-      </w:r>
-      <w:r>
-        <w:t xml:space="preserve"> </w:t>
-      </w:r>
-      <w:r>
-        <w:t xml:space="preserve">verification, and recommendations.</w:t>
-      </w:r>
-    </w:p>
-    <w:bookmarkStart w:id="34" w:name="phase-2-boundaries"/>
-    <w:p>
-      <w:pPr>
-        <w:pStyle w:val="Heading2"/>
-      </w:pPr>
-      <w:r>
-        <w:t xml:space="preserve">Phase 2 boundaries</w:t>
-      </w:r>
-    </w:p>
-    <w:p>
-      <w:pPr>
-        <w:numPr>
-          <w:ilvl w:val="0"/>
-          <w:numId w:val="1012"/>
-        </w:numPr>
-      </w:pPr>
-      <w:r>
-        <w:t xml:space="preserve">Do not mix refactoring, permission cleanup, auth/network changes,</w:t>
-      </w:r>
-      <w:r>
-        <w:t xml:space="preserve"> </w:t>
-      </w:r>
-      <w:r>
-        <w:t xml:space="preserve">storage migrations, product behavior changes, or dependency additions</w:t>
-      </w:r>
-      <w:r>
-        <w:t xml:space="preserve"> </w:t>
-      </w:r>
-      <w:r>
-        <w:t xml:space="preserve">into feature documentation.</w:t>
-      </w:r>
-    </w:p>
-    <w:p>
-      <w:pPr>
-        <w:numPr>
-          <w:ilvl w:val="0"/>
-          <w:numId w:val="1012"/>
-        </w:numPr>
-      </w:pPr>
-      <w:r>
-        <w:t xml:space="preserve">Do not test inactive or postponed paths merely because the code</w:t>
-      </w:r>
-      <w:r>
-        <w:t xml:space="preserve"> </w:t>
-      </w:r>
-      <w:r>
-        <w:t xml:space="preserve">exists.</w:t>
-      </w:r>
-    </w:p>
-    <w:p>
-      <w:pPr>
-        <w:numPr>
-          <w:ilvl w:val="0"/>
-          <w:numId w:val="1012"/>
-        </w:numPr>
-      </w:pPr>
-      <w:r>
-        <w:t xml:space="preserve">A safe test may be added only when it requires no unapproved</w:t>
-      </w:r>
-      <w:r>
-        <w:t xml:space="preserve"> </w:t>
-      </w:r>
-      <w:r>
-        <w:t xml:space="preserve">production refactor, new tooling, or protected-area change.</w:t>
-      </w:r>
-    </w:p>
-    <w:p>
-      <w:pPr>
-        <w:pStyle w:val="BlockText"/>
-      </w:pPr>
-      <w:r>
-        <w:t xml:space="preserve">Document this feature end to end from UI to data source. Include</w:t>
-      </w:r>
-      <w:r>
-        <w:t xml:space="preserve"> </w:t>
-      </w:r>
-      <w:r>
-        <w:t xml:space="preserve">state, errors, navigation, persistence/networking,</w:t>
-      </w:r>
-      <w:r>
-        <w:t xml:space="preserve"> </w:t>
-      </w:r>
-      <w:r>
-        <w:t xml:space="preserve">lifecycle/concurrency, active and deferred paths, existing tests,</w:t>
-      </w:r>
-      <w:r>
-        <w:t xml:space="preserve"> </w:t>
-      </w:r>
-      <w:r>
-        <w:t xml:space="preserve">risks, and recommended next tests. Do not refactor or change behavior.</w:t>
-      </w:r>
-    </w:p>
-    <w:bookmarkEnd w:id="34"/>
-    <w:bookmarkEnd w:id="35"/>
-    <w:bookmarkStart w:id="39" w:name="X594dd449a99e50bf60d76642f8054906335fa52"/>
-    <w:p>
-      <w:pPr>
-        <w:pStyle w:val="Heading2"/>
-      </w:pPr>
-      <w:r>
-        <w:t>Reusable feature-document batch</w:t>
-      </w:r>
-    </w:p>
-    <w:p>
-      <w:pPr>
-        <w:pStyle w:val="FirstParagraph"/>
-      </w:pPr>
-      <w:r>
-        <w:t>A feature manifest may define order, stable ID, feature name, and output path. A runner may select the next missing page, launch one fresh agent session for creation and another for review, permit edits only to the selected page and—during review—the checkpoint, and stop when unexpected files change.</w:t>
-      </w:r>
-    </w:p>
-    <w:p>
-      <w:pPr>
-        <w:pStyle w:val="BodyText"/>
-      </w:pPr>
-      <w:r>
-        <w:t>The creation template should read the reviewed project maps, relevant product authority, the feature’s directly related source/tests, and one reviewed example page. It should separate current facts, owner intent, executed evidence, static limitations, recommendations, and Needs verification.</w:t>
-      </w:r>
-    </w:p>
-    <w:p>
-      <w:pPr>
-        <w:pStyle w:val="BodyText"/>
-      </w:pPr>
-      <w:r>
-        <w:t>The review template should verify the page line by line against source and tests, correct only that page, promote it only when material claims are supported, and authorize exactly the next feature page in the checkpoint.</w:t>
-      </w:r>
-    </w:p>
-    <w:p>
-      <w:pPr>
-        <w:pStyle w:val="BodyText"/>
-      </w:pPr>
-      <w:r>
-        <w:t>This pattern is reusable across brownfield projects. Copy the runner/template pattern as a baseline; adapt feature IDs, product documents, source-language terminology, model/agent invocation, and platform-specific evidence checks. Do not copy a project’s feature manifest as universal truth.</w:t>
-      </w:r>
-    </w:p>
-    <w:p>
-      <w:pPr>
-        <w:pStyle w:val="Heading1"/>
-      </w:pPr>
-      <w:r>
-        <w:t xml:space="preserve">9. Phase 3 — Architecture, design system, and cross-feature rules</w:t>
-      </w:r>
-    </w:p>
-    <w:p>
-      <w:pPr>
-        <w:pStyle w:val="FirstParagraph"/>
-      </w:pPr>
-      <w:r>
-        <w:t xml:space="preserve">Goal: Extract the material cross-feature architecture of the existing system from real feature and source evidence, then prove that applicable architecture concerns have either been documented, classified, or routed before decision-sensitive work begins.</w:t>
-      </w:r>
-    </w:p>
-    <w:p>
-      <w:pPr>
-        <w:pStyle w:val="BodyText"/>
-      </w:pPr>
-      <w:r>
-        <w:t xml:space="preserve">Phase 3 is not complete merely because a standard set of documents exists. It is complete only when the repository’s applicable cross-cutting concerns have a current evidence home and the Phase 3.4 coverage gate has been performed.</w:t>
-      </w:r>
-    </w:p>
-    <w:bookmarkStart w:id="36" w:name="required-core-architecture-maps"/>
-    <w:p>
-      <w:pPr>
-        <w:pStyle w:val="Heading2"/>
-      </w:pPr>
-      <w:r>
-        <w:t xml:space="preserve">9.1 Required core architecture maps</w:t>
-      </w:r>
-    </w:p>
-    <w:p>
-      <w:pPr>
-        <w:pStyle w:val="FirstParagraph"/>
-      </w:pPr>
-      <w:r>
-        <w:t xml:space="preserve">Create or update only the maps supported by the inspected project. A concern may share a document with a related concern when that keeps the context smaller and clearer.</w:t>
-      </w:r>
-    </w:p>
-    <w:tbl>
-      <w:tblPr>
-        <w:tblStyle w:val="Table"/>
-        <w:tblW w:type="pct" w:w="5000"/>
-        <w:jc w:val="left"/>
-        <w:tblLayout w:type="fixed"/>
         <w:tblLook w:firstRow="1" w:lastRow="0" w:firstColumn="0" w:lastColumn="0" w:noHBand="0" w:noVBand="0" w:val="0020"/>
       </w:tblPr>
       <w:tblGrid>
@@ -3842,7 +3593,7 @@
                 <w:b/>
                 <w:bCs/>
               </w:rPr>
-              <w:t xml:space="preserve">Map</w:t>
+              <w:t xml:space="preserve">Good first seam</w:t>
             </w:r>
           </w:p>
         </w:tc>
@@ -3858,618 +3609,348 @@
                 <w:b/>
                 <w:bCs/>
               </w:rPr>
-              <w:t xml:space="preserve">Questions answered</w:t>
-            </w:r>
-          </w:p>
-        </w:tc>
-      </w:tr>
-      <w:tr>
-        <w:tc>
-          <w:tcPr/>
-          <w:p>
-            <w:pPr>
-              <w:pStyle w:val="Compact"/>
-              <w:jc w:val="left"/>
-            </w:pPr>
-            <w:r>
-              <w:t xml:space="preserve">ARCHITECTURE / MODULES</w:t>
-            </w:r>
-          </w:p>
-        </w:tc>
-        <w:tc>
-          <w:tcPr/>
-          <w:p>
-            <w:pPr>
-              <w:pStyle w:val="Compact"/>
-              <w:jc w:val="left"/>
-            </w:pPr>
-            <w:r>
-              <w:t xml:space="preserve">Application composition, modules/packages/targets, dependency direction, ownership, feature/domain boundaries, shared infrastructure, cyclic-coupling risks</w:t>
-            </w:r>
-          </w:p>
-        </w:tc>
-      </w:tr>
-      <w:tr>
-        <w:tc>
-          <w:tcPr/>
-          <w:p>
-            <w:pPr>
-              <w:pStyle w:val="Compact"/>
-              <w:jc w:val="left"/>
-            </w:pPr>
-            <w:r>
-              <w:t xml:space="preserve">DATA_FLOW</w:t>
-            </w:r>
-          </w:p>
-        </w:tc>
-        <w:tc>
-          <w:tcPr/>
-          <w:p>
-            <w:pPr>
-              <w:pStyle w:val="Compact"/>
-              <w:jc w:val="left"/>
-            </w:pPr>
-            <w:r>
-              <w:t xml:space="preserve">How data moves from UI through state owners, repositories/use cases, local/remote systems, platform services, and external integrations</w:t>
-            </w:r>
-          </w:p>
-        </w:tc>
-      </w:tr>
-      <w:tr>
-        <w:tc>
-          <w:tcPr/>
-          <w:p>
-            <w:pPr>
-              <w:pStyle w:val="Compact"/>
-              <w:jc w:val="left"/>
-            </w:pPr>
-            <w:r>
-              <w:t xml:space="preserve">API_CONTRACTS</w:t>
-            </w:r>
-          </w:p>
-        </w:tc>
-        <w:tc>
-          <w:tcPr/>
-          <w:p>
-            <w:pPr>
-              <w:pStyle w:val="Compact"/>
-              <w:jc w:val="left"/>
-            </w:pPr>
-            <w:r>
-              <w:t xml:space="preserve">Observed endpoints, payloads, auth/header/error behavior, integration ownership, and unknown backend truth</w:t>
-            </w:r>
-          </w:p>
-        </w:tc>
-      </w:tr>
-      <w:tr>
-        <w:tc>
-          <w:tcPr/>
-          <w:p>
-            <w:pPr>
-              <w:pStyle w:val="Compact"/>
-              <w:jc w:val="left"/>
-            </w:pPr>
-            <w:r>
-              <w:t xml:space="preserve">PERSISTENCE_AND_CACHE</w:t>
-            </w:r>
-          </w:p>
-        </w:tc>
-        <w:tc>
-          <w:tcPr/>
-          <w:p>
-            <w:pPr>
-              <w:pStyle w:val="Compact"/>
-              <w:jc w:val="left"/>
-            </w:pPr>
-            <w:r>
-              <w:t xml:space="preserve">Data lifecycles, secure storage, caches, migrations, offline behavior, reset/logout behavior, process death, and consistency boundaries</w:t>
-            </w:r>
-          </w:p>
-        </w:tc>
-      </w:tr>
-      <w:tr>
-        <w:tc>
-          <w:tcPr/>
-          <w:p>
-            <w:pPr>
-              <w:pStyle w:val="Compact"/>
-              <w:jc w:val="left"/>
-            </w:pPr>
-            <w:r>
-              <w:t xml:space="preserve">NAVIGATION</w:t>
-            </w:r>
-          </w:p>
-        </w:tc>
-        <w:tc>
-          <w:tcPr/>
-          <w:p>
-            <w:pPr>
-              <w:pStyle w:val="Compact"/>
-              <w:jc w:val="left"/>
-            </w:pPr>
-            <w:r>
-              <w:t xml:space="preserve">Graphs/stacks/routes/deep links, argument transport, restoration, session boundaries, external entry points, and form-factor navigation differences</w:t>
-            </w:r>
-          </w:p>
-        </w:tc>
-      </w:tr>
-      <w:tr>
-        <w:tc>
-          <w:tcPr/>
-          <w:p>
-            <w:pPr>
-              <w:pStyle w:val="Compact"/>
-              <w:jc w:val="left"/>
-            </w:pPr>
-            <w:r>
-              <w:t xml:space="preserve">STATE_MANAGEMENT</w:t>
-            </w:r>
-          </w:p>
-        </w:tc>
-        <w:tc>
-          <w:tcPr/>
-          <w:p>
-            <w:pPr>
-              <w:pStyle w:val="Compact"/>
-              <w:jc w:val="left"/>
-            </w:pPr>
-            <w:r>
-              <w:t xml:space="preserve">State owners, flows/publishers, concurrency, UI-local state, one-off events, restoration, and process/lifecycle boundaries</w:t>
-            </w:r>
-          </w:p>
-        </w:tc>
-      </w:tr>
-      <w:tr>
-        <w:tc>
-          <w:tcPr/>
-          <w:p>
-            <w:pPr>
-              <w:pStyle w:val="Compact"/>
-              <w:jc w:val="left"/>
-            </w:pPr>
-            <w:r>
-              <w:t xml:space="preserve">ERROR_HANDLING</w:t>
-            </w:r>
-          </w:p>
-        </w:tc>
-        <w:tc>
-          <w:tcPr/>
-          <w:p>
-            <w:pPr>
-              <w:pStyle w:val="Compact"/>
-              <w:jc w:val="left"/>
-            </w:pPr>
-            <w:r>
-              <w:t xml:space="preserve">Error sources, mapping, user feedback, retry/backoff, degraded modes, recovery, and forced logout</w:t>
-            </w:r>
-          </w:p>
-        </w:tc>
-      </w:tr>
-      <w:tr>
-        <w:tc>
-          <w:tcPr/>
-          <w:p>
-            <w:pPr>
-              <w:pStyle w:val="Compact"/>
-              <w:jc w:val="left"/>
-            </w:pPr>
-            <w:r>
-              <w:t xml:space="preserve">DEPENDENCY_INJECTION</w:t>
-            </w:r>
-          </w:p>
-        </w:tc>
-        <w:tc>
-          <w:tcPr/>
-          <w:p>
-            <w:pPr>
-              <w:pStyle w:val="Compact"/>
-              <w:jc w:val="left"/>
-            </w:pPr>
-            <w:r>
-              <w:t xml:space="preserve">Containers, scopes/lifetimes, manual construction, service location, feature isolation, and test seams</w:t>
-            </w:r>
-          </w:p>
-        </w:tc>
-      </w:tr>
-      <w:tr>
-        <w:tc>
-          <w:tcPr/>
-          <w:p>
-            <w:pPr>
-              <w:pStyle w:val="Compact"/>
-              <w:jc w:val="left"/>
-            </w:pPr>
-            <w:r>
-              <w:t xml:space="preserve">DESIGN_SYSTEM / UI_COMPONENTS</w:t>
-            </w:r>
-          </w:p>
-        </w:tc>
-        <w:tc>
-          <w:tcPr/>
-          <w:p>
-            <w:pPr>
-              <w:pStyle w:val="Compact"/>
-              <w:jc w:val="left"/>
-            </w:pPr>
-            <w:r>
-              <w:t xml:space="preserve">Observed tokens, shared components, repeated states, reuse rules, visual consistency, and theming</w:t>
-            </w:r>
-          </w:p>
-        </w:tc>
-      </w:tr>
-      <w:tr>
-        <w:tc>
-          <w:tcPr/>
-          <w:p>
-            <w:pPr>
-              <w:pStyle w:val="Compact"/>
-              <w:jc w:val="left"/>
-            </w:pPr>
-            <w:r>
-              <w:t xml:space="preserve">UI_ADAPTATION_AND_PLATFORM</w:t>
-            </w:r>
-          </w:p>
-        </w:tc>
-        <w:tc>
-          <w:tcPr/>
-          <w:p>
-            <w:pPr>
-              <w:pStyle w:val="Compact"/>
-              <w:jc w:val="left"/>
-            </w:pPr>
-            <w:r>
-              <w:t xml:space="preserve">Supported devices/form factors, compact/medium/expanded behavior, phone/tablet/foldable/multi-window/orientation strategy, iPad/Stage Manager/Catalyst/ChromeOS where applicable, platform-specific divergence, and runtime evidence gaps</w:t>
-            </w:r>
-          </w:p>
-        </w:tc>
-      </w:tr>
-      <w:tr>
-        <w:tc>
-          <w:tcPr/>
-          <w:p>
-            <w:pPr>
-              <w:pStyle w:val="Compact"/>
-              <w:jc w:val="left"/>
-            </w:pPr>
-            <w:r>
-              <w:t xml:space="preserve">LOCALIZATION_AND_ACCESSIBILITY</w:t>
-            </w:r>
-          </w:p>
-        </w:tc>
-        <w:tc>
-          <w:tcPr/>
-          <w:p>
-            <w:pPr>
-              <w:pStyle w:val="Compact"/>
-              <w:jc w:val="left"/>
-            </w:pPr>
-            <w:r>
-              <w:t xml:space="preserve">Resources/catalogs, plural/format rules, RTL, Dynamic Type/font scaling, screen readers, semantics, focus, contrast, touch targets, and human-review boundaries</w:t>
-            </w:r>
-          </w:p>
-        </w:tc>
-      </w:tr>
-      <w:tr>
-        <w:tc>
-          <w:tcPr/>
-          <w:p>
-            <w:pPr>
-              <w:pStyle w:val="Compact"/>
-              <w:jc w:val="left"/>
-            </w:pPr>
-            <w:r>
-              <w:t xml:space="preserve">BACKGROUND_EXECUTION</w:t>
-            </w:r>
-          </w:p>
-        </w:tc>
-        <w:tc>
-          <w:tcPr/>
-          <w:p>
-            <w:pPr>
-              <w:pStyle w:val="Compact"/>
-              <w:jc w:val="left"/>
-            </w:pPr>
-            <w:r>
-              <w:t xml:space="preserve">WorkManager/BGTaskScheduler/background fetch, foreground services/background modes, sync ownership, retries, cancellation, OS restrictions, battery, and process-death behavior</w:t>
-            </w:r>
-          </w:p>
-        </w:tc>
-      </w:tr>
-      <w:tr>
-        <w:tc>
-          <w:tcPr/>
-          <w:p>
-            <w:pPr>
-              <w:pStyle w:val="Compact"/>
-              <w:jc w:val="left"/>
-            </w:pPr>
-            <w:r>
-              <w:t xml:space="preserve">PERMISSIONS_AND_PLATFORM_CAPABILITIES</w:t>
-            </w:r>
-          </w:p>
-        </w:tc>
-        <w:tc>
-          <w:tcPr/>
-          <w:p>
-            <w:pPr>
-              <w:pStyle w:val="Compact"/>
-              <w:jc w:val="left"/>
-            </w:pPr>
-            <w:r>
-              <w:t xml:space="preserve">Permission-to-feature mapping, request timing, rationale, temporary/permanent denial, settings recovery, degraded behavior, lifecycle, intents/entitlements/capabilities</w:t>
-            </w:r>
-          </w:p>
-        </w:tc>
-      </w:tr>
-      <w:tr>
-        <w:tc>
-          <w:tcPr/>
-          <w:p>
-            <w:pPr>
-              <w:pStyle w:val="Compact"/>
-              <w:jc w:val="left"/>
-            </w:pPr>
-            <w:r>
-              <w:t xml:space="preserve">CONFIGURATION_AND_ENVIRONMENTS</w:t>
-            </w:r>
-          </w:p>
-        </w:tc>
-        <w:tc>
-          <w:tcPr/>
-          <w:p>
-            <w:pPr>
-              <w:pStyle w:val="Compact"/>
-              <w:jc w:val="left"/>
-            </w:pPr>
-            <w:r>
-              <w:t xml:space="preserve">Build configurations/flavors/schemes, endpoints, secrets delivery, local/staging/production separation, runtime configuration, remote config, and drift controls</w:t>
-            </w:r>
-          </w:p>
-        </w:tc>
-      </w:tr>
-      <w:tr>
-        <w:tc>
-          <w:tcPr/>
-          <w:p>
-            <w:pPr>
-              <w:pStyle w:val="Compact"/>
-              <w:jc w:val="left"/>
-            </w:pPr>
-            <w:r>
-              <w:t xml:space="preserve">FEATURE_FLAGS_AND_ROLLOUT</w:t>
-            </w:r>
-          </w:p>
-        </w:tc>
-        <w:tc>
-          <w:tcPr/>
-          <w:p>
-            <w:pPr>
-              <w:pStyle w:val="Compact"/>
-              <w:jc w:val="left"/>
-            </w:pPr>
-            <w:r>
-              <w:t xml:space="preserve">Local/remote flags, experiments, kill switches, rollout/rollback, ownership, defaults, expiry, and test coverage</w:t>
-            </w:r>
-          </w:p>
-        </w:tc>
-      </w:tr>
-      <w:tr>
-        <w:tc>
-          <w:tcPr/>
-          <w:p>
-            <w:pPr>
-              <w:pStyle w:val="Compact"/>
-              <w:jc w:val="left"/>
-            </w:pPr>
-            <w:r>
-              <w:t xml:space="preserve">ANALYTICS_AND_PRIVACY</w:t>
-            </w:r>
-          </w:p>
-        </w:tc>
-        <w:tc>
-          <w:tcPr/>
-          <w:p>
-            <w:pPr>
-              <w:pStyle w:val="Compact"/>
-              <w:jc w:val="left"/>
-            </w:pPr>
-            <w:r>
-              <w:t xml:space="preserve">Event ownership, taxonomy/naming, screen tracking, payloads, consent, PII/privacy boundaries, retention, debug/release behavior, and delivery evidence</w:t>
-            </w:r>
-          </w:p>
-        </w:tc>
-      </w:tr>
-      <w:tr>
-        <w:tc>
-          <w:tcPr/>
-          <w:p>
-            <w:pPr>
-              <w:pStyle w:val="Compact"/>
-              <w:jc w:val="left"/>
-            </w:pPr>
-            <w:r>
-              <w:t xml:space="preserve">OBSERVABILITY_AND_CRASH_REPORTING</w:t>
-            </w:r>
-          </w:p>
-        </w:tc>
-        <w:tc>
-          <w:tcPr/>
-          <w:p>
-            <w:pPr>
-              <w:pStyle w:val="Compact"/>
-              <w:jc w:val="left"/>
-            </w:pPr>
-            <w:r>
-              <w:t xml:space="preserve">Logging, metrics, traces, diagnostics, crash reporters, metadata/privacy, symbol or mapping upload, alert/incident ownership, debug/release differences</w:t>
-            </w:r>
-          </w:p>
-        </w:tc>
-      </w:tr>
-      <w:tr>
-        <w:tc>
-          <w:tcPr/>
-          <w:p>
-            <w:pPr>
-              <w:pStyle w:val="Compact"/>
-              <w:jc w:val="left"/>
-            </w:pPr>
-            <w:r>
-              <w:t xml:space="preserve">PERFORMANCE_AND_RESOURCE_BEHAVIOR</w:t>
-            </w:r>
-          </w:p>
-        </w:tc>
-        <w:tc>
-          <w:tcPr/>
-          <w:p>
-            <w:pPr>
-              <w:pStyle w:val="Compact"/>
-              <w:jc w:val="left"/>
-            </w:pPr>
-            <w:r>
-              <w:t xml:space="preserve">Startup, main-thread/actor blocking, rendering/recomposition, scrolling, memory, networking, persistence, battery, profiling evidence, and budgets where approved</w:t>
-            </w:r>
-          </w:p>
-        </w:tc>
-      </w:tr>
-      <w:tr>
-        <w:tc>
-          <w:tcPr/>
-          <w:p>
-            <w:pPr>
-              <w:pStyle w:val="Compact"/>
-              <w:jc w:val="left"/>
-            </w:pPr>
-            <w:r>
-              <w:t xml:space="preserve">SECURITY_BOUNDARIES</w:t>
-            </w:r>
-          </w:p>
-        </w:tc>
-        <w:tc>
-          <w:tcPr/>
-          <w:p>
-            <w:pPr>
-              <w:pStyle w:val="Compact"/>
-              <w:jc w:val="left"/>
-            </w:pPr>
-            <w:r>
-              <w:t xml:space="preserve">Tokens, cookies, Keychain/Keystore, route/deep-link/intent boundaries, certificates, logging, sensitive data, platform capabilities, and threat-sensitive assumptions</w:t>
-            </w:r>
-          </w:p>
-        </w:tc>
-      </w:tr>
-      <w:tr>
-        <w:tc>
-          <w:tcPr/>
-          <w:p>
-            <w:pPr>
-              <w:pStyle w:val="Compact"/>
-              <w:jc w:val="left"/>
-            </w:pPr>
-            <w:r>
-              <w:t xml:space="preserve">BUILD_AND_RELEASE</w:t>
-            </w:r>
-          </w:p>
-        </w:tc>
-        <w:tc>
-          <w:tcPr/>
-          <w:p>
-            <w:pPr>
-              <w:pStyle w:val="Compact"/>
-              <w:jc w:val="left"/>
-            </w:pPr>
-            <w:r>
-              <w:t xml:space="preserve">Schemes/configurations/build types, dependency resolution, signing/provisioning, artifacts, symbols/mappings, CI/release separation, distribution, rollback, telemetry, and environment controls</w:t>
-            </w:r>
-          </w:p>
-        </w:tc>
-      </w:tr>
-      <w:tr>
-        <w:tc>
-          <w:tcPr/>
-          <w:p>
-            <w:pPr>
-              <w:pStyle w:val="Compact"/>
-              <w:jc w:val="left"/>
-            </w:pPr>
-            <w:r>
-              <w:t xml:space="preserve">TESTABILITY_ROADMAP</w:t>
-            </w:r>
-          </w:p>
-        </w:tc>
-        <w:tc>
-          <w:tcPr/>
-          <w:p>
-            <w:pPr>
-              <w:pStyle w:val="Compact"/>
-              <w:jc w:val="left"/>
-            </w:pPr>
-            <w:r>
-              <w:t xml:space="preserve">Existing seams, blockers, test layers, deterministic/runtime boundaries, infrastructure sequence, and evidence gaps</w:t>
-            </w:r>
-          </w:p>
-        </w:tc>
-      </w:tr>
-      <w:tr>
-        <w:tc>
-          <w:tcPr/>
-          <w:p>
-            <w:pPr>
-              <w:pStyle w:val="Compact"/>
-              <w:jc w:val="left"/>
-            </w:pPr>
-            <w:r>
-              <w:t xml:space="preserve">CODE_STYLE_AND_CONVENTIONS</w:t>
-            </w:r>
-          </w:p>
-        </w:tc>
-        <w:tc>
-          <w:tcPr/>
-          <w:p>
-            <w:pPr>
-              <w:pStyle w:val="Compact"/>
-              <w:jc w:val="left"/>
-            </w:pPr>
-            <w:r>
-              <w:t xml:space="preserve">Observed naming, layering, concurrency, file organization, formatting, generated-source rules, and exceptions</w:t>
-            </w:r>
-          </w:p>
-        </w:tc>
-      </w:tr>
-      <w:tr>
-        <w:tc>
-          <w:tcPr/>
-          <w:p>
-            <w:pPr>
-              <w:pStyle w:val="Compact"/>
-              <w:jc w:val="left"/>
-            </w:pPr>
-            <w:r>
-              <w:t xml:space="preserve">AI_WORKFLOW_NOTES</w:t>
-            </w:r>
-          </w:p>
-        </w:tc>
-        <w:tc>
-          <w:tcPr/>
-          <w:p>
-            <w:pPr>
-              <w:pStyle w:val="Compact"/>
-              <w:jc w:val="left"/>
-            </w:pPr>
-            <w:r>
-              <w:t xml:space="preserve">Context routing, prompts that worked, overclaiming hazards, verification habits, protected boundaries, and documentation-impact workflow</w:t>
+              <w:t xml:space="preserve">Avoid initially</w:t>
+            </w:r>
+          </w:p>
+        </w:tc>
+      </w:tr>
+      <w:tr>
+        <w:tc>
+          <w:tcPr/>
+          <w:p>
+            <w:pPr>
+              <w:pStyle w:val="Compact"/>
+              <w:jc w:val="left"/>
+            </w:pPr>
+            <w:r>
+              <w:t xml:space="preserve">Pure formatter, mapper, reducer, validation utility, state calculation</w:t>
+            </w:r>
+          </w:p>
+        </w:tc>
+        <w:tc>
+          <w:tcPr/>
+          <w:p>
+            <w:pPr>
+              <w:pStyle w:val="Compact"/>
+              <w:jc w:val="left"/>
+            </w:pPr>
+            <w:r>
+              <w:t xml:space="preserve">Authentication refresh, signing, certificates, production networking</w:t>
+            </w:r>
+          </w:p>
+        </w:tc>
+      </w:tr>
+      <w:tr>
+        <w:tc>
+          <w:tcPr/>
+          <w:p>
+            <w:pPr>
+              <w:pStyle w:val="Compact"/>
+              <w:jc w:val="left"/>
+            </w:pPr>
+            <w:r>
+              <w:t xml:space="preserve">Repository/data-source parameter forwarding with an existing interface</w:t>
+            </w:r>
+          </w:p>
+        </w:tc>
+        <w:tc>
+          <w:tcPr/>
+          <w:p>
+            <w:pPr>
+              <w:pStyle w:val="Compact"/>
+              <w:jc w:val="left"/>
+            </w:pPr>
+            <w:r>
+              <w:t xml:space="preserve">Camera, push delivery, permissions, secure storage runtime</w:t>
+            </w:r>
+          </w:p>
+        </w:tc>
+      </w:tr>
+      <w:tr>
+        <w:tc>
+          <w:tcPr/>
+          <w:p>
+            <w:pPr>
+              <w:pStyle w:val="Compact"/>
+              <w:jc w:val="left"/>
+            </w:pPr>
+            <w:r>
+              <w:t xml:space="preserve">Resource parity or configuration-source-set checks</w:t>
+            </w:r>
+          </w:p>
+        </w:tc>
+        <w:tc>
+          <w:tcPr/>
+          <w:p>
+            <w:pPr>
+              <w:pStyle w:val="Compact"/>
+              <w:jc w:val="left"/>
+            </w:pPr>
+            <w:r>
+              <w:t xml:space="preserve">Large UI flows requiring new frameworks or broad seams</w:t>
             </w:r>
           </w:p>
         </w:tc>
       </w:tr>
     </w:tbl>
+    <w:p>
+      <w:pPr>
+        <w:pStyle w:val="BlockText"/>
+      </w:pPr>
+      <w:r>
+        <w:t xml:space="preserve">Plan minimal characterization tests for current behavior only. Do not</w:t>
+      </w:r>
+      <w:r>
+        <w:t xml:space="preserve"> </w:t>
+      </w:r>
+      <w:r>
+        <w:t xml:space="preserve">modify production code. Identify the smallest test layer, fakes,</w:t>
+      </w:r>
+      <w:r>
+        <w:t xml:space="preserve"> </w:t>
+      </w:r>
+      <w:r>
+        <w:t xml:space="preserve">commands, risks, blockers, and the exact behavior each test would</w:t>
+      </w:r>
+      <w:r>
+        <w:t xml:space="preserve"> </w:t>
+      </w:r>
+      <w:r>
+        <w:t xml:space="preserve">protect.</w:t>
+      </w:r>
+    </w:p>
+    <w:bookmarkEnd w:id="35"/>
+    <w:bookmarkStart w:id="38" w:name="X694b178aa8a017cb00e73f8c30e82099867795d"/>
+    <w:p>
+      <w:pPr>
+        <w:pStyle w:val="Heading1"/>
+      </w:pPr>
+      <w:r>
+        <w:t xml:space="preserve">8. Phase 2 — Feature-level understanding</w:t>
+      </w:r>
+    </w:p>
+    <w:p>
+      <w:pPr>
+        <w:pStyle w:val="FirstParagraph"/>
+      </w:pPr>
+      <w:r>
+        <w:t xml:space="preserve">Goal: Map important features end to end and add selected safe tests only</w:t>
+      </w:r>
+      <w:r>
+        <w:t xml:space="preserve"> </w:t>
+      </w:r>
+      <w:r>
+        <w:t xml:space="preserve">where seams already exist.</w:t>
+      </w:r>
+    </w:p>
+    <w:p>
+      <w:pPr>
+        <w:numPr>
+          <w:ilvl w:val="0"/>
+          <w:numId w:val="1011"/>
+        </w:numPr>
+      </w:pPr>
+      <w:r>
+        <w:t xml:space="preserve">Entry points and navigation</w:t>
+      </w:r>
+    </w:p>
+    <w:p>
+      <w:pPr>
+        <w:numPr>
+          <w:ilvl w:val="0"/>
+          <w:numId w:val="1011"/>
+        </w:numPr>
+      </w:pPr>
+      <w:r>
+        <w:t xml:space="preserve">UI states and user-visible feedback</w:t>
+      </w:r>
+    </w:p>
+    <w:p>
+      <w:pPr>
+        <w:numPr>
+          <w:ilvl w:val="0"/>
+          <w:numId w:val="1011"/>
+        </w:numPr>
+      </w:pPr>
+      <w:r>
+        <w:t xml:space="preserve">ViewModel/controller/state ownership</w:t>
+      </w:r>
+    </w:p>
+    <w:p>
+      <w:pPr>
+        <w:numPr>
+          <w:ilvl w:val="0"/>
+          <w:numId w:val="1011"/>
+        </w:numPr>
+      </w:pPr>
+      <w:r>
+        <w:t xml:space="preserve">Repository/service/data-source flow</w:t>
+      </w:r>
+    </w:p>
+    <w:p>
+      <w:pPr>
+        <w:numPr>
+          <w:ilvl w:val="0"/>
+          <w:numId w:val="1011"/>
+        </w:numPr>
+      </w:pPr>
+      <w:r>
+        <w:t xml:space="preserve">Persistence, caching, secure storage, and transient state</w:t>
+      </w:r>
+    </w:p>
+    <w:p>
+      <w:pPr>
+        <w:numPr>
+          <w:ilvl w:val="0"/>
+          <w:numId w:val="1011"/>
+        </w:numPr>
+      </w:pPr>
+      <w:r>
+        <w:t xml:space="preserve">Threading, concurrency, lifecycle, and process-death behavior</w:t>
+      </w:r>
+    </w:p>
+    <w:p>
+      <w:pPr>
+        <w:numPr>
+          <w:ilvl w:val="0"/>
+          <w:numId w:val="1011"/>
+        </w:numPr>
+      </w:pPr>
+      <w:r>
+        <w:t xml:space="preserve">Permissions, notifications, camera, deep links, and external</w:t>
+      </w:r>
+      <w:r>
+        <w:t xml:space="preserve"> </w:t>
+      </w:r>
+      <w:r>
+        <w:t xml:space="preserve">integrations</w:t>
+      </w:r>
+    </w:p>
+    <w:p>
+      <w:pPr>
+        <w:numPr>
+          <w:ilvl w:val="0"/>
+          <w:numId w:val="1011"/>
+        </w:numPr>
+      </w:pPr>
+      <w:r>
+        <w:t xml:space="preserve">Existing tests, risks, owner decisions, and next test candidates</w:t>
+      </w:r>
+    </w:p>
+    <w:p>
+      <w:pPr>
+        <w:pStyle w:val="FirstParagraph"/>
+      </w:pPr>
+      <w:r>
+        <w:t xml:space="preserve">Each feature document separates verified facts, owner decisions, Needs</w:t>
+      </w:r>
+      <w:r>
+        <w:t xml:space="preserve"> </w:t>
+      </w:r>
+      <w:r>
+        <w:t xml:space="preserve">verification, and recommendations.</w:t>
+      </w:r>
+    </w:p>
+    <w:bookmarkStart w:id="36" w:name="phase-2-boundaries"/>
+    <w:p>
+      <w:pPr>
+        <w:pStyle w:val="Heading2"/>
+      </w:pPr>
+      <w:r>
+        <w:t xml:space="preserve">Phase 2 boundaries</w:t>
+      </w:r>
+    </w:p>
+    <w:p>
+      <w:pPr>
+        <w:numPr>
+          <w:ilvl w:val="0"/>
+          <w:numId w:val="1012"/>
+        </w:numPr>
+      </w:pPr>
+      <w:r>
+        <w:t xml:space="preserve">Do not mix refactoring, permission cleanup, auth/network changes,</w:t>
+      </w:r>
+      <w:r>
+        <w:t xml:space="preserve"> </w:t>
+      </w:r>
+      <w:r>
+        <w:t xml:space="preserve">storage migrations, product behavior changes, or dependency additions</w:t>
+      </w:r>
+      <w:r>
+        <w:t xml:space="preserve"> </w:t>
+      </w:r>
+      <w:r>
+        <w:t xml:space="preserve">into feature documentation.</w:t>
+      </w:r>
+    </w:p>
+    <w:p>
+      <w:pPr>
+        <w:numPr>
+          <w:ilvl w:val="0"/>
+          <w:numId w:val="1012"/>
+        </w:numPr>
+      </w:pPr>
+      <w:r>
+        <w:t xml:space="preserve">Do not test inactive or postponed paths merely because the code</w:t>
+      </w:r>
+      <w:r>
+        <w:t xml:space="preserve"> </w:t>
+      </w:r>
+      <w:r>
+        <w:t xml:space="preserve">exists.</w:t>
+      </w:r>
+    </w:p>
+    <w:p>
+      <w:pPr>
+        <w:numPr>
+          <w:ilvl w:val="0"/>
+          <w:numId w:val="1012"/>
+        </w:numPr>
+      </w:pPr>
+      <w:r>
+        <w:t xml:space="preserve">A safe test may be added only when it requires no unapproved</w:t>
+      </w:r>
+      <w:r>
+        <w:t xml:space="preserve"> </w:t>
+      </w:r>
+      <w:r>
+        <w:t xml:space="preserve">production refactor, new tooling, or protected-area change.</w:t>
+      </w:r>
+    </w:p>
+    <w:p>
+      <w:pPr>
+        <w:pStyle w:val="BlockText"/>
+      </w:pPr>
+      <w:r>
+        <w:t xml:space="preserve">Document this feature end to end from UI to data source. Include</w:t>
+      </w:r>
+      <w:r>
+        <w:t xml:space="preserve"> </w:t>
+      </w:r>
+      <w:r>
+        <w:t xml:space="preserve">state, errors, navigation, persistence/networking,</w:t>
+      </w:r>
+      <w:r>
+        <w:t xml:space="preserve"> </w:t>
+      </w:r>
+      <w:r>
+        <w:t xml:space="preserve">lifecycle/concurrency, active and deferred paths, existing tests,</w:t>
+      </w:r>
+      <w:r>
+        <w:t xml:space="preserve"> </w:t>
+      </w:r>
+      <w:r>
+        <w:t xml:space="preserve">risks, and recommended next tests. Do not refactor or change behavior.</w:t>
+      </w:r>
+    </w:p>
     <w:bookmarkEnd w:id="36"/>
-    <w:bookmarkStart w:id="37" w:name="conditional-maps-and-consolidation-rule"/>
+    <w:bookmarkStart w:id="37" w:name="reusable-feature-document-batch"/>
     <w:p>
       <w:pPr>
         <w:pStyle w:val="Heading2"/>
       </w:pPr>
       <w:r>
-        <w:t xml:space="preserve">9.2 Conditional maps and consolidation rule</w:t>
+        <w:t xml:space="preserve">Reusable feature-document batch</w:t>
       </w:r>
     </w:p>
     <w:p>
@@ -4477,124 +3958,138 @@
         <w:pStyle w:val="FirstParagraph"/>
       </w:pPr>
       <w:r>
-        <w:t xml:space="preserve">Do not create empty documents to satisfy a template. For each concern:</w:t>
-      </w:r>
-    </w:p>
-    <w:p>
-      <w:pPr>
-        <w:pStyle w:val="Compact"/>
-        <w:numPr>
-          <w:ilvl w:val="0"/>
-          <w:numId w:val="1013"/>
-        </w:numPr>
-      </w:pPr>
-      <w:r>
-        <w:t xml:space="preserve">Extend the closest current architecture document when the concern is materially related and can remain easy to route.</w:t>
-      </w:r>
-    </w:p>
-    <w:p>
-      <w:pPr>
-        <w:pStyle w:val="Compact"/>
-        <w:numPr>
-          <w:ilvl w:val="0"/>
-          <w:numId w:val="1013"/>
-        </w:numPr>
-      </w:pPr>
-      <w:r>
-        <w:t xml:space="preserve">Create a focused document only when the concern is material, recurring, and has no clear current home.</w:t>
-      </w:r>
-    </w:p>
-    <w:p>
-      <w:pPr>
-        <w:pStyle w:val="Compact"/>
-        <w:numPr>
-          <w:ilvl w:val="0"/>
-          <w:numId w:val="1013"/>
-        </w:numPr>
-      </w:pPr>
-      <w:r>
-        <w:t xml:space="preserve">Record</w:t>
-      </w:r>
-      <w:r>
-        <w:t xml:space="preserve"> </w:t>
-      </w:r>
-      <w:r>
-        <w:rPr>
-          <w:rStyle w:val="VerbatimChar"/>
-        </w:rPr>
-        <w:t xml:space="preserve">Not observed</w:t>
-      </w:r>
-      <w:r>
-        <w:t xml:space="preserve"> </w:t>
-      </w:r>
-      <w:r>
-        <w:t xml:space="preserve">when no implementation/configuration was found within the stated inspection scope.</w:t>
-      </w:r>
-    </w:p>
-    <w:p>
-      <w:pPr>
-        <w:pStyle w:val="Compact"/>
-        <w:numPr>
-          <w:ilvl w:val="0"/>
-          <w:numId w:val="1013"/>
-        </w:numPr>
-      </w:pPr>
-      <w:r>
-        <w:t xml:space="preserve">Record</w:t>
-      </w:r>
-      <w:r>
-        <w:t xml:space="preserve"> </w:t>
-      </w:r>
-      <w:r>
-        <w:rPr>
-          <w:rStyle w:val="VerbatimChar"/>
-        </w:rPr>
-        <w:t xml:space="preserve">Not applicable</w:t>
-      </w:r>
-      <w:r>
-        <w:t xml:space="preserve"> </w:t>
-      </w:r>
-      <w:r>
-        <w:t xml:space="preserve">only when accountable scope establishes that the concern does not apply.</w:t>
-      </w:r>
-    </w:p>
-    <w:p>
-      <w:pPr>
-        <w:pStyle w:val="Compact"/>
-        <w:numPr>
-          <w:ilvl w:val="0"/>
-          <w:numId w:val="1013"/>
-        </w:numPr>
-      </w:pPr>
-      <w:r>
-        <w:t xml:space="preserve">Preserve</w:t>
-      </w:r>
-      <w:r>
-        <w:t xml:space="preserve"> </w:t>
-      </w:r>
-      <w:r>
-        <w:rPr>
-          <w:rStyle w:val="VerbatimChar"/>
-        </w:rPr>
-        <w:t xml:space="preserve">Needs verification</w:t>
-      </w:r>
-      <w:r>
-        <w:t xml:space="preserve"> </w:t>
-      </w:r>
-      <w:r>
-        <w:t xml:space="preserve">when evidence, runtime behavior, or owner intent is incomplete.</w:t>
-      </w:r>
-    </w:p>
-    <w:p>
-      <w:pPr>
-        <w:pStyle w:val="Compact"/>
-        <w:numPr>
-          <w:ilvl w:val="0"/>
-          <w:numId w:val="1013"/>
-        </w:numPr>
-      </w:pPr>
-      <w:r>
-        <w:t xml:space="preserve">Route every new current document through the context index and documentation index when those exist.</w:t>
+        <w:t xml:space="preserve">A feature manifest may define order, stable ID, feature name, and output</w:t>
+      </w:r>
+      <w:r>
+        <w:t xml:space="preserve"> </w:t>
+      </w:r>
+      <w:r>
+        <w:t xml:space="preserve">path. The creation and review prompts should resolve the next single</w:t>
+      </w:r>
+      <w:r>
+        <w:t xml:space="preserve"> </w:t>
+      </w:r>
+      <w:r>
+        <w:t xml:space="preserve">authorized page directly from the manifest plus checkpoint, use a fresh</w:t>
+      </w:r>
+      <w:r>
+        <w:t xml:space="preserve"> </w:t>
+      </w:r>
+      <w:r>
+        <w:t xml:space="preserve">agent session for creation and another for review, permit edits only to</w:t>
+      </w:r>
+      <w:r>
+        <w:t xml:space="preserve"> </w:t>
+      </w:r>
+      <w:r>
+        <w:t xml:space="preserve">the selected page and—during review—the checkpoint, and stop when</w:t>
+      </w:r>
+      <w:r>
+        <w:t xml:space="preserve"> </w:t>
+      </w:r>
+      <w:r>
+        <w:t xml:space="preserve">repository state is ambiguous.</w:t>
+      </w:r>
+    </w:p>
+    <w:p>
+      <w:pPr>
+        <w:pStyle w:val="BodyText"/>
+      </w:pPr>
+      <w:r>
+        <w:t xml:space="preserve">The creation template should read the reviewed project maps, relevant</w:t>
+      </w:r>
+      <w:r>
+        <w:t xml:space="preserve"> </w:t>
+      </w:r>
+      <w:r>
+        <w:t xml:space="preserve">product authority, the feature’s directly related source/tests, and one</w:t>
+      </w:r>
+      <w:r>
+        <w:t xml:space="preserve"> </w:t>
+      </w:r>
+      <w:r>
+        <w:t xml:space="preserve">reviewed example page. It should separate current facts, owner intent,</w:t>
+      </w:r>
+      <w:r>
+        <w:t xml:space="preserve"> </w:t>
+      </w:r>
+      <w:r>
+        <w:t xml:space="preserve">executed evidence, static limitations, recommendations, and Needs</w:t>
+      </w:r>
+      <w:r>
+        <w:t xml:space="preserve"> </w:t>
+      </w:r>
+      <w:r>
+        <w:t xml:space="preserve">verification.</w:t>
+      </w:r>
+    </w:p>
+    <w:p>
+      <w:pPr>
+        <w:pStyle w:val="BodyText"/>
+      </w:pPr>
+      <w:r>
+        <w:t xml:space="preserve">The review template should verify the page line by line against source</w:t>
+      </w:r>
+      <w:r>
+        <w:t xml:space="preserve"> </w:t>
+      </w:r>
+      <w:r>
+        <w:t xml:space="preserve">and tests, correct only that page, promote it only when material claims</w:t>
+      </w:r>
+      <w:r>
+        <w:t xml:space="preserve"> </w:t>
+      </w:r>
+      <w:r>
+        <w:t xml:space="preserve">are supported, and authorize exactly the next feature page in the</w:t>
+      </w:r>
+      <w:r>
+        <w:t xml:space="preserve"> </w:t>
+      </w:r>
+      <w:r>
+        <w:t xml:space="preserve">checkpoint.</w:t>
+      </w:r>
+    </w:p>
+    <w:p>
+      <w:pPr>
+        <w:pStyle w:val="BodyText"/>
+      </w:pPr>
+      <w:r>
+        <w:t xml:space="preserve">This pattern is reusable across brownfield projects. Copy the</w:t>
+      </w:r>
+      <w:r>
+        <w:t xml:space="preserve"> </w:t>
+      </w:r>
+      <w:r>
+        <w:t xml:space="preserve">prompt/manifest/checkpoint pattern as a baseline; adapt feature IDs,</w:t>
+      </w:r>
+      <w:r>
+        <w:t xml:space="preserve"> </w:t>
+      </w:r>
+      <w:r>
+        <w:t xml:space="preserve">product documents, source-language terminology, repository paths, and</w:t>
+      </w:r>
+      <w:r>
+        <w:t xml:space="preserve"> </w:t>
+      </w:r>
+      <w:r>
+        <w:t xml:space="preserve">platform-specific evidence checks. Do not copy a project’s feature</w:t>
+      </w:r>
+      <w:r>
+        <w:t xml:space="preserve"> </w:t>
+      </w:r>
+      <w:r>
+        <w:t xml:space="preserve">manifest as universal truth or require one particular AI provider.</w:t>
+      </w:r>
+    </w:p>
+    <w:bookmarkEnd w:id="37"/>
+    <w:bookmarkEnd w:id="38"/>
+    <w:bookmarkStart w:id="43" w:name="X95b23f625a36a13c9de8d60aa4233cdf5f34639"/>
+    <w:p>
+      <w:pPr>
+        <w:pStyle w:val="Heading1"/>
+      </w:pPr>
+      <w:r>
+        <w:t xml:space="preserve">9. Phase 3 — Architecture, design system, and cross-feature rules</w:t>
       </w:r>
     </w:p>
     <w:p>
@@ -4602,245 +4097,60 @@
         <w:pStyle w:val="FirstParagraph"/>
       </w:pPr>
       <w:r>
-        <w:t xml:space="preserve">Examples:</w:t>
-      </w:r>
-    </w:p>
-    <w:p>
-      <w:pPr>
-        <w:pStyle w:val="Compact"/>
-        <w:numPr>
-          <w:ilvl w:val="0"/>
-          <w:numId w:val="1014"/>
-        </w:numPr>
-      </w:pPr>
-      <w:r>
-        <w:t xml:space="preserve">Analytics, observability, and crash reporting may share one</w:t>
-      </w:r>
-      <w:r>
-        <w:t xml:space="preserve"> </w:t>
-      </w:r>
-      <w:r>
-        <w:rPr>
-          <w:rStyle w:val="VerbatimChar"/>
-        </w:rPr>
-        <w:t xml:space="preserve">OBSERVABILITY.md</w:t>
-      </w:r>
-      <w:r>
-        <w:t xml:space="preserve"> </w:t>
-      </w:r>
-      <w:r>
-        <w:t xml:space="preserve">when ownership and evidence overlap.</w:t>
-      </w:r>
-    </w:p>
-    <w:p>
-      <w:pPr>
-        <w:pStyle w:val="Compact"/>
-        <w:numPr>
-          <w:ilvl w:val="0"/>
-          <w:numId w:val="1014"/>
-        </w:numPr>
-      </w:pPr>
-      <w:r>
-        <w:t xml:space="preserve">UI adaptation may be a section of design/localization architecture for a phone-only app, but a separate document for tablet/foldable/iPad support.</w:t>
-      </w:r>
-    </w:p>
-    <w:p>
-      <w:pPr>
-        <w:pStyle w:val="Compact"/>
-        <w:numPr>
-          <w:ilvl w:val="0"/>
-          <w:numId w:val="1014"/>
-        </w:numPr>
-      </w:pPr>
-      <w:r>
-        <w:t xml:space="preserve">Background execution may be a short</w:t>
-      </w:r>
-      <w:r>
-        <w:t xml:space="preserve"> </w:t>
-      </w:r>
-      <w:r>
-        <w:rPr>
-          <w:rStyle w:val="VerbatimChar"/>
-        </w:rPr>
-        <w:t xml:space="preserve">Not observed</w:t>
-      </w:r>
-      <w:r>
-        <w:t xml:space="preserve"> </w:t>
-      </w:r>
-      <w:r>
-        <w:t xml:space="preserve">row in the coverage review when the project has no workers, services, or background modes.</w:t>
-      </w:r>
-    </w:p>
-    <w:p>
-      <w:pPr>
-        <w:pStyle w:val="Compact"/>
-        <w:numPr>
-          <w:ilvl w:val="0"/>
-          <w:numId w:val="1014"/>
-        </w:numPr>
-      </w:pPr>
-      <w:r>
-        <w:t xml:space="preserve">Domain ownership may extend</w:t>
-      </w:r>
-      <w:r>
-        <w:t xml:space="preserve"> </w:t>
-      </w:r>
-      <w:r>
-        <w:rPr>
-          <w:rStyle w:val="VerbatimChar"/>
-        </w:rPr>
-        <w:t xml:space="preserve">ARCHITECTURE.md</w:t>
-      </w:r>
-      <w:r>
-        <w:t xml:space="preserve"> </w:t>
-      </w:r>
-      <w:r>
-        <w:t xml:space="preserve">or</w:t>
-      </w:r>
-      <w:r>
-        <w:t xml:space="preserve"> </w:t>
-      </w:r>
-      <w:r>
-        <w:rPr>
-          <w:rStyle w:val="VerbatimChar"/>
-        </w:rPr>
-        <w:t xml:space="preserve">MODULES.md</w:t>
-      </w:r>
-      <w:r>
-        <w:t xml:space="preserve"> </w:t>
-      </w:r>
-      <w:r>
-        <w:t xml:space="preserve">rather than introducing a DDD-specific document.</w:t>
-      </w:r>
-    </w:p>
-    <w:bookmarkEnd w:id="37"/>
-    <w:bookmarkStart w:id="38" w:name="execution-1"/>
+        <w:t xml:space="preserve">Goal: Extract the material cross-feature architecture of the existing</w:t>
+      </w:r>
+      <w:r>
+        <w:t xml:space="preserve"> </w:t>
+      </w:r>
+      <w:r>
+        <w:t xml:space="preserve">system from real feature and source evidence, then prove that applicable</w:t>
+      </w:r>
+      <w:r>
+        <w:t xml:space="preserve"> </w:t>
+      </w:r>
+      <w:r>
+        <w:t xml:space="preserve">architecture concerns have either been documented, classified, or routed</w:t>
+      </w:r>
+      <w:r>
+        <w:t xml:space="preserve"> </w:t>
+      </w:r>
+      <w:r>
+        <w:t xml:space="preserve">before decision-sensitive work begins.</w:t>
+      </w:r>
+    </w:p>
+    <w:p>
+      <w:pPr>
+        <w:pStyle w:val="BodyText"/>
+      </w:pPr>
+      <w:r>
+        <w:t xml:space="preserve">Phase 3 is not complete merely because a standard set of documents</w:t>
+      </w:r>
+      <w:r>
+        <w:t xml:space="preserve"> </w:t>
+      </w:r>
+      <w:r>
+        <w:t xml:space="preserve">exists. It is complete only when the repository’s applicable</w:t>
+      </w:r>
+      <w:r>
+        <w:t xml:space="preserve"> </w:t>
+      </w:r>
+      <w:r>
+        <w:t xml:space="preserve">cross-cutting concerns have a current evidence home and the Phase 3.4</w:t>
+      </w:r>
+      <w:r>
+        <w:t xml:space="preserve"> </w:t>
+      </w:r>
+      <w:r>
+        <w:t xml:space="preserve">coverage gate has been performed.</w:t>
+      </w:r>
+    </w:p>
+    <w:bookmarkStart w:id="39" w:name="Xcb8beb676c4e5e3bd863273606f7176994e276f"/>
     <w:p>
       <w:pPr>
         <w:pStyle w:val="Heading2"/>
       </w:pPr>
       <w:r>
-        <w:t xml:space="preserve">9.3 Execution</w:t>
-      </w:r>
-    </w:p>
-    <w:p>
-      <w:pPr>
-        <w:numPr>
-          <w:ilvl w:val="0"/>
-          <w:numId w:val="1015"/>
-        </w:numPr>
-      </w:pPr>
-      <w:r>
-        <w:t xml:space="preserve">Create or refresh one map at a time from reviewed feature evidence and directly relevant current source/configuration.</w:t>
-      </w:r>
-    </w:p>
-    <w:p>
-      <w:pPr>
-        <w:numPr>
-          <w:ilvl w:val="0"/>
-          <w:numId w:val="1015"/>
-        </w:numPr>
-      </w:pPr>
-      <w:r>
-        <w:t xml:space="preserve">For every map, state provenance, authority, inspection scope, exclusions, current facts, owner decisions,</w:t>
-      </w:r>
-      <w:r>
-        <w:t xml:space="preserve"> </w:t>
-      </w:r>
-      <w:r>
-        <w:rPr>
-          <w:rStyle w:val="VerbatimChar"/>
-        </w:rPr>
-        <w:t xml:space="preserve">Needs verification</w:t>
-      </w:r>
-      <w:r>
-        <w:t xml:space="preserve">, runtime/release limits, and related documents.</w:t>
-      </w:r>
-    </w:p>
-    <w:p>
-      <w:pPr>
-        <w:numPr>
-          <w:ilvl w:val="0"/>
-          <w:numId w:val="1015"/>
-        </w:numPr>
-      </w:pPr>
-      <w:r>
-        <w:t xml:space="preserve">Document patterns and exceptions without converting recommendations into decisions.</w:t>
-      </w:r>
-    </w:p>
-    <w:p>
-      <w:pPr>
-        <w:numPr>
-          <w:ilvl w:val="0"/>
-          <w:numId w:val="1015"/>
-        </w:numPr>
-      </w:pPr>
-      <w:r>
-        <w:t xml:space="preserve">Trace material cross-feature claims to concrete source/configuration, executed tests, runtime evidence, accountable decisions, or explicit</w:t>
-      </w:r>
-      <w:r>
-        <w:t xml:space="preserve"> </w:t>
-      </w:r>
-      <w:r>
-        <w:rPr>
-          <w:rStyle w:val="VerbatimChar"/>
-        </w:rPr>
-        <w:t xml:space="preserve">Needs verification</w:t>
-      </w:r>
-      <w:r>
-        <w:t xml:space="preserve">.</w:t>
-      </w:r>
-    </w:p>
-    <w:p>
-      <w:pPr>
-        <w:numPr>
-          <w:ilvl w:val="0"/>
-          <w:numId w:val="1015"/>
-        </w:numPr>
-      </w:pPr>
-      <w:r>
-        <w:t xml:space="preserve">Do not create ADRs unless ownership, evidence, alternatives, and decision scope are clear.</w:t>
-      </w:r>
-    </w:p>
-    <w:p>
-      <w:pPr>
-        <w:numPr>
-          <w:ilvl w:val="0"/>
-          <w:numId w:val="1015"/>
-        </w:numPr>
-      </w:pPr>
-      <w:r>
-        <w:t xml:space="preserve">Do not start a rewrite, dependency migration, module split, framework replacement, or test-infrastructure expansion while documenting architecture.</w:t>
-      </w:r>
-    </w:p>
-    <w:p>
-      <w:pPr>
-        <w:numPr>
-          <w:ilvl w:val="0"/>
-          <w:numId w:val="1015"/>
-        </w:numPr>
-      </w:pPr>
-      <w:r>
-        <w:t xml:space="preserve">After the maps are complete, run Phase 3.4. Do not proceed directly to verification questions merely because the expected filenames exist.</w:t>
-      </w:r>
-    </w:p>
-    <w:p>
-      <w:pPr>
-        <w:pStyle w:val="BlockText"/>
-      </w:pPr>
-      <w:r>
-        <w:t xml:space="preserve">Validate architecture and design patterns across the documented features. Cover the applicable architecture dimensions in the Phase 3 map set, extend or create only the smallest useful current documents, and preserve evidence boundaries. Then perform the Phase 3.4 coverage review. Do not refactor.</w:t>
-      </w:r>
-    </w:p>
-    <w:bookmarkEnd w:id="38"/>
-    <w:bookmarkEnd w:id="39"/>
-    <w:bookmarkStart w:id="44" w:name="X0b855b497846f66b958602749310b37eac67ae3"/>
-    <w:p>
-      <w:pPr>
-        <w:pStyle w:val="Heading2"/>
-      </w:pPr>
-      <w:r>
-        <w:t>9.3.1 Reusable architecture-map pipeline</w:t>
+        <w:t xml:space="preserve">9.1 Required core architecture maps</w:t>
       </w:r>
     </w:p>
     <w:p>
@@ -4848,102 +4158,26 @@
         <w:pStyle w:val="FirstParagraph"/>
       </w:pPr>
       <w:r>
-        <w:t>Use three separate tasks for every architecture map: create Draft, perform a read-only review, then promote. Creation may update the checkpoint only to authorize review of the same Draft. Review edits nothing and returns Promote, Revise, or Blocked. Promotion changes status/checkpoint only and must not perform substantive correction.</w:t>
-      </w:r>
-    </w:p>
-    <w:p>
-      <w:pPr>
-        <w:pStyle w:val="BodyText"/>
-      </w:pPr>
-      <w:r>
-        <w:t>Use an architecture manifest with order, ID, name, output path, focused scope specification, and reviewed prerequisite. A runner should reject out-of-sequence work unless explicit authorization is supplied, verify the checkpoint target, and render exactly one prompt.</w:t>
-      </w:r>
-    </w:p>
-    <w:p>
-      <w:pPr>
-        <w:pStyle w:val="BodyText"/>
-      </w:pPr>
-      <w:r>
-        <w:t>Focused scope specifications are a high-value reusable pattern because they reduce broad repository scans. Each specification defines the discovery question, required evidence, required content, evidence limits, and explicit non-goals. The specification names should be reusable; their concrete paths and project contracts must be adapted.</w:t>
-      </w:r>
-    </w:p>
-    <w:p>
-      <w:pPr>
-        <w:pStyle w:val="BodyText"/>
-      </w:pPr>
-      <w:r>
-        <w:t>Graph discovery is appropriate here for disputed or high-risk relationships only. The create and review tasks must repeat that graph output routes inspection but does not prove architecture.</w:t>
-      </w:r>
-    </w:p>
-    <w:p>
-      <w:pPr>
-        <w:pStyle w:val="Heading1"/>
-      </w:pPr>
-      <w:r>
-        <w:t xml:space="preserve">9.4 Phase 3.4 — Cross-feature architecture coverage gate</w:t>
-      </w:r>
-    </w:p>
-    <w:p>
-      <w:pPr>
-        <w:pStyle w:val="FirstParagraph"/>
-      </w:pPr>
-      <w:r>
-        <w:t xml:space="preserve">Goal: Confirm that every material cross-cutting concern is represented, classified, and routed before owner questions, decision capture, or implementation auditing begin.</w:t>
-      </w:r>
-    </w:p>
-    <w:p>
-      <w:pPr>
-        <w:pStyle w:val="BodyText"/>
-      </w:pPr>
-      <w:r>
-        <w:t xml:space="preserve">Use the reusable</w:t>
-      </w:r>
-      <w:r>
-        <w:t xml:space="preserve"> </w:t>
-      </w:r>
-      <w:r>
-        <w:rPr>
-          <w:rStyle w:val="VerbatimChar"/>
-        </w:rPr>
-        <w:t xml:space="preserve">architecture-coverage-review</w:t>
-      </w:r>
-      <w:r>
-        <w:t xml:space="preserve"> </w:t>
-      </w:r>
-      <w:r>
-        <w:t xml:space="preserve">skill and</w:t>
-      </w:r>
-      <w:r>
-        <w:t xml:space="preserve"> </w:t>
-      </w:r>
-      <w:r>
-        <w:rPr>
-          <w:rStyle w:val="VerbatimChar"/>
-        </w:rPr>
-        <w:t xml:space="preserve">checklists/cross-feature-architecture-coverage.md</w:t>
-      </w:r>
-      <w:r>
-        <w:t xml:space="preserve"> </w:t>
-      </w:r>
-      <w:r>
-        <w:t xml:space="preserve">when available.</w:t>
-      </w:r>
-    </w:p>
-    <w:bookmarkStart w:id="40" w:name="required-classifications"/>
-    <w:p>
-      <w:pPr>
-        <w:pStyle w:val="Heading2"/>
-      </w:pPr>
-      <w:r>
-        <w:t xml:space="preserve">Required classifications</w:t>
+        <w:t xml:space="preserve">Create or update only the maps supported by the inspected project. A</w:t>
+      </w:r>
+      <w:r>
+        <w:t xml:space="preserve"> </w:t>
+      </w:r>
+      <w:r>
+        <w:t xml:space="preserve">concern may share a document with a related concern when that keeps the</w:t>
+      </w:r>
+      <w:r>
+        <w:t xml:space="preserve"> </w:t>
+      </w:r>
+      <w:r>
+        <w:t xml:space="preserve">context smaller and clearer.</w:t>
       </w:r>
     </w:p>
     <w:tbl>
       <w:tblPr>
         <w:tblStyle w:val="Table"/>
-        <w:tblW w:type="pct" w:w="5000"/>
+        <w:tblW w:type="auto" w:w="0"/>
         <w:jc w:val="left"/>
-        <w:tblLayout w:type="fixed"/>
         <w:tblLook w:firstRow="1" w:lastRow="0" w:firstColumn="0" w:lastColumn="0" w:noHBand="0" w:noVBand="0" w:val="0020"/>
       </w:tblPr>
       <w:tblGrid>
@@ -4966,6 +4200,1383 @@
                 <w:b/>
                 <w:bCs/>
               </w:rPr>
+              <w:t xml:space="preserve">Map</w:t>
+            </w:r>
+          </w:p>
+        </w:tc>
+        <w:tc>
+          <w:tcPr/>
+          <w:p>
+            <w:pPr>
+              <w:pStyle w:val="Compact"/>
+              <w:jc w:val="left"/>
+            </w:pPr>
+            <w:r>
+              <w:rPr>
+                <w:b/>
+                <w:bCs/>
+              </w:rPr>
+              <w:t xml:space="preserve">Questions answered</w:t>
+            </w:r>
+          </w:p>
+        </w:tc>
+      </w:tr>
+      <w:tr>
+        <w:tc>
+          <w:tcPr/>
+          <w:p>
+            <w:pPr>
+              <w:pStyle w:val="Compact"/>
+              <w:jc w:val="left"/>
+            </w:pPr>
+            <w:r>
+              <w:t xml:space="preserve">ARCHITECTURE / MODULES</w:t>
+            </w:r>
+          </w:p>
+        </w:tc>
+        <w:tc>
+          <w:tcPr/>
+          <w:p>
+            <w:pPr>
+              <w:pStyle w:val="Compact"/>
+              <w:jc w:val="left"/>
+            </w:pPr>
+            <w:r>
+              <w:t xml:space="preserve">Application composition, modules/packages/targets, dependency direction, ownership, feature/domain boundaries, shared infrastructure, cyclic-coupling risks</w:t>
+            </w:r>
+          </w:p>
+        </w:tc>
+      </w:tr>
+      <w:tr>
+        <w:tc>
+          <w:tcPr/>
+          <w:p>
+            <w:pPr>
+              <w:pStyle w:val="Compact"/>
+              <w:jc w:val="left"/>
+            </w:pPr>
+            <w:r>
+              <w:t xml:space="preserve">DATA_FLOW</w:t>
+            </w:r>
+          </w:p>
+        </w:tc>
+        <w:tc>
+          <w:tcPr/>
+          <w:p>
+            <w:pPr>
+              <w:pStyle w:val="Compact"/>
+              <w:jc w:val="left"/>
+            </w:pPr>
+            <w:r>
+              <w:t xml:space="preserve">How data moves from UI through state owners, repositories/use cases, local/remote systems, platform services, and external integrations</w:t>
+            </w:r>
+          </w:p>
+        </w:tc>
+      </w:tr>
+      <w:tr>
+        <w:tc>
+          <w:tcPr/>
+          <w:p>
+            <w:pPr>
+              <w:pStyle w:val="Compact"/>
+              <w:jc w:val="left"/>
+            </w:pPr>
+            <w:r>
+              <w:t xml:space="preserve">API_CONTRACTS</w:t>
+            </w:r>
+          </w:p>
+        </w:tc>
+        <w:tc>
+          <w:tcPr/>
+          <w:p>
+            <w:pPr>
+              <w:pStyle w:val="Compact"/>
+              <w:jc w:val="left"/>
+            </w:pPr>
+            <w:r>
+              <w:t xml:space="preserve">Observed endpoints, payloads, auth/header/error behavior, integration ownership, and unknown backend truth</w:t>
+            </w:r>
+          </w:p>
+        </w:tc>
+      </w:tr>
+      <w:tr>
+        <w:tc>
+          <w:tcPr/>
+          <w:p>
+            <w:pPr>
+              <w:pStyle w:val="Compact"/>
+              <w:jc w:val="left"/>
+            </w:pPr>
+            <w:r>
+              <w:t xml:space="preserve">PERSISTENCE_AND_CACHE</w:t>
+            </w:r>
+          </w:p>
+        </w:tc>
+        <w:tc>
+          <w:tcPr/>
+          <w:p>
+            <w:pPr>
+              <w:pStyle w:val="Compact"/>
+              <w:jc w:val="left"/>
+            </w:pPr>
+            <w:r>
+              <w:t xml:space="preserve">Data lifecycles, secure storage, caches, migrations, offline behavior, reset/logout behavior, process death, and consistency boundaries</w:t>
+            </w:r>
+          </w:p>
+        </w:tc>
+      </w:tr>
+      <w:tr>
+        <w:tc>
+          <w:tcPr/>
+          <w:p>
+            <w:pPr>
+              <w:pStyle w:val="Compact"/>
+              <w:jc w:val="left"/>
+            </w:pPr>
+            <w:r>
+              <w:t xml:space="preserve">NAVIGATION</w:t>
+            </w:r>
+          </w:p>
+        </w:tc>
+        <w:tc>
+          <w:tcPr/>
+          <w:p>
+            <w:pPr>
+              <w:pStyle w:val="Compact"/>
+              <w:jc w:val="left"/>
+            </w:pPr>
+            <w:r>
+              <w:t xml:space="preserve">Graphs/stacks/routes/deep links, argument transport, restoration, session boundaries, external entry points, and form-factor navigation differences</w:t>
+            </w:r>
+          </w:p>
+        </w:tc>
+      </w:tr>
+      <w:tr>
+        <w:tc>
+          <w:tcPr/>
+          <w:p>
+            <w:pPr>
+              <w:pStyle w:val="Compact"/>
+              <w:jc w:val="left"/>
+            </w:pPr>
+            <w:r>
+              <w:t xml:space="preserve">STATE_MANAGEMENT</w:t>
+            </w:r>
+          </w:p>
+        </w:tc>
+        <w:tc>
+          <w:tcPr/>
+          <w:p>
+            <w:pPr>
+              <w:pStyle w:val="Compact"/>
+              <w:jc w:val="left"/>
+            </w:pPr>
+            <w:r>
+              <w:t xml:space="preserve">State owners, flows/publishers, concurrency, UI-local state, one-off events, restoration, and process/lifecycle boundaries</w:t>
+            </w:r>
+          </w:p>
+        </w:tc>
+      </w:tr>
+      <w:tr>
+        <w:tc>
+          <w:tcPr/>
+          <w:p>
+            <w:pPr>
+              <w:pStyle w:val="Compact"/>
+              <w:jc w:val="left"/>
+            </w:pPr>
+            <w:r>
+              <w:t xml:space="preserve">ERROR_HANDLING</w:t>
+            </w:r>
+          </w:p>
+        </w:tc>
+        <w:tc>
+          <w:tcPr/>
+          <w:p>
+            <w:pPr>
+              <w:pStyle w:val="Compact"/>
+              <w:jc w:val="left"/>
+            </w:pPr>
+            <w:r>
+              <w:t xml:space="preserve">Error sources, mapping, user feedback, retry/backoff, degraded modes, recovery, and forced logout</w:t>
+            </w:r>
+          </w:p>
+        </w:tc>
+      </w:tr>
+      <w:tr>
+        <w:tc>
+          <w:tcPr/>
+          <w:p>
+            <w:pPr>
+              <w:pStyle w:val="Compact"/>
+              <w:jc w:val="left"/>
+            </w:pPr>
+            <w:r>
+              <w:t xml:space="preserve">DEPENDENCY_INJECTION</w:t>
+            </w:r>
+          </w:p>
+        </w:tc>
+        <w:tc>
+          <w:tcPr/>
+          <w:p>
+            <w:pPr>
+              <w:pStyle w:val="Compact"/>
+              <w:jc w:val="left"/>
+            </w:pPr>
+            <w:r>
+              <w:t xml:space="preserve">Containers, scopes/lifetimes, manual construction, service location, feature isolation, and test seams</w:t>
+            </w:r>
+          </w:p>
+        </w:tc>
+      </w:tr>
+      <w:tr>
+        <w:tc>
+          <w:tcPr/>
+          <w:p>
+            <w:pPr>
+              <w:pStyle w:val="Compact"/>
+              <w:jc w:val="left"/>
+            </w:pPr>
+            <w:r>
+              <w:t xml:space="preserve">DESIGN_SYSTEM / UI_COMPONENTS</w:t>
+            </w:r>
+          </w:p>
+        </w:tc>
+        <w:tc>
+          <w:tcPr/>
+          <w:p>
+            <w:pPr>
+              <w:pStyle w:val="Compact"/>
+              <w:jc w:val="left"/>
+            </w:pPr>
+            <w:r>
+              <w:t xml:space="preserve">Observed tokens, shared components, repeated states, reuse rules, visual consistency, and theming</w:t>
+            </w:r>
+          </w:p>
+        </w:tc>
+      </w:tr>
+      <w:tr>
+        <w:tc>
+          <w:tcPr/>
+          <w:p>
+            <w:pPr>
+              <w:pStyle w:val="Compact"/>
+              <w:jc w:val="left"/>
+            </w:pPr>
+            <w:r>
+              <w:t xml:space="preserve">UI_ADAPTATION_AND_PLATFORM</w:t>
+            </w:r>
+          </w:p>
+        </w:tc>
+        <w:tc>
+          <w:tcPr/>
+          <w:p>
+            <w:pPr>
+              <w:pStyle w:val="Compact"/>
+              <w:jc w:val="left"/>
+            </w:pPr>
+            <w:r>
+              <w:t xml:space="preserve">Supported devices/form factors, compact/medium/expanded behavior, phone/tablet/foldable/multi-window/orientation strategy, iPad/Stage Manager/Catalyst/ChromeOS where applicable, platform-specific divergence, and runtime evidence gaps</w:t>
+            </w:r>
+          </w:p>
+        </w:tc>
+      </w:tr>
+      <w:tr>
+        <w:tc>
+          <w:tcPr/>
+          <w:p>
+            <w:pPr>
+              <w:pStyle w:val="Compact"/>
+              <w:jc w:val="left"/>
+            </w:pPr>
+            <w:r>
+              <w:t xml:space="preserve">LOCALIZATION_AND_ACCESSIBILITY</w:t>
+            </w:r>
+          </w:p>
+        </w:tc>
+        <w:tc>
+          <w:tcPr/>
+          <w:p>
+            <w:pPr>
+              <w:pStyle w:val="Compact"/>
+              <w:jc w:val="left"/>
+            </w:pPr>
+            <w:r>
+              <w:t xml:space="preserve">Resources/catalogs, plural/format rules, RTL, Dynamic Type/font scaling, screen readers, semantics, focus, contrast, touch targets, and human-review boundaries</w:t>
+            </w:r>
+          </w:p>
+        </w:tc>
+      </w:tr>
+      <w:tr>
+        <w:tc>
+          <w:tcPr/>
+          <w:p>
+            <w:pPr>
+              <w:pStyle w:val="Compact"/>
+              <w:jc w:val="left"/>
+            </w:pPr>
+            <w:r>
+              <w:t xml:space="preserve">BACKGROUND_EXECUTION</w:t>
+            </w:r>
+          </w:p>
+        </w:tc>
+        <w:tc>
+          <w:tcPr/>
+          <w:p>
+            <w:pPr>
+              <w:pStyle w:val="Compact"/>
+              <w:jc w:val="left"/>
+            </w:pPr>
+            <w:r>
+              <w:t xml:space="preserve">WorkManager/BGTaskScheduler/background fetch, foreground services/background modes, sync ownership, retries, cancellation, OS restrictions, battery, and process-death behavior</w:t>
+            </w:r>
+          </w:p>
+        </w:tc>
+      </w:tr>
+      <w:tr>
+        <w:tc>
+          <w:tcPr/>
+          <w:p>
+            <w:pPr>
+              <w:pStyle w:val="Compact"/>
+              <w:jc w:val="left"/>
+            </w:pPr>
+            <w:r>
+              <w:t xml:space="preserve">PERMISSIONS_AND_PLATFORM_CAPABILITIES</w:t>
+            </w:r>
+          </w:p>
+        </w:tc>
+        <w:tc>
+          <w:tcPr/>
+          <w:p>
+            <w:pPr>
+              <w:pStyle w:val="Compact"/>
+              <w:jc w:val="left"/>
+            </w:pPr>
+            <w:r>
+              <w:t xml:space="preserve">Permission-to-feature mapping, request timing, rationale, temporary/permanent denial, settings recovery, degraded behavior, lifecycle, intents/entitlements/capabilities</w:t>
+            </w:r>
+          </w:p>
+        </w:tc>
+      </w:tr>
+      <w:tr>
+        <w:tc>
+          <w:tcPr/>
+          <w:p>
+            <w:pPr>
+              <w:pStyle w:val="Compact"/>
+              <w:jc w:val="left"/>
+            </w:pPr>
+            <w:r>
+              <w:t xml:space="preserve">CONFIGURATION_AND_ENVIRONMENTS</w:t>
+            </w:r>
+          </w:p>
+        </w:tc>
+        <w:tc>
+          <w:tcPr/>
+          <w:p>
+            <w:pPr>
+              <w:pStyle w:val="Compact"/>
+              <w:jc w:val="left"/>
+            </w:pPr>
+            <w:r>
+              <w:t xml:space="preserve">Build configurations/flavors/schemes, endpoints, secrets delivery, local/staging/production separation, runtime configuration, remote config, and drift controls</w:t>
+            </w:r>
+          </w:p>
+        </w:tc>
+      </w:tr>
+      <w:tr>
+        <w:tc>
+          <w:tcPr/>
+          <w:p>
+            <w:pPr>
+              <w:pStyle w:val="Compact"/>
+              <w:jc w:val="left"/>
+            </w:pPr>
+            <w:r>
+              <w:t xml:space="preserve">FEATURE_FLAGS_AND_ROLLOUT</w:t>
+            </w:r>
+          </w:p>
+        </w:tc>
+        <w:tc>
+          <w:tcPr/>
+          <w:p>
+            <w:pPr>
+              <w:pStyle w:val="Compact"/>
+              <w:jc w:val="left"/>
+            </w:pPr>
+            <w:r>
+              <w:t xml:space="preserve">Local/remote flags, experiments, kill switches, rollout/rollback, ownership, defaults, expiry, and test coverage</w:t>
+            </w:r>
+          </w:p>
+        </w:tc>
+      </w:tr>
+      <w:tr>
+        <w:tc>
+          <w:tcPr/>
+          <w:p>
+            <w:pPr>
+              <w:pStyle w:val="Compact"/>
+              <w:jc w:val="left"/>
+            </w:pPr>
+            <w:r>
+              <w:t xml:space="preserve">ANALYTICS_AND_PRIVACY</w:t>
+            </w:r>
+          </w:p>
+        </w:tc>
+        <w:tc>
+          <w:tcPr/>
+          <w:p>
+            <w:pPr>
+              <w:pStyle w:val="Compact"/>
+              <w:jc w:val="left"/>
+            </w:pPr>
+            <w:r>
+              <w:t xml:space="preserve">Event ownership, taxonomy/naming, screen tracking, payloads, consent, PII/privacy boundaries, retention, debug/release behavior, and delivery evidence</w:t>
+            </w:r>
+          </w:p>
+        </w:tc>
+      </w:tr>
+      <w:tr>
+        <w:tc>
+          <w:tcPr/>
+          <w:p>
+            <w:pPr>
+              <w:pStyle w:val="Compact"/>
+              <w:jc w:val="left"/>
+            </w:pPr>
+            <w:r>
+              <w:t xml:space="preserve">OBSERVABILITY_AND_CRASH_REPORTING</w:t>
+            </w:r>
+          </w:p>
+        </w:tc>
+        <w:tc>
+          <w:tcPr/>
+          <w:p>
+            <w:pPr>
+              <w:pStyle w:val="Compact"/>
+              <w:jc w:val="left"/>
+            </w:pPr>
+            <w:r>
+              <w:t xml:space="preserve">Logging, metrics, traces, diagnostics, crash reporters, metadata/privacy, symbol or mapping upload, alert/incident ownership, debug/release differences</w:t>
+            </w:r>
+          </w:p>
+        </w:tc>
+      </w:tr>
+      <w:tr>
+        <w:tc>
+          <w:tcPr/>
+          <w:p>
+            <w:pPr>
+              <w:pStyle w:val="Compact"/>
+              <w:jc w:val="left"/>
+            </w:pPr>
+            <w:r>
+              <w:t xml:space="preserve">PERFORMANCE_AND_RESOURCE_BEHAVIOR</w:t>
+            </w:r>
+          </w:p>
+        </w:tc>
+        <w:tc>
+          <w:tcPr/>
+          <w:p>
+            <w:pPr>
+              <w:pStyle w:val="Compact"/>
+              <w:jc w:val="left"/>
+            </w:pPr>
+            <w:r>
+              <w:t xml:space="preserve">Startup, main-thread/actor blocking, rendering/recomposition, scrolling, memory, networking, persistence, battery, profiling evidence, and budgets where approved</w:t>
+            </w:r>
+          </w:p>
+        </w:tc>
+      </w:tr>
+      <w:tr>
+        <w:tc>
+          <w:tcPr/>
+          <w:p>
+            <w:pPr>
+              <w:pStyle w:val="Compact"/>
+              <w:jc w:val="left"/>
+            </w:pPr>
+            <w:r>
+              <w:t xml:space="preserve">SECURITY_BOUNDARIES</w:t>
+            </w:r>
+          </w:p>
+        </w:tc>
+        <w:tc>
+          <w:tcPr/>
+          <w:p>
+            <w:pPr>
+              <w:pStyle w:val="Compact"/>
+              <w:jc w:val="left"/>
+            </w:pPr>
+            <w:r>
+              <w:t xml:space="preserve">Tokens, cookies, Keychain/Keystore, route/deep-link/intent boundaries, certificates, logging, sensitive data, platform capabilities, and threat-sensitive assumptions</w:t>
+            </w:r>
+          </w:p>
+        </w:tc>
+      </w:tr>
+      <w:tr>
+        <w:tc>
+          <w:tcPr/>
+          <w:p>
+            <w:pPr>
+              <w:pStyle w:val="Compact"/>
+              <w:jc w:val="left"/>
+            </w:pPr>
+            <w:r>
+              <w:t xml:space="preserve">BUILD_AND_RELEASE</w:t>
+            </w:r>
+          </w:p>
+        </w:tc>
+        <w:tc>
+          <w:tcPr/>
+          <w:p>
+            <w:pPr>
+              <w:pStyle w:val="Compact"/>
+              <w:jc w:val="left"/>
+            </w:pPr>
+            <w:r>
+              <w:t xml:space="preserve">Schemes/configurations/build types, dependency resolution, signing/provisioning, artifacts, symbols/mappings, CI/release separation, distribution, rollback, telemetry, and environment controls</w:t>
+            </w:r>
+          </w:p>
+        </w:tc>
+      </w:tr>
+      <w:tr>
+        <w:tc>
+          <w:tcPr/>
+          <w:p>
+            <w:pPr>
+              <w:pStyle w:val="Compact"/>
+              <w:jc w:val="left"/>
+            </w:pPr>
+            <w:r>
+              <w:t xml:space="preserve">TESTABILITY_ROADMAP</w:t>
+            </w:r>
+          </w:p>
+        </w:tc>
+        <w:tc>
+          <w:tcPr/>
+          <w:p>
+            <w:pPr>
+              <w:pStyle w:val="Compact"/>
+              <w:jc w:val="left"/>
+            </w:pPr>
+            <w:r>
+              <w:t xml:space="preserve">Existing seams, blockers, test layers, deterministic/runtime boundaries, infrastructure sequence, and evidence gaps</w:t>
+            </w:r>
+          </w:p>
+        </w:tc>
+      </w:tr>
+      <w:tr>
+        <w:tc>
+          <w:tcPr/>
+          <w:p>
+            <w:pPr>
+              <w:pStyle w:val="Compact"/>
+              <w:jc w:val="left"/>
+            </w:pPr>
+            <w:r>
+              <w:t xml:space="preserve">CODE_STYLE_AND_CONVENTIONS</w:t>
+            </w:r>
+          </w:p>
+        </w:tc>
+        <w:tc>
+          <w:tcPr/>
+          <w:p>
+            <w:pPr>
+              <w:pStyle w:val="Compact"/>
+              <w:jc w:val="left"/>
+            </w:pPr>
+            <w:r>
+              <w:t xml:space="preserve">Observed naming, layering, concurrency, file organization, formatting, generated-source rules, and exceptions</w:t>
+            </w:r>
+          </w:p>
+        </w:tc>
+      </w:tr>
+      <w:tr>
+        <w:tc>
+          <w:tcPr/>
+          <w:p>
+            <w:pPr>
+              <w:pStyle w:val="Compact"/>
+              <w:jc w:val="left"/>
+            </w:pPr>
+            <w:r>
+              <w:t xml:space="preserve">AI_WORKFLOW_NOTES</w:t>
+            </w:r>
+          </w:p>
+        </w:tc>
+        <w:tc>
+          <w:tcPr/>
+          <w:p>
+            <w:pPr>
+              <w:pStyle w:val="Compact"/>
+              <w:jc w:val="left"/>
+            </w:pPr>
+            <w:r>
+              <w:t xml:space="preserve">Context routing, prompts that worked, overclaiming hazards, verification habits, protected boundaries, and documentation-impact workflow</w:t>
+            </w:r>
+          </w:p>
+        </w:tc>
+      </w:tr>
+    </w:tbl>
+    <w:bookmarkEnd w:id="39"/>
+    <w:bookmarkStart w:id="40" w:name="Xc55b69f23e9322bcd677c1afea43193fe943c1f"/>
+    <w:p>
+      <w:pPr>
+        <w:pStyle w:val="Heading2"/>
+      </w:pPr>
+      <w:r>
+        <w:t xml:space="preserve">9.2 Conditional maps and consolidation rule</w:t>
+      </w:r>
+    </w:p>
+    <w:p>
+      <w:pPr>
+        <w:pStyle w:val="FirstParagraph"/>
+      </w:pPr>
+      <w:r>
+        <w:t xml:space="preserve">Do not create empty documents to satisfy a template. For each concern:</w:t>
+      </w:r>
+    </w:p>
+    <w:p>
+      <w:pPr>
+        <w:pStyle w:val="Compact"/>
+        <w:numPr>
+          <w:ilvl w:val="0"/>
+          <w:numId w:val="1013"/>
+        </w:numPr>
+      </w:pPr>
+      <w:r>
+        <w:t xml:space="preserve">Extend the closest current architecture document when the concern is</w:t>
+      </w:r>
+      <w:r>
+        <w:t xml:space="preserve"> </w:t>
+      </w:r>
+      <w:r>
+        <w:t xml:space="preserve">materially related and can remain easy to route.</w:t>
+      </w:r>
+    </w:p>
+    <w:p>
+      <w:pPr>
+        <w:pStyle w:val="Compact"/>
+        <w:numPr>
+          <w:ilvl w:val="0"/>
+          <w:numId w:val="1013"/>
+        </w:numPr>
+      </w:pPr>
+      <w:r>
+        <w:t xml:space="preserve">Create a focused document only when the concern is material,</w:t>
+      </w:r>
+      <w:r>
+        <w:t xml:space="preserve"> </w:t>
+      </w:r>
+      <w:r>
+        <w:t xml:space="preserve">recurring, and has no clear current home.</w:t>
+      </w:r>
+    </w:p>
+    <w:p>
+      <w:pPr>
+        <w:pStyle w:val="Compact"/>
+        <w:numPr>
+          <w:ilvl w:val="0"/>
+          <w:numId w:val="1013"/>
+        </w:numPr>
+      </w:pPr>
+      <w:r>
+        <w:t xml:space="preserve">Record</w:t>
+      </w:r>
+      <w:r>
+        <w:t xml:space="preserve"> </w:t>
+      </w:r>
+      <w:r>
+        <w:rPr>
+          <w:rStyle w:val="VerbatimChar"/>
+        </w:rPr>
+        <w:t xml:space="preserve">Not observed</w:t>
+      </w:r>
+      <w:r>
+        <w:t xml:space="preserve"> </w:t>
+      </w:r>
+      <w:r>
+        <w:t xml:space="preserve">when no implementation/configuration was found</w:t>
+      </w:r>
+      <w:r>
+        <w:t xml:space="preserve"> </w:t>
+      </w:r>
+      <w:r>
+        <w:t xml:space="preserve">within the stated inspection scope.</w:t>
+      </w:r>
+    </w:p>
+    <w:p>
+      <w:pPr>
+        <w:pStyle w:val="Compact"/>
+        <w:numPr>
+          <w:ilvl w:val="0"/>
+          <w:numId w:val="1013"/>
+        </w:numPr>
+      </w:pPr>
+      <w:r>
+        <w:t xml:space="preserve">Record</w:t>
+      </w:r>
+      <w:r>
+        <w:t xml:space="preserve"> </w:t>
+      </w:r>
+      <w:r>
+        <w:rPr>
+          <w:rStyle w:val="VerbatimChar"/>
+        </w:rPr>
+        <w:t xml:space="preserve">Not applicable</w:t>
+      </w:r>
+      <w:r>
+        <w:t xml:space="preserve"> </w:t>
+      </w:r>
+      <w:r>
+        <w:t xml:space="preserve">only when accountable scope establishes that</w:t>
+      </w:r>
+      <w:r>
+        <w:t xml:space="preserve"> </w:t>
+      </w:r>
+      <w:r>
+        <w:t xml:space="preserve">the concern does not apply.</w:t>
+      </w:r>
+    </w:p>
+    <w:p>
+      <w:pPr>
+        <w:pStyle w:val="Compact"/>
+        <w:numPr>
+          <w:ilvl w:val="0"/>
+          <w:numId w:val="1013"/>
+        </w:numPr>
+      </w:pPr>
+      <w:r>
+        <w:t xml:space="preserve">Preserve</w:t>
+      </w:r>
+      <w:r>
+        <w:t xml:space="preserve"> </w:t>
+      </w:r>
+      <w:r>
+        <w:rPr>
+          <w:rStyle w:val="VerbatimChar"/>
+        </w:rPr>
+        <w:t xml:space="preserve">Needs verification</w:t>
+      </w:r>
+      <w:r>
+        <w:t xml:space="preserve"> </w:t>
+      </w:r>
+      <w:r>
+        <w:t xml:space="preserve">when evidence, runtime behavior, or</w:t>
+      </w:r>
+      <w:r>
+        <w:t xml:space="preserve"> </w:t>
+      </w:r>
+      <w:r>
+        <w:t xml:space="preserve">owner intent is incomplete.</w:t>
+      </w:r>
+    </w:p>
+    <w:p>
+      <w:pPr>
+        <w:pStyle w:val="Compact"/>
+        <w:numPr>
+          <w:ilvl w:val="0"/>
+          <w:numId w:val="1013"/>
+        </w:numPr>
+      </w:pPr>
+      <w:r>
+        <w:t xml:space="preserve">Route every new current document through the context index and</w:t>
+      </w:r>
+      <w:r>
+        <w:t xml:space="preserve"> </w:t>
+      </w:r>
+      <w:r>
+        <w:t xml:space="preserve">documentation index when those exist.</w:t>
+      </w:r>
+    </w:p>
+    <w:p>
+      <w:pPr>
+        <w:pStyle w:val="FirstParagraph"/>
+      </w:pPr>
+      <w:r>
+        <w:t xml:space="preserve">Examples:</w:t>
+      </w:r>
+    </w:p>
+    <w:p>
+      <w:pPr>
+        <w:pStyle w:val="Compact"/>
+        <w:numPr>
+          <w:ilvl w:val="0"/>
+          <w:numId w:val="1014"/>
+        </w:numPr>
+      </w:pPr>
+      <w:r>
+        <w:t xml:space="preserve">Analytics, observability, and crash reporting may share one</w:t>
+      </w:r>
+      <w:r>
+        <w:t xml:space="preserve"> </w:t>
+      </w:r>
+      <w:r>
+        <w:rPr>
+          <w:rStyle w:val="VerbatimChar"/>
+        </w:rPr>
+        <w:t xml:space="preserve">OBSERVABILITY.md</w:t>
+      </w:r>
+      <w:r>
+        <w:t xml:space="preserve"> </w:t>
+      </w:r>
+      <w:r>
+        <w:t xml:space="preserve">when ownership and evidence overlap.</w:t>
+      </w:r>
+    </w:p>
+    <w:p>
+      <w:pPr>
+        <w:pStyle w:val="Compact"/>
+        <w:numPr>
+          <w:ilvl w:val="0"/>
+          <w:numId w:val="1014"/>
+        </w:numPr>
+      </w:pPr>
+      <w:r>
+        <w:t xml:space="preserve">UI adaptation may be a section of design/localization architecture for</w:t>
+      </w:r>
+      <w:r>
+        <w:t xml:space="preserve"> </w:t>
+      </w:r>
+      <w:r>
+        <w:t xml:space="preserve">a phone-only app, but a separate document for tablet/foldable/iPad</w:t>
+      </w:r>
+      <w:r>
+        <w:t xml:space="preserve"> </w:t>
+      </w:r>
+      <w:r>
+        <w:t xml:space="preserve">support.</w:t>
+      </w:r>
+    </w:p>
+    <w:p>
+      <w:pPr>
+        <w:pStyle w:val="Compact"/>
+        <w:numPr>
+          <w:ilvl w:val="0"/>
+          <w:numId w:val="1014"/>
+        </w:numPr>
+      </w:pPr>
+      <w:r>
+        <w:t xml:space="preserve">Background execution may be a short</w:t>
+      </w:r>
+      <w:r>
+        <w:t xml:space="preserve"> </w:t>
+      </w:r>
+      <w:r>
+        <w:rPr>
+          <w:rStyle w:val="VerbatimChar"/>
+        </w:rPr>
+        <w:t xml:space="preserve">Not observed</w:t>
+      </w:r>
+      <w:r>
+        <w:t xml:space="preserve"> </w:t>
+      </w:r>
+      <w:r>
+        <w:t xml:space="preserve">row in the coverage</w:t>
+      </w:r>
+      <w:r>
+        <w:t xml:space="preserve"> </w:t>
+      </w:r>
+      <w:r>
+        <w:t xml:space="preserve">review when the project has no workers, services, or background modes.</w:t>
+      </w:r>
+    </w:p>
+    <w:p>
+      <w:pPr>
+        <w:pStyle w:val="Compact"/>
+        <w:numPr>
+          <w:ilvl w:val="0"/>
+          <w:numId w:val="1014"/>
+        </w:numPr>
+      </w:pPr>
+      <w:r>
+        <w:t xml:space="preserve">Domain ownership may extend</w:t>
+      </w:r>
+      <w:r>
+        <w:t xml:space="preserve"> </w:t>
+      </w:r>
+      <w:r>
+        <w:rPr>
+          <w:rStyle w:val="VerbatimChar"/>
+        </w:rPr>
+        <w:t xml:space="preserve">ARCHITECTURE.md</w:t>
+      </w:r>
+      <w:r>
+        <w:t xml:space="preserve"> </w:t>
+      </w:r>
+      <w:r>
+        <w:t xml:space="preserve">or</w:t>
+      </w:r>
+      <w:r>
+        <w:t xml:space="preserve"> </w:t>
+      </w:r>
+      <w:r>
+        <w:rPr>
+          <w:rStyle w:val="VerbatimChar"/>
+        </w:rPr>
+        <w:t xml:space="preserve">MODULES.md</w:t>
+      </w:r>
+      <w:r>
+        <w:t xml:space="preserve"> </w:t>
+      </w:r>
+      <w:r>
+        <w:t xml:space="preserve">rather</w:t>
+      </w:r>
+      <w:r>
+        <w:t xml:space="preserve"> </w:t>
+      </w:r>
+      <w:r>
+        <w:t xml:space="preserve">than introducing a DDD-specific document.</w:t>
+      </w:r>
+    </w:p>
+    <w:bookmarkEnd w:id="40"/>
+    <w:bookmarkStart w:id="41" w:name="Xd8ef1133285c18952bdbf3ac780952a81489702"/>
+    <w:p>
+      <w:pPr>
+        <w:pStyle w:val="Heading2"/>
+      </w:pPr>
+      <w:r>
+        <w:t xml:space="preserve">9.3 Execution</w:t>
+      </w:r>
+    </w:p>
+    <w:p>
+      <w:pPr>
+        <w:numPr>
+          <w:ilvl w:val="0"/>
+          <w:numId w:val="1015"/>
+        </w:numPr>
+      </w:pPr>
+      <w:r>
+        <w:t xml:space="preserve">Create or refresh one map at a time from reviewed feature evidence</w:t>
+      </w:r>
+      <w:r>
+        <w:t xml:space="preserve"> </w:t>
+      </w:r>
+      <w:r>
+        <w:t xml:space="preserve">and directly relevant current source/configuration.</w:t>
+      </w:r>
+    </w:p>
+    <w:p>
+      <w:pPr>
+        <w:numPr>
+          <w:ilvl w:val="0"/>
+          <w:numId w:val="1015"/>
+        </w:numPr>
+      </w:pPr>
+      <w:r>
+        <w:t xml:space="preserve">For every map, state provenance, authority, inspection scope,</w:t>
+      </w:r>
+      <w:r>
+        <w:t xml:space="preserve"> </w:t>
+      </w:r>
+      <w:r>
+        <w:t xml:space="preserve">exclusions, current facts, owner decisions,</w:t>
+      </w:r>
+      <w:r>
+        <w:t xml:space="preserve"> </w:t>
+      </w:r>
+      <w:r>
+        <w:rPr>
+          <w:rStyle w:val="VerbatimChar"/>
+        </w:rPr>
+        <w:t xml:space="preserve">Needs verification</w:t>
+      </w:r>
+      <w:r>
+        <w:t xml:space="preserve">,</w:t>
+      </w:r>
+      <w:r>
+        <w:t xml:space="preserve"> </w:t>
+      </w:r>
+      <w:r>
+        <w:t xml:space="preserve">runtime/release limits, and related documents.</w:t>
+      </w:r>
+    </w:p>
+    <w:p>
+      <w:pPr>
+        <w:numPr>
+          <w:ilvl w:val="0"/>
+          <w:numId w:val="1015"/>
+        </w:numPr>
+      </w:pPr>
+      <w:r>
+        <w:t xml:space="preserve">Document patterns and exceptions without converting recommendations</w:t>
+      </w:r>
+      <w:r>
+        <w:t xml:space="preserve"> </w:t>
+      </w:r>
+      <w:r>
+        <w:t xml:space="preserve">into decisions.</w:t>
+      </w:r>
+    </w:p>
+    <w:p>
+      <w:pPr>
+        <w:numPr>
+          <w:ilvl w:val="0"/>
+          <w:numId w:val="1015"/>
+        </w:numPr>
+      </w:pPr>
+      <w:r>
+        <w:t xml:space="preserve">Trace material cross-feature claims to concrete</w:t>
+      </w:r>
+      <w:r>
+        <w:t xml:space="preserve"> </w:t>
+      </w:r>
+      <w:r>
+        <w:t xml:space="preserve">source/configuration, executed tests, runtime evidence, accountable</w:t>
+      </w:r>
+      <w:r>
+        <w:t xml:space="preserve"> </w:t>
+      </w:r>
+      <w:r>
+        <w:t xml:space="preserve">decisions, or explicit</w:t>
+      </w:r>
+      <w:r>
+        <w:t xml:space="preserve"> </w:t>
+      </w:r>
+      <w:r>
+        <w:rPr>
+          <w:rStyle w:val="VerbatimChar"/>
+        </w:rPr>
+        <w:t xml:space="preserve">Needs verification</w:t>
+      </w:r>
+      <w:r>
+        <w:t xml:space="preserve">.</w:t>
+      </w:r>
+    </w:p>
+    <w:p>
+      <w:pPr>
+        <w:numPr>
+          <w:ilvl w:val="0"/>
+          <w:numId w:val="1015"/>
+        </w:numPr>
+      </w:pPr>
+      <w:r>
+        <w:t xml:space="preserve">Do not create ADRs unless ownership, evidence, alternatives, and</w:t>
+      </w:r>
+      <w:r>
+        <w:t xml:space="preserve"> </w:t>
+      </w:r>
+      <w:r>
+        <w:t xml:space="preserve">decision scope are clear.</w:t>
+      </w:r>
+    </w:p>
+    <w:p>
+      <w:pPr>
+        <w:numPr>
+          <w:ilvl w:val="0"/>
+          <w:numId w:val="1015"/>
+        </w:numPr>
+      </w:pPr>
+      <w:r>
+        <w:t xml:space="preserve">Do not start a rewrite, dependency migration, module split,</w:t>
+      </w:r>
+      <w:r>
+        <w:t xml:space="preserve"> </w:t>
+      </w:r>
+      <w:r>
+        <w:t xml:space="preserve">framework replacement, or test-infrastructure expansion while</w:t>
+      </w:r>
+      <w:r>
+        <w:t xml:space="preserve"> </w:t>
+      </w:r>
+      <w:r>
+        <w:t xml:space="preserve">documenting architecture.</w:t>
+      </w:r>
+    </w:p>
+    <w:p>
+      <w:pPr>
+        <w:numPr>
+          <w:ilvl w:val="0"/>
+          <w:numId w:val="1015"/>
+        </w:numPr>
+      </w:pPr>
+      <w:r>
+        <w:t xml:space="preserve">After the maps are complete, run Phase 3.4. Do not proceed directly</w:t>
+      </w:r>
+      <w:r>
+        <w:t xml:space="preserve"> </w:t>
+      </w:r>
+      <w:r>
+        <w:t xml:space="preserve">to verification questions merely because the expected filenames</w:t>
+      </w:r>
+      <w:r>
+        <w:t xml:space="preserve"> </w:t>
+      </w:r>
+      <w:r>
+        <w:t xml:space="preserve">exist.</w:t>
+      </w:r>
+    </w:p>
+    <w:p>
+      <w:pPr>
+        <w:pStyle w:val="BlockText"/>
+      </w:pPr>
+      <w:r>
+        <w:t xml:space="preserve">Validate architecture and design patterns across the documented</w:t>
+      </w:r>
+      <w:r>
+        <w:t xml:space="preserve"> </w:t>
+      </w:r>
+      <w:r>
+        <w:t xml:space="preserve">features. Cover the applicable architecture dimensions in the Phase 3</w:t>
+      </w:r>
+      <w:r>
+        <w:t xml:space="preserve"> </w:t>
+      </w:r>
+      <w:r>
+        <w:t xml:space="preserve">map set, extend or create only the smallest useful current documents,</w:t>
+      </w:r>
+      <w:r>
+        <w:t xml:space="preserve"> </w:t>
+      </w:r>
+      <w:r>
+        <w:t xml:space="preserve">and preserve evidence boundaries. Then perform the Phase 3.4 coverage</w:t>
+      </w:r>
+      <w:r>
+        <w:t xml:space="preserve"> </w:t>
+      </w:r>
+      <w:r>
+        <w:t xml:space="preserve">review. Do not refactor.</w:t>
+      </w:r>
+    </w:p>
+    <w:bookmarkEnd w:id="41"/>
+    <w:bookmarkStart w:id="42" w:name="X77f10070b4f09548c3631982c427515e3c7ab6d"/>
+    <w:p>
+      <w:pPr>
+        <w:pStyle w:val="Heading2"/>
+      </w:pPr>
+      <w:r>
+        <w:t xml:space="preserve">9.3.1 Reusable architecture-map pipeline</w:t>
+      </w:r>
+    </w:p>
+    <w:p>
+      <w:pPr>
+        <w:pStyle w:val="FirstParagraph"/>
+      </w:pPr>
+      <w:r>
+        <w:t xml:space="preserve">Use three separate tasks for every architecture map: create Draft,</w:t>
+      </w:r>
+      <w:r>
+        <w:t xml:space="preserve"> </w:t>
+      </w:r>
+      <w:r>
+        <w:t xml:space="preserve">perform a read-only review, then promote. Creation may update the</w:t>
+      </w:r>
+      <w:r>
+        <w:t xml:space="preserve"> </w:t>
+      </w:r>
+      <w:r>
+        <w:t xml:space="preserve">checkpoint only to authorize review of the same Draft. Review edits</w:t>
+      </w:r>
+      <w:r>
+        <w:t xml:space="preserve"> </w:t>
+      </w:r>
+      <w:r>
+        <w:t xml:space="preserve">nothing and returns Promote, Revise, or Blocked. Promotion changes</w:t>
+      </w:r>
+      <w:r>
+        <w:t xml:space="preserve"> </w:t>
+      </w:r>
+      <w:r>
+        <w:t xml:space="preserve">status/checkpoint only and must not perform substantive correction.</w:t>
+      </w:r>
+    </w:p>
+    <w:p>
+      <w:pPr>
+        <w:pStyle w:val="BodyText"/>
+      </w:pPr>
+      <w:r>
+        <w:t xml:space="preserve">Use an architecture manifest with order, ID, name, output path, focused</w:t>
+      </w:r>
+      <w:r>
+        <w:t xml:space="preserve"> </w:t>
+      </w:r>
+      <w:r>
+        <w:t xml:space="preserve">scope specification, and reviewed prerequisite. The self-routing create,</w:t>
+      </w:r>
+      <w:r>
+        <w:t xml:space="preserve"> </w:t>
+      </w:r>
+      <w:r>
+        <w:t xml:space="preserve">review, and promotion prompts should reject out-of-sequence work unless</w:t>
+      </w:r>
+      <w:r>
+        <w:t xml:space="preserve"> </w:t>
+      </w:r>
+      <w:r>
+        <w:t xml:space="preserve">explicit authorization is supplied, verify the checkpoint target, and</w:t>
+      </w:r>
+      <w:r>
+        <w:t xml:space="preserve"> </w:t>
+      </w:r>
+      <w:r>
+        <w:t xml:space="preserve">operate on exactly one manifest row. A local runner may be added for</w:t>
+      </w:r>
+      <w:r>
+        <w:t xml:space="preserve"> </w:t>
+      </w:r>
+      <w:r>
+        <w:t xml:space="preserve">convenience, but it is not required by the workflow.</w:t>
+      </w:r>
+    </w:p>
+    <w:p>
+      <w:pPr>
+        <w:pStyle w:val="BodyText"/>
+      </w:pPr>
+      <w:r>
+        <w:t xml:space="preserve">Focused scope specifications are a high-value reusable pattern because</w:t>
+      </w:r>
+      <w:r>
+        <w:t xml:space="preserve"> </w:t>
+      </w:r>
+      <w:r>
+        <w:t xml:space="preserve">they reduce broad repository scans. Each specification defines the</w:t>
+      </w:r>
+      <w:r>
+        <w:t xml:space="preserve"> </w:t>
+      </w:r>
+      <w:r>
+        <w:t xml:space="preserve">discovery question, required evidence, required content, evidence</w:t>
+      </w:r>
+      <w:r>
+        <w:t xml:space="preserve"> </w:t>
+      </w:r>
+      <w:r>
+        <w:t xml:space="preserve">limits, and explicit non-goals. The specification names should be</w:t>
+      </w:r>
+      <w:r>
+        <w:t xml:space="preserve"> </w:t>
+      </w:r>
+      <w:r>
+        <w:t xml:space="preserve">reusable; their concrete paths and project contracts must be adapted.</w:t>
+      </w:r>
+    </w:p>
+    <w:p>
+      <w:pPr>
+        <w:pStyle w:val="BodyText"/>
+      </w:pPr>
+      <w:r>
+        <w:t xml:space="preserve">Graph discovery is appropriate here for disputed or high-risk</w:t>
+      </w:r>
+      <w:r>
+        <w:t xml:space="preserve"> </w:t>
+      </w:r>
+      <w:r>
+        <w:t xml:space="preserve">relationships only. The create and review tasks must repeat that graph</w:t>
+      </w:r>
+      <w:r>
+        <w:t xml:space="preserve"> </w:t>
+      </w:r>
+      <w:r>
+        <w:t xml:space="preserve">output routes inspection but does not prove architecture.</w:t>
+      </w:r>
+    </w:p>
+    <w:bookmarkEnd w:id="42"/>
+    <w:bookmarkEnd w:id="43"/>
+    <w:bookmarkStart w:id="48" w:name="Xcf39934fedee24b041949d7d58ccbf8d49ffbee"/>
+    <w:p>
+      <w:pPr>
+        <w:pStyle w:val="Heading1"/>
+      </w:pPr>
+      <w:r>
+        <w:t xml:space="preserve">9.4 Phase 3.4 — Cross-feature architecture coverage gate</w:t>
+      </w:r>
+    </w:p>
+    <w:p>
+      <w:pPr>
+        <w:pStyle w:val="FirstParagraph"/>
+      </w:pPr>
+      <w:r>
+        <w:t xml:space="preserve">Goal: Confirm that every material cross-cutting concern is represented,</w:t>
+      </w:r>
+      <w:r>
+        <w:t xml:space="preserve"> </w:t>
+      </w:r>
+      <w:r>
+        <w:t xml:space="preserve">classified, and routed before owner questions, decision capture, or</w:t>
+      </w:r>
+      <w:r>
+        <w:t xml:space="preserve"> </w:t>
+      </w:r>
+      <w:r>
+        <w:t xml:space="preserve">implementation auditing begin.</w:t>
+      </w:r>
+    </w:p>
+    <w:p>
+      <w:pPr>
+        <w:pStyle w:val="BodyText"/>
+      </w:pPr>
+      <w:r>
+        <w:t xml:space="preserve">Use the reusable</w:t>
+      </w:r>
+      <w:r>
+        <w:t xml:space="preserve"> </w:t>
+      </w:r>
+      <w:r>
+        <w:rPr>
+          <w:rStyle w:val="VerbatimChar"/>
+        </w:rPr>
+        <w:t xml:space="preserve">architecture-coverage-review</w:t>
+      </w:r>
+      <w:r>
+        <w:t xml:space="preserve"> </w:t>
+      </w:r>
+      <w:r>
+        <w:t xml:space="preserve">skill and</w:t>
+      </w:r>
+      <w:r>
+        <w:t xml:space="preserve"> </w:t>
+      </w:r>
+      <w:r>
+        <w:rPr>
+          <w:rStyle w:val="VerbatimChar"/>
+        </w:rPr>
+        <w:t xml:space="preserve">checklists/cross-feature-architecture-coverage.md</w:t>
+      </w:r>
+      <w:r>
+        <w:t xml:space="preserve"> </w:t>
+      </w:r>
+      <w:r>
+        <w:t xml:space="preserve">when available.</w:t>
+      </w:r>
+    </w:p>
+    <w:bookmarkStart w:id="44" w:name="required-classifications"/>
+    <w:p>
+      <w:pPr>
+        <w:pStyle w:val="Heading2"/>
+      </w:pPr>
+      <w:r>
+        <w:t xml:space="preserve">Required classifications</w:t>
+      </w:r>
+    </w:p>
+    <w:tbl>
+      <w:tblPr>
+        <w:tblStyle w:val="Table"/>
+        <w:tblW w:type="auto" w:w="0"/>
+        <w:jc w:val="left"/>
+        <w:tblLook w:firstRow="1" w:lastRow="0" w:firstColumn="0" w:lastColumn="0" w:noHBand="0" w:noVBand="0" w:val="0020"/>
+      </w:tblPr>
+      <w:tblGrid>
+        <w:gridCol w:w="3960"/>
+        <w:gridCol w:w="3960"/>
+      </w:tblGrid>
+      <w:tr>
+        <w:trPr>
+          <w:tblHeader w:val="on"/>
+        </w:trPr>
+        <w:tc>
+          <w:tcPr/>
+          <w:p>
+            <w:pPr>
+              <w:pStyle w:val="Compact"/>
+              <w:jc w:val="left"/>
+            </w:pPr>
+            <w:r>
+              <w:rPr>
+                <w:b/>
+                <w:bCs/>
+              </w:rPr>
               <w:t xml:space="preserve">Classification</w:t>
             </w:r>
           </w:p>
@@ -5169,7 +5780,13 @@
         </w:numPr>
       </w:pPr>
       <w:r>
-        <w:t xml:space="preserve">whether it blocks Phase 3.5, implementation, protected work, runtime verification, or release;</w:t>
+        <w:t xml:space="preserve">whether it blocks Phase 3.5, implementation, protected work, runtime</w:t>
+      </w:r>
+      <w:r>
+        <w:t xml:space="preserve"> </w:t>
+      </w:r>
+      <w:r>
+        <w:t xml:space="preserve">verification, or release;</w:t>
       </w:r>
     </w:p>
     <w:p>
@@ -5184,8 +5801,8 @@
         <w:t xml:space="preserve">smallest safe next action.</w:t>
       </w:r>
     </w:p>
-    <w:bookmarkEnd w:id="40"/>
-    <w:bookmarkStart w:id="41" w:name="gate-rules"/>
+    <w:bookmarkEnd w:id="44"/>
+    <w:bookmarkStart w:id="45" w:name="gate-rules"/>
     <w:p>
       <w:pPr>
         <w:pStyle w:val="Heading2"/>
@@ -5203,7 +5820,19 @@
         </w:numPr>
       </w:pPr>
       <w:r>
-        <w:t xml:space="preserve">A missing current documentation home for a material concern blocks Phase 3 completion until the closest document is updated or a focused document is created.</w:t>
+        <w:t xml:space="preserve">A missing current documentation home for a material concern blocks</w:t>
+      </w:r>
+      <w:r>
+        <w:t xml:space="preserve"> </w:t>
+      </w:r>
+      <w:r>
+        <w:t xml:space="preserve">Phase 3 completion until the closest document is updated or a</w:t>
+      </w:r>
+      <w:r>
+        <w:t xml:space="preserve"> </w:t>
+      </w:r>
+      <w:r>
+        <w:t xml:space="preserve">focused document is created.</w:t>
       </w:r>
     </w:p>
     <w:p>
@@ -5215,7 +5844,13 @@
         </w:numPr>
       </w:pPr>
       <w:r>
-        <w:t xml:space="preserve">An owner-dependent ambiguity routes to Phase 3.5 as a concrete verification question tied to blocked work.</w:t>
+        <w:t xml:space="preserve">An owner-dependent ambiguity routes to Phase 3.5 as a concrete</w:t>
+      </w:r>
+      <w:r>
+        <w:t xml:space="preserve"> </w:t>
+      </w:r>
+      <w:r>
+        <w:t xml:space="preserve">verification question tied to blocked work.</w:t>
       </w:r>
     </w:p>
     <w:p>
@@ -5227,7 +5862,13 @@
         </w:numPr>
       </w:pPr>
       <w:r>
-        <w:t xml:space="preserve">A contradiction between an approved decision/current contract and source routes to Phase 3.6 for a no-edit audit.</w:t>
+        <w:t xml:space="preserve">A contradiction between an approved decision/current contract and</w:t>
+      </w:r>
+      <w:r>
+        <w:t xml:space="preserve"> </w:t>
+      </w:r>
+      <w:r>
+        <w:t xml:space="preserve">source routes to Phase 3.6 for a no-edit audit.</w:t>
       </w:r>
     </w:p>
     <w:p>
@@ -5254,7 +5895,13 @@
         <w:t xml:space="preserve"> </w:t>
       </w:r>
       <w:r>
-        <w:t xml:space="preserve">when the architecture map correctly records the boundary and next evidence layer.</w:t>
+        <w:t xml:space="preserve">when the architecture map correctly records the</w:t>
+      </w:r>
+      <w:r>
+        <w:t xml:space="preserve"> </w:t>
+      </w:r>
+      <w:r>
+        <w:t xml:space="preserve">boundary and next evidence layer.</w:t>
       </w:r>
     </w:p>
     <w:p>
@@ -5281,7 +5928,13 @@
         <w:t xml:space="preserve"> </w:t>
       </w:r>
       <w:r>
-        <w:t xml:space="preserve">concern does not require speculative implementation or an empty document.</w:t>
+        <w:t xml:space="preserve">concern does not require speculative implementation</w:t>
+      </w:r>
+      <w:r>
+        <w:t xml:space="preserve"> </w:t>
+      </w:r>
+      <w:r>
+        <w:t xml:space="preserve">or an empty document.</w:t>
       </w:r>
     </w:p>
     <w:p>
@@ -5308,7 +5961,13 @@
         <w:t xml:space="preserve"> </w:t>
       </w:r>
       <w:r>
-        <w:t xml:space="preserve">conclusion must state who or what authoritative scope supports it.</w:t>
+        <w:t xml:space="preserve">conclusion must state who or what authoritative</w:t>
+      </w:r>
+      <w:r>
+        <w:t xml:space="preserve"> </w:t>
+      </w:r>
+      <w:r>
+        <w:t xml:space="preserve">scope supports it.</w:t>
       </w:r>
     </w:p>
     <w:p>
@@ -5320,11 +5979,23 @@
         </w:numPr>
       </w:pPr>
       <w:r>
-        <w:t xml:space="preserve">Do not mark the gate complete while a material current claim is missing, duplicated inconsistently, or routed only through a historical document.</w:t>
-      </w:r>
-    </w:p>
-    <w:bookmarkEnd w:id="41"/>
-    <w:bookmarkStart w:id="42" w:name="living-review-question"/>
+        <w:t xml:space="preserve">Do not mark the gate complete while a material current claim is</w:t>
+      </w:r>
+      <w:r>
+        <w:t xml:space="preserve"> </w:t>
+      </w:r>
+      <w:r>
+        <w:t xml:space="preserve">missing, duplicated inconsistently, or routed only through a</w:t>
+      </w:r>
+      <w:r>
+        <w:t xml:space="preserve"> </w:t>
+      </w:r>
+      <w:r>
+        <w:t xml:space="preserve">historical document.</w:t>
+      </w:r>
+    </w:p>
+    <w:bookmarkEnd w:id="45"/>
+    <w:bookmarkStart w:id="46" w:name="living-review-question"/>
     <w:p>
       <w:pPr>
         <w:pStyle w:val="Heading2"/>
@@ -5346,7 +6017,13 @@
         <w:pStyle w:val="BlockText"/>
       </w:pPr>
       <w:r>
-        <w:t xml:space="preserve">Are there material cross-cutting architectural concerns that are not represented in this review?</w:t>
+        <w:t xml:space="preserve">Are there material cross-cutting architectural concerns that are not</w:t>
+      </w:r>
+      <w:r>
+        <w:t xml:space="preserve"> </w:t>
+      </w:r>
+      <w:r>
+        <w:t xml:space="preserve">represented in this review?</w:t>
       </w:r>
     </w:p>
     <w:p>
@@ -5366,7 +6043,13 @@
         </w:numPr>
       </w:pPr>
       <w:r>
-        <w:t xml:space="preserve">update the closest current architecture document, or create a focused document only when no suitable home exists;</w:t>
+        <w:t xml:space="preserve">update the closest current architecture document, or create a focused</w:t>
+      </w:r>
+      <w:r>
+        <w:t xml:space="preserve"> </w:t>
+      </w:r>
+      <w:r>
+        <w:t xml:space="preserve">document only when no suitable home exists;</w:t>
       </w:r>
     </w:p>
     <w:p>
@@ -5417,8 +6100,8 @@
         <w:t xml:space="preserve">route the document through the current context index.</w:t>
       </w:r>
     </w:p>
-    <w:bookmarkEnd w:id="42"/>
-    <w:bookmarkStart w:id="43" w:name="phase-3-quality-gate"/>
+    <w:bookmarkEnd w:id="46"/>
+    <w:bookmarkStart w:id="47" w:name="phase-3-quality-gate"/>
     <w:p>
       <w:pPr>
         <w:pStyle w:val="Heading2"/>
@@ -5444,7 +6127,13 @@
         </w:numPr>
       </w:pPr>
       <w:r>
-        <w:t xml:space="preserve">core and project-specific architecture concerns have current evidence homes;</w:t>
+        <w:t xml:space="preserve">core and project-specific architecture concerns have current evidence</w:t>
+      </w:r>
+      <w:r>
+        <w:t xml:space="preserve"> </w:t>
+      </w:r>
+      <w:r>
+        <w:t xml:space="preserve">homes;</w:t>
       </w:r>
     </w:p>
     <w:p>
@@ -5483,7 +6172,13 @@
         <w:t xml:space="preserve"> </w:t>
       </w:r>
       <w:r>
-        <w:t xml:space="preserve">items have owners and next evidence actions;</w:t>
+        <w:t xml:space="preserve">items have owners and next evidence</w:t>
+      </w:r>
+      <w:r>
+        <w:t xml:space="preserve"> </w:t>
+      </w:r>
+      <w:r>
+        <w:t xml:space="preserve">actions;</w:t>
       </w:r>
     </w:p>
     <w:p>
@@ -5519,7 +6214,13 @@
         </w:numPr>
       </w:pPr>
       <w:r>
-        <w:t xml:space="preserve">no empty or speculative documents were created solely to satisfy the checklist;</w:t>
+        <w:t xml:space="preserve">no empty or speculative documents were created solely to satisfy the</w:t>
+      </w:r>
+      <w:r>
+        <w:t xml:space="preserve"> </w:t>
+      </w:r>
+      <w:r>
+        <w:t xml:space="preserve">checklist;</w:t>
       </w:r>
     </w:p>
     <w:p>
@@ -5534,9 +6235,9 @@
         <w:t xml:space="preserve">the context index routes every new current architecture document.</w:t>
       </w:r>
     </w:p>
-    <w:bookmarkEnd w:id="43"/>
-    <w:bookmarkEnd w:id="44"/>
-    <w:bookmarkStart w:id="45" w:name="X69ffe2a3c5fb12f6845ff032bf6182b2784691a"/>
+    <w:bookmarkEnd w:id="47"/>
+    <w:bookmarkEnd w:id="48"/>
+    <w:bookmarkStart w:id="49" w:name="X33ae156802bcf1ea297d0eb82624121e74633b6"/>
     <w:p>
       <w:pPr>
         <w:pStyle w:val="Heading1"/>
@@ -5550,7 +6251,25 @@
         <w:pStyle w:val="FirstParagraph"/>
       </w:pPr>
       <w:r>
-        <w:t xml:space="preserve">Goal: Resolve only the questions surfaced by feature evidence, the Phase 3.4 coverage gate, a backlog, or current-source conflict that block a specific test, fix, refactor, protected change, bounded feature, runtime verification, or release action.</w:t>
+        <w:t xml:space="preserve">Goal: Resolve only the questions surfaced by feature evidence, the Phase</w:t>
+      </w:r>
+      <w:r>
+        <w:t xml:space="preserve"> </w:t>
+      </w:r>
+      <w:r>
+        <w:t xml:space="preserve">3.4 coverage gate, a backlog, or current-source conflict that block a</w:t>
+      </w:r>
+      <w:r>
+        <w:t xml:space="preserve"> </w:t>
+      </w:r>
+      <w:r>
+        <w:t xml:space="preserve">specific test, fix, refactor, protected change, bounded feature, runtime</w:t>
+      </w:r>
+      <w:r>
+        <w:t xml:space="preserve"> </w:t>
+      </w:r>
+      <w:r>
+        <w:t xml:space="preserve">verification, or release action.</w:t>
       </w:r>
     </w:p>
     <w:p>
@@ -5575,7 +6294,19 @@
         </w:numPr>
       </w:pPr>
       <w:r>
-        <w:t xml:space="preserve">Select a risk-backed area from the Phase 3.4 coverage review, backlog, defect, protected boundary, upcoming change, or meaningful test gap.</w:t>
+        <w:t xml:space="preserve">Select a risk-backed area from the Phase 3.4 coverage review,</w:t>
+      </w:r>
+      <w:r>
+        <w:t xml:space="preserve"> </w:t>
+      </w:r>
+      <w:r>
+        <w:t xml:space="preserve">backlog, defect, protected boundary, upcoming change, or meaningful</w:t>
+      </w:r>
+      <w:r>
+        <w:t xml:space="preserve"> </w:t>
+      </w:r>
+      <w:r>
+        <w:t xml:space="preserve">test gap.</w:t>
       </w:r>
     </w:p>
     <w:p>
@@ -5643,14 +6374,13 @@
     <w:tbl>
       <w:tblPr>
         <w:tblStyle w:val="Table"/>
-        <w:tblW w:type="pct" w:w="5000"/>
+        <w:tblW w:type="auto" w:w="0"/>
         <w:jc w:val="left"/>
-        <w:tblLayout w:type="fixed"/>
         <w:tblLook w:firstRow="1" w:lastRow="0" w:firstColumn="0" w:lastColumn="0" w:noHBand="0" w:noVBand="0" w:val="0020"/>
       </w:tblPr>
       <w:tblGrid>
-        <w:gridCol w:w="2310"/>
-        <w:gridCol w:w="5610"/>
+        <w:gridCol w:w="3960"/>
+        <w:gridCol w:w="3960"/>
       </w:tblGrid>
       <w:tr>
         <w:trPr>
@@ -5930,8 +6660,8 @@
         <w:t xml:space="preserve">blocked work, and safe next action. Do not answer by guessing.</w:t>
       </w:r>
     </w:p>
-    <w:bookmarkEnd w:id="45"/>
-    <w:bookmarkStart w:id="46" w:name="phase-3.6-no-edit-implementation-audit"/>
+    <w:bookmarkEnd w:id="49"/>
+    <w:bookmarkStart w:id="51" w:name="X4828311fe44a61d98212960cbea9525c428ec3c"/>
     <w:p>
       <w:pPr>
         <w:pStyle w:val="Heading1"/>
@@ -6058,15 +6788,14 @@
     <w:tbl>
       <w:tblPr>
         <w:tblStyle w:val="Table"/>
-        <w:tblW w:type="pct" w:w="5000"/>
+        <w:tblW w:type="auto" w:w="0"/>
         <w:jc w:val="left"/>
-        <w:tblLayout w:type="fixed"/>
         <w:tblLook w:firstRow="1" w:lastRow="0" w:firstColumn="0" w:lastColumn="0" w:noHBand="0" w:noVBand="0" w:val="0020"/>
       </w:tblPr>
       <w:tblGrid>
-        <w:gridCol w:w="1717"/>
-        <w:gridCol w:w="3816"/>
-        <w:gridCol w:w="2385"/>
+        <w:gridCol w:w="2640"/>
+        <w:gridCol w:w="2640"/>
+        <w:gridCol w:w="2640"/>
       </w:tblGrid>
       <w:tr>
         <w:trPr>
@@ -6458,14 +7187,13 @@
         <w:t xml:space="preserve">exactly one next action.</w:t>
       </w:r>
     </w:p>
-    <w:bookmarkEnd w:id="46"/>
-    <w:bookmarkStart w:id="49" w:name="phase-4-skills-system"/>
+    <w:bookmarkStart w:id="50" w:name="X05552b527a82fc8967bc8825d44887103b25978"/>
     <w:p>
       <w:pPr>
         <w:pStyle w:val="Heading2"/>
       </w:pPr>
       <w:r>
-        <w:t>11.1 Planning handoff after the no-edit audit</w:t>
+        <w:t xml:space="preserve">11.1 Planning handoff after the no-edit audit</w:t>
       </w:r>
     </w:p>
     <w:p>
@@ -6473,7 +7201,31 @@
         <w:pStyle w:val="FirstParagraph"/>
       </w:pPr>
       <w:r>
-        <w:t>After Phase 3.6, the repository normally contains the owner answers, reviewed architecture, the decision-to-source audit, classifications, checkpoint, agent policy, and reusable skills. At this point, stop switching to an external chat solely to generate increasingly detailed Codex prompts.</w:t>
+        <w:t xml:space="preserve">After Phase 3.6, the repository normally contains the owner answers,</w:t>
+      </w:r>
+      <w:r>
+        <w:t xml:space="preserve"> </w:t>
+      </w:r>
+      <w:r>
+        <w:t xml:space="preserve">reviewed architecture, the decision-to-source audit, classifications,</w:t>
+      </w:r>
+      <w:r>
+        <w:t xml:space="preserve"> </w:t>
+      </w:r>
+      <w:r>
+        <w:t xml:space="preserve">checkpoint, agent policy, and reusable skills. At this point, stop</w:t>
+      </w:r>
+      <w:r>
+        <w:t xml:space="preserve"> </w:t>
+      </w:r>
+      <w:r>
+        <w:t xml:space="preserve">switching to an external chat solely to generate increasingly detailed</w:t>
+      </w:r>
+      <w:r>
+        <w:t xml:space="preserve"> </w:t>
+      </w:r>
+      <w:r>
+        <w:t xml:space="preserve">provider-specific execution prompts.</w:t>
       </w:r>
     </w:p>
     <w:p>
@@ -6481,7 +7233,37 @@
         <w:pStyle w:val="BodyText"/>
       </w:pPr>
       <w:r>
-        <w:t>Use the repository agent for the next plan because it can inspect the current worktree, source, tests, reviewed contracts, and audit evidence directly. The planning task should select one authorized audit item and separate: already implemented, tests needed, behavior-preserving seam/refactor, new behavior, runtime/device evidence, deferred work, and blockers.</w:t>
+        <w:t xml:space="preserve">Use the repository agent for the next plan because it can inspect the</w:t>
+      </w:r>
+      <w:r>
+        <w:t xml:space="preserve"> </w:t>
+      </w:r>
+      <w:r>
+        <w:t xml:space="preserve">current worktree, source, tests, reviewed contracts, and audit evidence</w:t>
+      </w:r>
+      <w:r>
+        <w:t xml:space="preserve"> </w:t>
+      </w:r>
+      <w:r>
+        <w:t xml:space="preserve">directly. The planning task should select one authorized audit item and</w:t>
+      </w:r>
+      <w:r>
+        <w:t xml:space="preserve"> </w:t>
+      </w:r>
+      <w:r>
+        <w:t xml:space="preserve">separate: already implemented, tests needed, behavior-preserving</w:t>
+      </w:r>
+      <w:r>
+        <w:t xml:space="preserve"> </w:t>
+      </w:r>
+      <w:r>
+        <w:t xml:space="preserve">seam/refactor, new behavior, runtime/device evidence, deferred work, and</w:t>
+      </w:r>
+      <w:r>
+        <w:t xml:space="preserve"> </w:t>
+      </w:r>
+      <w:r>
+        <w:t xml:space="preserve">blockers.</w:t>
       </w:r>
     </w:p>
     <w:p>
@@ -6489,7 +7271,31 @@
         <w:pStyle w:val="BodyText"/>
       </w:pPr>
       <w:r>
-        <w:t>Approve the bounded plan when the task is material. Then use a fresh implementation session and a separate fresh review session. The implementation session follows the approved plan; the review session independently checks the governing contract, diff, tests, documentation impact, and stop condition.</w:t>
+        <w:t xml:space="preserve">Approve the bounded plan when the task is material. Then use a fresh</w:t>
+      </w:r>
+      <w:r>
+        <w:t xml:space="preserve"> </w:t>
+      </w:r>
+      <w:r>
+        <w:t xml:space="preserve">implementation session and a separate fresh review session. The</w:t>
+      </w:r>
+      <w:r>
+        <w:t xml:space="preserve"> </w:t>
+      </w:r>
+      <w:r>
+        <w:t xml:space="preserve">implementation session follows the approved plan; the review session</w:t>
+      </w:r>
+      <w:r>
+        <w:t xml:space="preserve"> </w:t>
+      </w:r>
+      <w:r>
+        <w:t xml:space="preserve">independently checks the governing contract, diff, tests, documentation</w:t>
+      </w:r>
+      <w:r>
+        <w:t xml:space="preserve"> </w:t>
+      </w:r>
+      <w:r>
+        <w:t xml:space="preserve">impact, and stop condition.</w:t>
       </w:r>
     </w:p>
     <w:p>
@@ -6497,7 +7303,25 @@
         <w:pStyle w:val="BodyText"/>
       </w:pPr>
       <w:r>
-        <w:t>Continue using an external general chat model only for unresolved owner/product decisions, cross-project workflow design, comparison of materially different strategies, or creation of a reusable policy/template that does not yet exist in the repository.</w:t>
+        <w:t xml:space="preserve">Continue using an external general chat model only for unresolved</w:t>
+      </w:r>
+      <w:r>
+        <w:t xml:space="preserve"> </w:t>
+      </w:r>
+      <w:r>
+        <w:t xml:space="preserve">owner/product decisions, cross-project workflow design, comparison of</w:t>
+      </w:r>
+      <w:r>
+        <w:t xml:space="preserve"> </w:t>
+      </w:r>
+      <w:r>
+        <w:t xml:space="preserve">materially different strategies, or creation of a reusable</w:t>
+      </w:r>
+      <w:r>
+        <w:t xml:space="preserve"> </w:t>
+      </w:r>
+      <w:r>
+        <w:t xml:space="preserve">policy/template that does not yet exist in the repository.</w:t>
       </w:r>
     </w:p>
     <w:p>
@@ -6505,9 +7329,36 @@
         <w:pStyle w:val="BodyText"/>
       </w:pPr>
       <w:r>
-        <w:t>Do not duplicate acceptance criteria, expected files, commands, or output format in a new chat prompt when the reviewed plan, skill, or checkpoint already owns them. A short execution envelope—authority, one scope, boundaries, verification, durable evidence, and stop condition—is sufficient.</w:t>
-      </w:r>
-    </w:p>
+        <w:t xml:space="preserve">Do not duplicate acceptance criteria, expected files, commands, or</w:t>
+      </w:r>
+      <w:r>
+        <w:t xml:space="preserve"> </w:t>
+      </w:r>
+      <w:r>
+        <w:t xml:space="preserve">output format in a new chat prompt when the reviewed plan, skill, or</w:t>
+      </w:r>
+      <w:r>
+        <w:t xml:space="preserve"> </w:t>
+      </w:r>
+      <w:r>
+        <w:t xml:space="preserve">checkpoint already owns them. A short execution envelope—authority, one</w:t>
+      </w:r>
+      <w:r>
+        <w:t xml:space="preserve"> </w:t>
+      </w:r>
+      <w:r>
+        <w:t xml:space="preserve">scope, boundaries, verification, durable evidence, and stop condition—is</w:t>
+      </w:r>
+      <w:r>
+        <w:t xml:space="preserve"> </w:t>
+      </w:r>
+      <w:r>
+        <w:t xml:space="preserve">sufficient.</w:t>
+      </w:r>
+    </w:p>
+    <w:bookmarkEnd w:id="50"/>
+    <w:bookmarkEnd w:id="51"/>
+    <w:bookmarkStart w:id="54" w:name="X6e9ceeac6909e434a06c4a1b41ab18b45c201e5"/>
     <w:p>
       <w:pPr>
         <w:pStyle w:val="Heading1"/>
@@ -6530,7 +7381,7 @@
         <w:t xml:space="preserve">behavior only after feature and architecture evidence exists.</w:t>
       </w:r>
     </w:p>
-    <w:bookmarkStart w:id="47" w:name="phase-4a-project-specific-skills"/>
+    <w:bookmarkStart w:id="52" w:name="phase-4a--project-specific-skills"/>
     <w:p>
       <w:pPr>
         <w:pStyle w:val="Heading2"/>
@@ -6627,8 +7478,8 @@
         <w:t xml:space="preserve">Feature planning</w:t>
       </w:r>
     </w:p>
-    <w:bookmarkEnd w:id="47"/>
-    <w:bookmarkStart w:id="48" w:name="Xe4eab1e9949622cb7e0b4eb0fba59622c8a8b98"/>
+    <w:bookmarkEnd w:id="52"/>
+    <w:bookmarkStart w:id="53" w:name="Xd0cb2bc5ab85a554b0350d7718d494830d3be72"/>
     <w:p>
       <w:pPr>
         <w:pStyle w:val="Heading2"/>
@@ -6744,9 +7595,9 @@
         <w:t xml:space="preserve">and review checklist.</w:t>
       </w:r>
     </w:p>
-    <w:bookmarkEnd w:id="48"/>
-    <w:bookmarkEnd w:id="49"/>
-    <w:bookmarkStart w:id="63" w:name="X85cc121b257a8e3a56425fbf626488f2b332ac7"/>
+    <w:bookmarkEnd w:id="53"/>
+    <w:bookmarkEnd w:id="54"/>
+    <w:bookmarkStart w:id="69" w:name="X9048dc5ed076cd8883fd7cf54ae22467c473309"/>
     <w:p>
       <w:pPr>
         <w:pStyle w:val="Heading1"/>
@@ -6801,7 +7652,7 @@
         <w:t xml:space="preserve">the project can establish it during safe setup.</w:t>
       </w:r>
     </w:p>
-    <w:bookmarkStart w:id="50" w:name="recommended-repository-topology"/>
+    <w:bookmarkStart w:id="55" w:name="X1b8f648807e1ae712960e2fe71188fd0e3d6d65"/>
     <w:p>
       <w:pPr>
         <w:pStyle w:val="Heading2"/>
@@ -7008,8 +7859,8 @@
         <w:t xml:space="preserve">└── pre-push</w:t>
       </w:r>
     </w:p>
-    <w:bookmarkEnd w:id="50"/>
-    <w:bookmarkStart w:id="51" w:name="authority-and-ownership-layers"/>
+    <w:bookmarkEnd w:id="55"/>
+    <w:bookmarkStart w:id="56" w:name="X7c61bd1e6e4ea04a0e659711802255364d8cb05"/>
     <w:p>
       <w:pPr>
         <w:pStyle w:val="Heading2"/>
@@ -7021,15 +7872,14 @@
     <w:tbl>
       <w:tblPr>
         <w:tblStyle w:val="Table"/>
-        <w:tblW w:type="pct" w:w="5000"/>
+        <w:tblW w:type="auto" w:w="0"/>
         <w:jc w:val="left"/>
-        <w:tblLayout w:type="fixed"/>
         <w:tblLook w:firstRow="1" w:lastRow="0" w:firstColumn="0" w:lastColumn="0" w:noHBand="0" w:noVBand="0" w:val="0020"/>
       </w:tblPr>
       <w:tblGrid>
-        <w:gridCol w:w="1614"/>
-        <w:gridCol w:w="3565"/>
-        <w:gridCol w:w="2740"/>
+        <w:gridCol w:w="2640"/>
+        <w:gridCol w:w="2640"/>
+        <w:gridCol w:w="2640"/>
       </w:tblGrid>
       <w:tr>
         <w:trPr>
@@ -7503,8 +8353,8 @@
         </w:tc>
       </w:tr>
     </w:tbl>
-    <w:bookmarkEnd w:id="51"/>
-    <w:bookmarkStart w:id="52" w:name="X83ecde5097340faf236c652fbaa0a0b1cacb556"/>
+    <w:bookmarkEnd w:id="56"/>
+    <w:bookmarkStart w:id="57" w:name="Xf7297933852a17424e0027fb37f72698edad152"/>
     <w:p>
       <w:pPr>
         <w:pStyle w:val="Heading2"/>
@@ -7655,8 +8505,8 @@
         <w:t xml:space="preserve">refresh behavior. Do not copy these automatically into every repository.</w:t>
       </w:r>
     </w:p>
-    <w:bookmarkEnd w:id="52"/>
-    <w:bookmarkStart w:id="53" w:name="skill-package-and-naming-conventions"/>
+    <w:bookmarkEnd w:id="57"/>
+    <w:bookmarkStart w:id="58" w:name="Xcc16abbf9461ab81bdddafddc8099e0d3ba44ba"/>
     <w:p>
       <w:pPr>
         <w:pStyle w:val="Heading2"/>
@@ -7784,8 +8634,8 @@
         <w:t xml:space="preserve">mandatory repository policy.</w:t>
       </w:r>
     </w:p>
-    <w:bookmarkEnd w:id="53"/>
-    <w:bookmarkStart w:id="54" w:name="documentation-impact-workflow"/>
+    <w:bookmarkEnd w:id="58"/>
+    <w:bookmarkStart w:id="59" w:name="X402c899b1a32bacc0f9a2ec4ad9319c062444b3"/>
     <w:p>
       <w:pPr>
         <w:pStyle w:val="Heading2"/>
@@ -7871,25 +8721,13 @@
         <w:pStyle w:val="BodyText"/>
       </w:pPr>
       <w:r>
-        <w:t xml:space="preserve">NO_DOCUMENTATION_IMPACT</w:t>
-      </w:r>
-      <w:r>
-        <w:t xml:space="preserve"> </w:t>
-      </w:r>
-      <w:r>
-        <w:t xml:space="preserve">DOCUMENTATION_REVIEW_REQUIRED</w:t>
-      </w:r>
-      <w:r>
-        <w:t xml:space="preserve"> </w:t>
-      </w:r>
-      <w:r>
-        <w:t xml:space="preserve">DOCUMENTATION_UPDATE_REQUIRED</w:t>
-      </w:r>
-      <w:r>
-        <w:t xml:space="preserve"> </w:t>
-      </w:r>
-      <w:r>
-        <w:t xml:space="preserve">NEEDS_VERIFICATION</w:t>
+        <w:t xml:space="preserve">NO_DOCUMENTATION_IMPACT DOCUMENTATION_REVIEW_REQUIRED</w:t>
+      </w:r>
+      <w:r>
+        <w:t xml:space="preserve"> </w:t>
+      </w:r>
+      <w:r>
+        <w:t xml:space="preserve">DOCUMENTATION_UPDATE_REQUIRED NEEDS_VERIFICATION</w:t>
       </w:r>
     </w:p>
     <w:p>
@@ -7905,13 +8743,13 @@
         <w:pStyle w:val="BodyText"/>
       </w:pPr>
       <w:r>
-        <w:t xml:space="preserve">Are the selected current documents accurate, evidenced, current,</w:t>
-      </w:r>
-      <w:r>
-        <w:t xml:space="preserve"> </w:t>
-      </w:r>
-      <w:r>
-        <w:t xml:space="preserve">linked correctly, and safe to reuse?</w:t>
+        <w:t xml:space="preserve">Are the selected current documents accurate, evidenced, current, linked</w:t>
+      </w:r>
+      <w:r>
+        <w:t xml:space="preserve"> </w:t>
+      </w:r>
+      <w:r>
+        <w:t xml:space="preserve">correctly, and safe to reuse?</w:t>
       </w:r>
     </w:p>
     <w:p>
@@ -7935,13 +8773,7 @@
         <w:pStyle w:val="BodyText"/>
       </w:pPr>
       <w:r>
-        <w:t xml:space="preserve">Should identified documentation changes or follow-up work</w:t>
-      </w:r>
-      <w:r>
-        <w:t xml:space="preserve"> </w:t>
-      </w:r>
-      <w:r>
-        <w:t xml:space="preserve">proceed?</w:t>
+        <w:t xml:space="preserve">Should identified documentation changes or follow-up work proceed?</w:t>
       </w:r>
     </w:p>
     <w:p>
@@ -7949,13 +8781,7 @@
         <w:pStyle w:val="BodyText"/>
       </w:pPr>
       <w:r>
-        <w:t xml:space="preserve">approved update, accepted no-edit result, explicit follow-up, or</w:t>
-      </w:r>
-      <w:r>
-        <w:t xml:space="preserve"> </w:t>
-      </w:r>
-      <w:r>
-        <w:t xml:space="preserve">stop</w:t>
+        <w:t xml:space="preserve">approved update, accepted no-edit result, explicit follow-up, or stop</w:t>
       </w:r>
     </w:p>
     <w:p>
@@ -8019,8 +8845,8 @@
         <w:t xml:space="preserve">bounded review actually occurred.</w:t>
       </w:r>
     </w:p>
-    <w:bookmarkEnd w:id="54"/>
-    <w:bookmarkStart w:id="55" w:name="planning-and-completion-contracts"/>
+    <w:bookmarkEnd w:id="59"/>
+    <w:bookmarkStart w:id="60" w:name="Xb26284b7a842f924945b4ac42f32102bba55fad"/>
     <w:p>
       <w:pPr>
         <w:pStyle w:val="Heading2"/>
@@ -8081,8 +8907,8 @@
         <w:t xml:space="preserve">effective even when a client has no reliable lifecycle-hook mechanism.</w:t>
       </w:r>
     </w:p>
-    <w:bookmarkEnd w:id="55"/>
-    <w:bookmarkStart w:id="58" w:name="X69fa2e3516f19908236d7135333cee99247114b"/>
+    <w:bookmarkEnd w:id="60"/>
+    <w:bookmarkStart w:id="63" w:name="X51218b796f700993e238527e67f329da5862dc6"/>
     <w:p>
       <w:pPr>
         <w:pStyle w:val="Heading2"/>
@@ -8114,15 +8940,14 @@
     <w:tbl>
       <w:tblPr>
         <w:tblStyle w:val="Table"/>
-        <w:tblW w:type="pct" w:w="5000"/>
+        <w:tblW w:type="auto" w:w="0"/>
         <w:jc w:val="left"/>
-        <w:tblLayout w:type="fixed"/>
         <w:tblLook w:firstRow="1" w:lastRow="0" w:firstColumn="0" w:lastColumn="0" w:noHBand="0" w:noVBand="0" w:val="0020"/>
       </w:tblPr>
       <w:tblGrid>
-        <w:gridCol w:w="1360"/>
-        <w:gridCol w:w="3415"/>
-        <w:gridCol w:w="3143"/>
+        <w:gridCol w:w="2640"/>
+        <w:gridCol w:w="2640"/>
+        <w:gridCol w:w="2640"/>
       </w:tblGrid>
       <w:tr>
         <w:trPr>
@@ -8421,7 +9246,7 @@
         <w:t xml:space="preserve">must never depend only on a proprietary client hook.</w:t>
       </w:r>
     </w:p>
-    <w:bookmarkStart w:id="56" w:name="everyday-prompt-ergonomics"/>
+    <w:bookmarkStart w:id="61" w:name="Xde6a6e74b9f90bfd9c23f821e111251cd224efa"/>
     <w:p>
       <w:pPr>
         <w:pStyle w:val="Heading3"/>
@@ -8473,25 +9298,13 @@
         <w:pStyle w:val="BodyText"/>
       </w:pPr>
       <w:r>
-        <w:t xml:space="preserve">Example normal prompt:</w:t>
-      </w:r>
-      <w:r>
-        <w:t xml:space="preserve"> </w:t>
-      </w:r>
-      <w:r>
-        <w:t xml:space="preserve">“</w:t>
-      </w:r>
-      <w:r>
-        <w:t xml:space="preserve">Fix the locale persistence bug and add focused</w:t>
-      </w:r>
-      <w:r>
-        <w:t xml:space="preserve"> </w:t>
-      </w:r>
-      <w:r>
-        <w:t xml:space="preserve">regression coverage.</w:t>
-      </w:r>
-      <w:r>
-        <w:t xml:space="preserve">”</w:t>
+        <w:t xml:space="preserve">Example normal prompt: “Fix the locale persistence bug and add focused</w:t>
+      </w:r>
+      <w:r>
+        <w:t xml:space="preserve"> </w:t>
+      </w:r>
+      <w:r>
+        <w:t xml:space="preserve">regression coverage.”</w:t>
       </w:r>
     </w:p>
     <w:p>
@@ -8540,8 +9353,8 @@
         <w:t xml:space="preserve">publishing Stage 1, pre-push, and CI remain fallback layers.</w:t>
       </w:r>
     </w:p>
-    <w:bookmarkEnd w:id="56"/>
-    <w:bookmarkStart w:id="57" w:name="Xab4f4578bea8fc3a680f532d2101bc8ee420399"/>
+    <w:bookmarkEnd w:id="61"/>
+    <w:bookmarkStart w:id="62" w:name="Xdfa2c2d2b0a911bbf56ddb028960fe2c4eb1e59"/>
     <w:p>
       <w:pPr>
         <w:pStyle w:val="Heading3"/>
@@ -8708,9 +9521,9 @@
         <w:t xml:space="preserve">authorization.</w:t>
       </w:r>
     </w:p>
-    <w:bookmarkEnd w:id="57"/>
-    <w:bookmarkEnd w:id="58"/>
-    <w:bookmarkStart w:id="59" w:name="X4281b5c2b5ceac6d1543dc60ba4c2f7e38d0a31"/>
+    <w:bookmarkEnd w:id="62"/>
+    <w:bookmarkEnd w:id="63"/>
+    <w:bookmarkStart w:id="64" w:name="X60e221924ddbdf281659c69aef32030e1664ee1"/>
     <w:p>
       <w:pPr>
         <w:pStyle w:val="Heading2"/>
@@ -8722,15 +9535,14 @@
     <w:tbl>
       <w:tblPr>
         <w:tblStyle w:val="Table"/>
-        <w:tblW w:type="pct" w:w="5000"/>
+        <w:tblW w:type="auto" w:w="0"/>
         <w:jc w:val="left"/>
-        <w:tblLayout w:type="fixed"/>
         <w:tblLook w:firstRow="1" w:lastRow="0" w:firstColumn="0" w:lastColumn="0" w:noHBand="0" w:noVBand="0" w:val="0020"/>
       </w:tblPr>
       <w:tblGrid>
-        <w:gridCol w:w="565"/>
-        <w:gridCol w:w="4400"/>
-        <w:gridCol w:w="2954"/>
+        <w:gridCol w:w="2640"/>
+        <w:gridCol w:w="2640"/>
+        <w:gridCol w:w="2640"/>
       </w:tblGrid>
       <w:tr>
         <w:trPr>
@@ -9092,8 +9904,8 @@
         <w:t xml:space="preserve">alone is never a publication gate.</w:t>
       </w:r>
     </w:p>
-    <w:bookmarkEnd w:id="59"/>
-    <w:bookmarkStart w:id="60" w:name="two-stage-explicit-publishing"/>
+    <w:bookmarkEnd w:id="64"/>
+    <w:bookmarkStart w:id="65" w:name="Xbdd9549fdcd40a2ae9bbb86c41ac86ebc5cb257"/>
     <w:p>
       <w:pPr>
         <w:pStyle w:val="Heading2"/>
@@ -9190,8 +10002,8 @@
         <w:t xml:space="preserve">auto-merge, and never store credentials in skills or descriptions.</w:t>
       </w:r>
     </w:p>
-    <w:bookmarkEnd w:id="60"/>
-    <w:bookmarkStart w:id="61" w:name="vendor-and-adapter-conventions"/>
+    <w:bookmarkEnd w:id="65"/>
+    <w:bookmarkStart w:id="66" w:name="Xc2f13c06e207da801aba9c4102464aadb6f63f9"/>
     <w:p>
       <w:pPr>
         <w:pStyle w:val="Heading2"/>
@@ -9307,14 +10119,14 @@
         <w:t xml:space="preserve">Do not import or expose every available upstream skill.</w:t>
       </w:r>
     </w:p>
-    <w:bookmarkEnd w:id="61"/>
-    <w:bookmarkStart w:id="62" w:name="adoption-rule-for-future-projects"/>
+    <w:bookmarkEnd w:id="66"/>
+    <w:bookmarkStart w:id="67" w:name="X62d8b4b032fe7226b57f97e0eed5d44a47ab239"/>
     <w:p>
       <w:pPr>
         <w:pStyle w:val="Heading2"/>
       </w:pPr>
       <w:r>
-        <w:t>13.11 Reusable documentation automation package</w:t>
+        <w:t xml:space="preserve">13.11 Reusable documentation workflow package</w:t>
       </w:r>
     </w:p>
     <w:p>
@@ -9322,47 +10134,19 @@
         <w:pStyle w:val="FirstParagraph"/>
       </w:pPr>
       <w:r>
-        <w:t>The following artifacts are reusable patterns and may be copied as a starter kit when the receiving repository adopts the same directory contract:</w:t>
-      </w:r>
-    </w:p>
-    <w:p>
-      <w:pPr>
-        <w:pStyle w:val="Compact"/>
-      </w:pPr>
-      <w:r>
-        <w:t>Foundation phase runner plus one-document create/review templates.</w:t>
-      </w:r>
-    </w:p>
-    <w:p>
-      <w:pPr>
-        <w:pStyle w:val="Compact"/>
-      </w:pPr>
-      <w:r>
-        <w:t>Feature-document manifest, creation template, review template, and guarded runner.</w:t>
-      </w:r>
-    </w:p>
-    <w:p>
-      <w:pPr>
-        <w:pStyle w:val="Compact"/>
-      </w:pPr>
-      <w:r>
-        <w:t>Architecture-map manifest, focused scope specifications, create/read-only-review/promotion templates, and checkpoint-aware runner.</w:t>
-      </w:r>
-    </w:p>
-    <w:p>
-      <w:pPr>
-        <w:pStyle w:val="Compact"/>
-      </w:pPr>
-      <w:r>
-        <w:t>Documentation checkpoint format and status vocabulary.</w:t>
-      </w:r>
-    </w:p>
-    <w:p>
-      <w:pPr>
-        <w:pStyle w:val="Compact"/>
-      </w:pPr>
-      <w:r>
-        <w:t>Graph discovery usage policy stating that generated relationships are routing aids only.</w:t>
+        <w:t xml:space="preserve">The following artifacts are reusable patterns and may be copied as a</w:t>
+      </w:r>
+      <w:r>
+        <w:t xml:space="preserve"> </w:t>
+      </w:r>
+      <w:r>
+        <w:t xml:space="preserve">starter kit when the receiving repository adopts the same directory</w:t>
+      </w:r>
+      <w:r>
+        <w:t xml:space="preserve"> </w:t>
+      </w:r>
+      <w:r>
+        <w:t xml:space="preserve">contract:</w:t>
       </w:r>
     </w:p>
     <w:p>
@@ -9370,7 +10154,13 @@
         <w:pStyle w:val="BodyText"/>
       </w:pPr>
       <w:r>
-        <w:t>Copy-as-is is appropriate only for truly platform-neutral policy text and shell mechanics whose paths and command dependencies match the new repository. In most projects, copy the files as a baseline commit and immediately adapt repository paths, platform terminology, authority documents, model invocation, status parsing, test commands, and allowed-change rules.</w:t>
+        <w:t xml:space="preserve">Foundation one-document create/read-only-review/promotion prompts,</w:t>
+      </w:r>
+      <w:r>
+        <w:t xml:space="preserve"> </w:t>
+      </w:r>
+      <w:r>
+        <w:t xml:space="preserve">including MODULES.</w:t>
       </w:r>
     </w:p>
     <w:p>
@@ -9378,7 +10168,7 @@
         <w:pStyle w:val="BodyText"/>
       </w:pPr>
       <w:r>
-        <w:t>Never copy these as universal project facts: feature manifests, architecture ordering, graph override rows, source paths, product contracts, test counts, reviewed revisions, checkpoint state, or model/provider defaults. These are project-specific and must be regenerated or edited from evidence.</w:t>
+        <w:t xml:space="preserve">Feature-document manifest plus self-routing creation and review prompts.</w:t>
       </w:r>
     </w:p>
     <w:p>
@@ -9386,15 +10176,141 @@
         <w:pStyle w:val="BodyText"/>
       </w:pPr>
       <w:r>
-        <w:t>Prefer a small reusable package over prompts pasted from chat history. Version it, review changes to it like code, and let runners render the current task from repository state.</w:t>
-      </w:r>
-    </w:p>
+        <w:t xml:space="preserve">Architecture-map manifest, focused scope specifications, and</w:t>
+      </w:r>
+      <w:r>
+        <w:t xml:space="preserve"> </w:t>
+      </w:r>
+      <w:r>
+        <w:t xml:space="preserve">self-routing create/read-only-review/promotion prompts.</w:t>
+      </w:r>
+    </w:p>
+    <w:p>
+      <w:pPr>
+        <w:pStyle w:val="BodyText"/>
+      </w:pPr>
+      <w:r>
+        <w:t xml:space="preserve">Documentation checkpoint format and status vocabulary.</w:t>
+      </w:r>
+    </w:p>
+    <w:p>
+      <w:pPr>
+        <w:pStyle w:val="BodyText"/>
+      </w:pPr>
+      <w:r>
+        <w:t xml:space="preserve">Graph discovery usage policy stating that generated relationships are</w:t>
+      </w:r>
+      <w:r>
+        <w:t xml:space="preserve"> </w:t>
+      </w:r>
+      <w:r>
+        <w:t xml:space="preserve">routing aids only.</w:t>
+      </w:r>
+    </w:p>
+    <w:p>
+      <w:pPr>
+        <w:pStyle w:val="BodyText"/>
+      </w:pPr>
+      <w:r>
+        <w:t xml:space="preserve">Copy-as-is is appropriate only for truly platform-neutral policy text</w:t>
+      </w:r>
+      <w:r>
+        <w:t xml:space="preserve"> </w:t>
+      </w:r>
+      <w:r>
+        <w:t xml:space="preserve">whose directory contract matches the new repository. In most projects,</w:t>
+      </w:r>
+      <w:r>
+        <w:t xml:space="preserve"> </w:t>
+      </w:r>
+      <w:r>
+        <w:t xml:space="preserve">copy the files as a baseline commit and immediately adapt repository</w:t>
+      </w:r>
+      <w:r>
+        <w:t xml:space="preserve"> </w:t>
+      </w:r>
+      <w:r>
+        <w:t xml:space="preserve">paths, platform terminology, authority documents, status vocabulary,</w:t>
+      </w:r>
+      <w:r>
+        <w:t xml:space="preserve"> </w:t>
+      </w:r>
+      <w:r>
+        <w:t xml:space="preserve">test commands, and allowed-change rules.</w:t>
+      </w:r>
+    </w:p>
+    <w:p>
+      <w:pPr>
+        <w:pStyle w:val="BodyText"/>
+      </w:pPr>
+      <w:r>
+        <w:t xml:space="preserve">Never copy these as universal project facts: feature manifests,</w:t>
+      </w:r>
+      <w:r>
+        <w:t xml:space="preserve"> </w:t>
+      </w:r>
+      <w:r>
+        <w:t xml:space="preserve">architecture ordering, graph override rows, source paths, product</w:t>
+      </w:r>
+      <w:r>
+        <w:t xml:space="preserve"> </w:t>
+      </w:r>
+      <w:r>
+        <w:t xml:space="preserve">contracts, test counts, reviewed revisions, checkpoint state, or</w:t>
+      </w:r>
+      <w:r>
+        <w:t xml:space="preserve"> </w:t>
+      </w:r>
+      <w:r>
+        <w:t xml:space="preserve">provider/client defaults. These are project-specific and must be</w:t>
+      </w:r>
+      <w:r>
+        <w:t xml:space="preserve"> </w:t>
+      </w:r>
+      <w:r>
+        <w:t xml:space="preserve">regenerated or edited from evidence.</w:t>
+      </w:r>
+    </w:p>
+    <w:p>
+      <w:pPr>
+        <w:pStyle w:val="BodyText"/>
+      </w:pPr>
+      <w:r>
+        <w:t xml:space="preserve">Prefer a small reusable package over prompts pasted from chat history.</w:t>
+      </w:r>
+      <w:r>
+        <w:t xml:space="preserve"> </w:t>
+      </w:r>
+      <w:r>
+        <w:t xml:space="preserve">Version it, review changes to it like code, and let the checked-in</w:t>
+      </w:r>
+      <w:r>
+        <w:t xml:space="preserve"> </w:t>
+      </w:r>
+      <w:r>
+        <w:t xml:space="preserve">prompts resolve the current task from repository state. Optional scripts</w:t>
+      </w:r>
+      <w:r>
+        <w:t xml:space="preserve"> </w:t>
+      </w:r>
+      <w:r>
+        <w:t xml:space="preserve">or client adapters should remain thin convenience layers around that</w:t>
+      </w:r>
+      <w:r>
+        <w:t xml:space="preserve"> </w:t>
+      </w:r>
+      <w:r>
+        <w:t xml:space="preserve">contract.</w:t>
+      </w:r>
+    </w:p>
+    <w:bookmarkEnd w:id="67"/>
+    <w:bookmarkStart w:id="68" w:name="Xb176008181163dec0ae8062127350cd2a903eec"/>
     <w:p>
       <w:pPr>
         <w:pStyle w:val="Heading2"/>
       </w:pPr>
       <w:r>
-        <w:t>13.12 Adoption rule for future projects</w:t>
+        <w:t xml:space="preserve">13.12 Adoption rule for future projects</w:t>
       </w:r>
     </w:p>
     <w:p>
@@ -9414,14 +10330,13 @@
     <w:tbl>
       <w:tblPr>
         <w:tblStyle w:val="Table"/>
-        <w:tblW w:type="pct" w:w="5000"/>
+        <w:tblW w:type="auto" w:w="0"/>
         <w:jc w:val="left"/>
-        <w:tblLayout w:type="fixed"/>
         <w:tblLook w:firstRow="1" w:lastRow="0" w:firstColumn="0" w:lastColumn="0" w:noHBand="0" w:noVBand="0" w:val="0020"/>
       </w:tblPr>
       <w:tblGrid>
-        <w:gridCol w:w="3978"/>
-        <w:gridCol w:w="3941"/>
+        <w:gridCol w:w="3960"/>
+        <w:gridCol w:w="3960"/>
       </w:tblGrid>
       <w:tr>
         <w:trPr>
@@ -9501,9 +10416,9 @@
         <w:t xml:space="preserve">largest possible skill catalog.</w:t>
       </w:r>
     </w:p>
-    <w:bookmarkEnd w:id="62"/>
-    <w:bookmarkEnd w:id="63"/>
-    <w:bookmarkStart w:id="64" w:name="phase-5-expanded-testing-safety-net"/>
+    <w:bookmarkEnd w:id="68"/>
+    <w:bookmarkEnd w:id="69"/>
+    <w:bookmarkStart w:id="70" w:name="X222c5fe3431d0a7e68717a4123418403718badb"/>
     <w:p>
       <w:pPr>
         <w:pStyle w:val="Heading1"/>
@@ -9607,14 +10522,13 @@
     <w:tbl>
       <w:tblPr>
         <w:tblStyle w:val="Table"/>
-        <w:tblW w:type="pct" w:w="5000"/>
+        <w:tblW w:type="auto" w:w="0"/>
         <w:jc w:val="left"/>
-        <w:tblLayout w:type="fixed"/>
         <w:tblLook w:firstRow="1" w:lastRow="0" w:firstColumn="0" w:lastColumn="0" w:noHBand="0" w:noVBand="0" w:val="0020"/>
       </w:tblPr>
       <w:tblGrid>
-        <w:gridCol w:w="3526"/>
-        <w:gridCol w:w="4393"/>
+        <w:gridCol w:w="3960"/>
+        <w:gridCol w:w="3960"/>
       </w:tblGrid>
       <w:tr>
         <w:trPr>
@@ -9674,19 +10588,7 @@
               <w:jc w:val="left"/>
             </w:pPr>
             <w:r>
-              <w:t xml:space="preserve">The phase number says</w:t>
-            </w:r>
-            <w:r>
-              <w:t xml:space="preserve"> </w:t>
-            </w:r>
-            <w:r>
-              <w:t xml:space="preserve">“</w:t>
-            </w:r>
-            <w:r>
-              <w:t xml:space="preserve">add more tests.</w:t>
-            </w:r>
-            <w:r>
-              <w:t xml:space="preserve">”</w:t>
+              <w:t xml:space="preserve">The phase number says “add more tests.”</w:t>
             </w:r>
           </w:p>
         </w:tc>
@@ -9796,8 +10698,8 @@
         <w:t xml:space="preserve">before adding dependencies or production seams.</w:t>
       </w:r>
     </w:p>
-    <w:bookmarkEnd w:id="64"/>
-    <w:bookmarkStart w:id="65" w:name="phase-6-controlled-refactoring"/>
+    <w:bookmarkEnd w:id="70"/>
+    <w:bookmarkStart w:id="71" w:name="X2f8d993a60745a5f64905d284ba73cdc7b030fe"/>
     <w:p>
       <w:pPr>
         <w:pStyle w:val="Heading1"/>
@@ -9900,8 +10802,8 @@
         <w:t xml:space="preserve">before editing, and explain risks. Preserve public behavior.</w:t>
       </w:r>
     </w:p>
-    <w:bookmarkEnd w:id="65"/>
-    <w:bookmarkStart w:id="66" w:name="X3ef3f79cd3c5c22f43ccf4130607d9b5e8ea148"/>
+    <w:bookmarkEnd w:id="71"/>
+    <w:bookmarkStart w:id="72" w:name="X6566a536f04b6cc9db3f68160dfef572e3fd0fe"/>
     <w:p>
       <w:pPr>
         <w:pStyle w:val="Heading1"/>
@@ -10027,8 +10929,8 @@
         <w:t xml:space="preserve">and safest implementation option before coding.</w:t>
       </w:r>
     </w:p>
-    <w:bookmarkEnd w:id="66"/>
-    <w:bookmarkStart w:id="69" w:name="X59c54510f6f9fca0595f654d56f2860ceea6cc2"/>
+    <w:bookmarkEnd w:id="72"/>
+    <w:bookmarkStart w:id="75" w:name="X17f2484aa2d71ba61381d54079ac70c6996e922"/>
     <w:p>
       <w:pPr>
         <w:pStyle w:val="Heading1"/>
@@ -10051,7 +10953,7 @@
         <w:t xml:space="preserve">effects are explicit.</w:t>
       </w:r>
     </w:p>
-    <w:bookmarkStart w:id="67" w:name="review-the-diff-not-the-whole-project"/>
+    <w:bookmarkStart w:id="73" w:name="review-the-diff-not-the-whole-project"/>
     <w:p>
       <w:pPr>
         <w:pStyle w:val="Heading2"/>
@@ -10139,8 +11041,8 @@
         <w:t xml:space="preserve">output.</w:t>
       </w:r>
     </w:p>
-    <w:bookmarkEnd w:id="67"/>
-    <w:bookmarkStart w:id="68" w:name="explicit-publish-model"/>
+    <w:bookmarkEnd w:id="73"/>
+    <w:bookmarkStart w:id="74" w:name="explicit-publish-model"/>
     <w:p>
       <w:pPr>
         <w:pStyle w:val="Heading2"/>
@@ -10152,14 +11054,13 @@
     <w:tbl>
       <w:tblPr>
         <w:tblStyle w:val="Table"/>
-        <w:tblW w:type="pct" w:w="5000"/>
+        <w:tblW w:type="auto" w:w="0"/>
         <w:jc w:val="left"/>
-        <w:tblLayout w:type="fixed"/>
         <w:tblLook w:firstRow="1" w:lastRow="0" w:firstColumn="0" w:lastColumn="0" w:noHBand="0" w:noVBand="0" w:val="0020"/>
       </w:tblPr>
       <w:tblGrid>
-        <w:gridCol w:w="1159"/>
-        <w:gridCol w:w="6760"/>
+        <w:gridCol w:w="3960"/>
+        <w:gridCol w:w="3960"/>
       </w:tblGrid>
       <w:tr>
         <w:trPr>
@@ -10453,9 +11354,9 @@
         <w:t xml:space="preserve">tight file and line ranges.</w:t>
       </w:r>
     </w:p>
-    <w:bookmarkEnd w:id="68"/>
-    <w:bookmarkEnd w:id="69"/>
-    <w:bookmarkStart w:id="70" w:name="Xd9ca9c9efc83dd2a951d945e94abf08d28d087e"/>
+    <w:bookmarkEnd w:id="74"/>
+    <w:bookmarkEnd w:id="75"/>
+    <w:bookmarkStart w:id="76" w:name="Xf6452f059f776729383b99ec244f17b74726d52"/>
     <w:p>
       <w:pPr>
         <w:pStyle w:val="Heading1"/>
@@ -10582,14 +11483,13 @@
     <w:tbl>
       <w:tblPr>
         <w:tblStyle w:val="Table"/>
-        <w:tblW w:type="pct" w:w="5000"/>
+        <w:tblW w:type="auto" w:w="0"/>
         <w:jc w:val="left"/>
-        <w:tblLayout w:type="fixed"/>
         <w:tblLook w:firstRow="1" w:lastRow="0" w:firstColumn="0" w:lastColumn="0" w:noHBand="0" w:noVBand="0" w:val="0020"/>
       </w:tblPr>
       <w:tblGrid>
-        <w:gridCol w:w="1812"/>
-        <w:gridCol w:w="6107"/>
+        <w:gridCol w:w="3960"/>
+        <w:gridCol w:w="3960"/>
       </w:tblGrid>
       <w:tr>
         <w:trPr>
@@ -10817,8 +11717,8 @@
         <w:t xml:space="preserve">plan is approved.</w:t>
       </w:r>
     </w:p>
-    <w:bookmarkEnd w:id="70"/>
-    <w:bookmarkStart w:id="72" w:name="platform-mapping-android-and-ios"/>
+    <w:bookmarkEnd w:id="76"/>
+    <w:bookmarkStart w:id="78" w:name="X4b3b2f523fef0b67f2bd0cda22e6b401b413795"/>
     <w:p>
       <w:pPr>
         <w:pStyle w:val="Heading1"/>
@@ -10844,15 +11744,14 @@
     <w:tbl>
       <w:tblPr>
         <w:tblStyle w:val="Table"/>
-        <w:tblW w:type="pct" w:w="5000"/>
+        <w:tblW w:type="auto" w:w="0"/>
         <w:jc w:val="left"/>
-        <w:tblLayout w:type="fixed"/>
         <w:tblLook w:firstRow="1" w:lastRow="0" w:firstColumn="0" w:lastColumn="0" w:noHBand="0" w:noVBand="0" w:val="0020"/>
       </w:tblPr>
       <w:tblGrid>
-        <w:gridCol w:w="1039"/>
-        <w:gridCol w:w="3069"/>
-        <w:gridCol w:w="3811"/>
+        <w:gridCol w:w="2640"/>
+        <w:gridCol w:w="2640"/>
+        <w:gridCol w:w="2640"/>
       </w:tblGrid>
       <w:tr>
         <w:trPr>
@@ -11364,7 +12263,7 @@
         </w:tc>
       </w:tr>
     </w:tbl>
-    <w:bookmarkStart w:id="71" w:name="platform-neutral-verification-wording"/>
+    <w:bookmarkStart w:id="77" w:name="X9db36e0bfeca8b7b619f6d1aecdd965230eee66"/>
     <w:p>
       <w:pPr>
         <w:pStyle w:val="Heading2"/>
@@ -11376,14 +12275,13 @@
     <w:tbl>
       <w:tblPr>
         <w:tblStyle w:val="Table"/>
-        <w:tblW w:type="pct" w:w="5000"/>
+        <w:tblW w:type="auto" w:w="0"/>
         <w:jc w:val="left"/>
-        <w:tblLayout w:type="fixed"/>
         <w:tblLook w:firstRow="1" w:lastRow="0" w:firstColumn="0" w:lastColumn="0" w:noHBand="0" w:noVBand="0" w:val="0020"/>
       </w:tblPr>
       <w:tblGrid>
-        <w:gridCol w:w="2741"/>
-        <w:gridCol w:w="5178"/>
+        <w:gridCol w:w="3960"/>
+        <w:gridCol w:w="3960"/>
       </w:tblGrid>
       <w:tr>
         <w:trPr>
@@ -11579,9 +12477,9 @@
         </w:tc>
       </w:tr>
     </w:tbl>
-    <w:bookmarkEnd w:id="71"/>
-    <w:bookmarkEnd w:id="72"/>
-    <w:bookmarkStart w:id="73" w:name="artifact-and-documentation-matrix"/>
+    <w:bookmarkEnd w:id="77"/>
+    <w:bookmarkEnd w:id="78"/>
+    <w:bookmarkStart w:id="79" w:name="X95b7e770bb1d503688d91643742d338abc49c62"/>
     <w:p>
       <w:pPr>
         <w:pStyle w:val="Heading1"/>
@@ -11593,15 +12491,14 @@
     <w:tbl>
       <w:tblPr>
         <w:tblStyle w:val="Table"/>
-        <w:tblW w:type="pct" w:w="5000"/>
+        <w:tblW w:type="auto" w:w="0"/>
         <w:jc w:val="left"/>
-        <w:tblLayout w:type="fixed"/>
         <w:tblLook w:firstRow="1" w:lastRow="0" w:firstColumn="0" w:lastColumn="0" w:noHBand="0" w:noVBand="0" w:val="0020"/>
       </w:tblPr>
       <w:tblGrid>
-        <w:gridCol w:w="1383"/>
-        <w:gridCol w:w="3482"/>
-        <w:gridCol w:w="3053"/>
+        <w:gridCol w:w="2640"/>
+        <w:gridCol w:w="2640"/>
+        <w:gridCol w:w="2640"/>
       </w:tblGrid>
       <w:tr>
         <w:trPr>
@@ -12037,8 +12934,8 @@
         </w:tc>
       </w:tr>
     </w:tbl>
-    <w:bookmarkEnd w:id="73"/>
-    <w:bookmarkStart w:id="74" w:name="minimum-verification-matrix"/>
+    <w:bookmarkEnd w:id="79"/>
+    <w:bookmarkStart w:id="80" w:name="X70f82695c3686d65cd2c7aa003f01a982877dd3"/>
     <w:p>
       <w:pPr>
         <w:pStyle w:val="Heading1"/>
@@ -12050,15 +12947,14 @@
     <w:tbl>
       <w:tblPr>
         <w:tblStyle w:val="Table"/>
-        <w:tblW w:type="pct" w:w="5000"/>
+        <w:tblW w:type="auto" w:w="0"/>
         <w:jc w:val="left"/>
-        <w:tblLayout w:type="fixed"/>
         <w:tblLook w:firstRow="1" w:lastRow="0" w:firstColumn="0" w:lastColumn="0" w:noHBand="0" w:noVBand="0" w:val="0020"/>
       </w:tblPr>
       <w:tblGrid>
-        <w:gridCol w:w="840"/>
-        <w:gridCol w:w="4026"/>
-        <w:gridCol w:w="3052"/>
+        <w:gridCol w:w="2640"/>
+        <w:gridCol w:w="2640"/>
+        <w:gridCol w:w="2640"/>
       </w:tblGrid>
       <w:tr>
         <w:trPr>
@@ -12380,8 +13276,8 @@
         </w:tc>
       </w:tr>
     </w:tbl>
-    <w:bookmarkEnd w:id="74"/>
-    <w:bookmarkStart w:id="75" w:name="stop-conditions-and-anti-patterns"/>
+    <w:bookmarkEnd w:id="80"/>
+    <w:bookmarkStart w:id="82" w:name="Xd60db2a550e09600ec2bfb8c167dcd7ac951809"/>
     <w:p>
       <w:pPr>
         <w:pStyle w:val="Heading1"/>
@@ -12409,7 +13305,13 @@
         </w:numPr>
       </w:pPr>
       <w:r>
-        <w:t xml:space="preserve">Stop Phase 3 progression when a material cross-cutting concern lacks a current evidence home, classification, owner, or routing decision.</w:t>
+        <w:t xml:space="preserve">Stop Phase 3 progression when a material cross-cutting concern lacks a</w:t>
+      </w:r>
+      <w:r>
+        <w:t xml:space="preserve"> </w:t>
+      </w:r>
+      <w:r>
+        <w:t xml:space="preserve">current evidence home, classification, owner, or routing decision.</w:t>
       </w:r>
     </w:p>
     <w:p>
@@ -12582,14 +13484,13 @@
         <w:t xml:space="preserve">docs.</w:t>
       </w:r>
     </w:p>
-    <w:bookmarkEnd w:id="75"/>
-    <w:bookmarkStart w:id="80" w:name="master-checklists"/>
+    <w:bookmarkStart w:id="81" w:name="X0b15a16514ed6a76f02d0e62de142bbd3a405f1"/>
     <w:p>
       <w:pPr>
         <w:pStyle w:val="Heading2"/>
       </w:pPr>
       <w:r>
-        <w:t>22.1 Stop generating detailed external prompts</w:t>
+        <w:t xml:space="preserve">22.1 Stop generating detailed external prompts</w:t>
       </w:r>
     </w:p>
     <w:p>
@@ -12597,47 +13498,13 @@
         <w:pStyle w:val="FirstParagraph"/>
       </w:pPr>
       <w:r>
-        <w:t>Stop using ChatGPT as a prompt-writing intermediary when all of the following are true:</w:t>
-      </w:r>
-    </w:p>
-    <w:p>
-      <w:pPr>
-        <w:pStyle w:val="Compact"/>
-      </w:pPr>
-      <w:r>
-        <w:t>AGENTS.md or equivalent defines authority, safety boundaries, and completion behavior.</w:t>
-      </w:r>
-    </w:p>
-    <w:p>
-      <w:pPr>
-        <w:pStyle w:val="Compact"/>
-      </w:pPr>
-      <w:r>
-        <w:t>The context index routes the agent to reviewed project, feature, architecture, and testing evidence.</w:t>
-      </w:r>
-    </w:p>
-    <w:p>
-      <w:pPr>
-        <w:pStyle w:val="Compact"/>
-      </w:pPr>
-      <w:r>
-        <w:t>The checkpoint names exactly one next authorized task.</w:t>
-      </w:r>
-    </w:p>
-    <w:p>
-      <w:pPr>
-        <w:pStyle w:val="Compact"/>
-      </w:pPr>
-      <w:r>
-        <w:t>A reviewed decision contract and Phase 3.6 audit classify the relevant gap.</w:t>
-      </w:r>
-    </w:p>
-    <w:p>
-      <w:pPr>
-        <w:pStyle w:val="Compact"/>
-      </w:pPr>
-      <w:r>
-        <w:t>An approved implementation plan or reusable planning skill defines acceptance and verification.</w:t>
+        <w:t xml:space="preserve">Stop using ChatGPT as a prompt-writing intermediary when all of the</w:t>
+      </w:r>
+      <w:r>
+        <w:t xml:space="preserve"> </w:t>
+      </w:r>
+      <w:r>
+        <w:t xml:space="preserve">following are true:</w:t>
       </w:r>
     </w:p>
     <w:p>
@@ -12645,7 +13512,13 @@
         <w:pStyle w:val="BodyText"/>
       </w:pPr>
       <w:r>
-        <w:t>At that point, start a fresh repository session with a compact instruction to execute the next authorized task. More detail can reduce quality by freezing guessed file lists, duplicating stale criteria, and consuming context that should be used for source inspection.</w:t>
+        <w:t xml:space="preserve">AGENTS.md or equivalent defines authority, safety boundaries, and</w:t>
+      </w:r>
+      <w:r>
+        <w:t xml:space="preserve"> </w:t>
+      </w:r>
+      <w:r>
+        <w:t xml:space="preserve">completion behavior.</w:t>
       </w:r>
     </w:p>
     <w:p>
@@ -12653,9 +13526,100 @@
         <w:pStyle w:val="BodyText"/>
       </w:pPr>
       <w:r>
-        <w:t>Resume external prompt design only when the repository lacks one of those control artifacts or when a human decision must be made outside the coding agent.</w:t>
-      </w:r>
-    </w:p>
+        <w:t xml:space="preserve">The context index routes the agent to reviewed project, feature,</w:t>
+      </w:r>
+      <w:r>
+        <w:t xml:space="preserve"> </w:t>
+      </w:r>
+      <w:r>
+        <w:t xml:space="preserve">architecture, and testing evidence.</w:t>
+      </w:r>
+    </w:p>
+    <w:p>
+      <w:pPr>
+        <w:pStyle w:val="BodyText"/>
+      </w:pPr>
+      <w:r>
+        <w:t xml:space="preserve">The checkpoint names exactly one next authorized task.</w:t>
+      </w:r>
+    </w:p>
+    <w:p>
+      <w:pPr>
+        <w:pStyle w:val="BodyText"/>
+      </w:pPr>
+      <w:r>
+        <w:t xml:space="preserve">A reviewed decision contract and Phase 3.6 audit classify the relevant</w:t>
+      </w:r>
+      <w:r>
+        <w:t xml:space="preserve"> </w:t>
+      </w:r>
+      <w:r>
+        <w:t xml:space="preserve">gap.</w:t>
+      </w:r>
+    </w:p>
+    <w:p>
+      <w:pPr>
+        <w:pStyle w:val="BodyText"/>
+      </w:pPr>
+      <w:r>
+        <w:t xml:space="preserve">An approved implementation plan or reusable planning skill defines</w:t>
+      </w:r>
+      <w:r>
+        <w:t xml:space="preserve"> </w:t>
+      </w:r>
+      <w:r>
+        <w:t xml:space="preserve">acceptance and verification.</w:t>
+      </w:r>
+    </w:p>
+    <w:p>
+      <w:pPr>
+        <w:pStyle w:val="BodyText"/>
+      </w:pPr>
+      <w:r>
+        <w:t xml:space="preserve">At that point, start a fresh repository session with a compact</w:t>
+      </w:r>
+      <w:r>
+        <w:t xml:space="preserve"> </w:t>
+      </w:r>
+      <w:r>
+        <w:t xml:space="preserve">instruction to execute the next authorized task. More detail can reduce</w:t>
+      </w:r>
+      <w:r>
+        <w:t xml:space="preserve"> </w:t>
+      </w:r>
+      <w:r>
+        <w:t xml:space="preserve">quality by freezing guessed file lists, duplicating stale criteria, and</w:t>
+      </w:r>
+      <w:r>
+        <w:t xml:space="preserve"> </w:t>
+      </w:r>
+      <w:r>
+        <w:t xml:space="preserve">consuming context that should be used for source inspection.</w:t>
+      </w:r>
+    </w:p>
+    <w:p>
+      <w:pPr>
+        <w:pStyle w:val="BodyText"/>
+      </w:pPr>
+      <w:r>
+        <w:t xml:space="preserve">Resume external prompt design only when the repository lacks one of</w:t>
+      </w:r>
+      <w:r>
+        <w:t xml:space="preserve"> </w:t>
+      </w:r>
+      <w:r>
+        <w:t xml:space="preserve">those control artifacts or when a human decision must be made outside</w:t>
+      </w:r>
+      <w:r>
+        <w:t xml:space="preserve"> </w:t>
+      </w:r>
+      <w:r>
+        <w:t xml:space="preserve">the coding agent.</w:t>
+      </w:r>
+    </w:p>
+    <w:bookmarkEnd w:id="81"/>
+    <w:bookmarkEnd w:id="82"/>
+    <w:bookmarkStart w:id="87" w:name="X5561717e9692dbede02508647c323dabad3ad64"/>
     <w:p>
       <w:pPr>
         <w:pStyle w:val="Heading1"/>
@@ -12664,7 +13628,7 @@
         <w:t xml:space="preserve">23. Master checklists</w:t>
       </w:r>
     </w:p>
-    <w:bookmarkStart w:id="76" w:name="before-closing-phase-3"/>
+    <w:bookmarkStart w:id="83" w:name="before-closing-phase-3"/>
     <w:p>
       <w:pPr>
         <w:pStyle w:val="Heading2"/>
@@ -12681,7 +13645,13 @@
         </w:numPr>
       </w:pPr>
       <w:r>
-        <w:t xml:space="preserve">Every material cross-cutting concern has a current documentation home or an explicit</w:t>
+        <w:t xml:space="preserve">Every material cross-cutting concern has a current documentation home</w:t>
+      </w:r>
+      <w:r>
+        <w:t xml:space="preserve"> </w:t>
+      </w:r>
+      <w:r>
+        <w:t xml:space="preserve">or an explicit</w:t>
       </w:r>
       <w:r>
         <w:t xml:space="preserve"> </w:t>
@@ -12722,7 +13692,25 @@
         </w:numPr>
       </w:pPr>
       <w:r>
-        <w:t xml:space="preserve">UI adaptation, background execution, permissions, configuration/environments, feature flags, analytics/privacy, observability/crash reporting, performance, and domain/module ownership were explicitly considered.</w:t>
+        <w:t xml:space="preserve">UI adaptation, background execution, permissions,</w:t>
+      </w:r>
+      <w:r>
+        <w:t xml:space="preserve"> </w:t>
+      </w:r>
+      <w:r>
+        <w:t xml:space="preserve">configuration/environments, feature flags, analytics/privacy,</w:t>
+      </w:r>
+      <w:r>
+        <w:t xml:space="preserve"> </w:t>
+      </w:r>
+      <w:r>
+        <w:t xml:space="preserve">observability/crash reporting, performance, and domain/module</w:t>
+      </w:r>
+      <w:r>
+        <w:t xml:space="preserve"> </w:t>
+      </w:r>
+      <w:r>
+        <w:t xml:space="preserve">ownership were explicitly considered.</w:t>
       </w:r>
     </w:p>
     <w:p>
@@ -12748,7 +13736,13 @@
         <w:t xml:space="preserve"> </w:t>
       </w:r>
       <w:r>
-        <w:t xml:space="preserve">item names the owner, blocked work, and next evidence layer.</w:t>
+        <w:t xml:space="preserve">item names the owner, blocked work, and next</w:t>
+      </w:r>
+      <w:r>
+        <w:t xml:space="preserve"> </w:t>
+      </w:r>
+      <w:r>
+        <w:t xml:space="preserve">evidence layer.</w:t>
       </w:r>
     </w:p>
     <w:p>
@@ -12770,11 +13764,17 @@
         </w:numPr>
       </w:pPr>
       <w:r>
-        <w:t xml:space="preserve">The living-review question found no unrepresented material concern, or each discovered concern was routed.</w:t>
-      </w:r>
-    </w:p>
-    <w:bookmarkEnd w:id="76"/>
-    <w:bookmarkStart w:id="77" w:name="before-generating-verification-questions"/>
+        <w:t xml:space="preserve">The living-review question found no unrepresented material concern, or</w:t>
+      </w:r>
+      <w:r>
+        <w:t xml:space="preserve"> </w:t>
+      </w:r>
+      <w:r>
+        <w:t xml:space="preserve">each discovered concern was routed.</w:t>
+      </w:r>
+    </w:p>
+    <w:bookmarkEnd w:id="83"/>
+    <w:bookmarkStart w:id="84" w:name="before-generating-verification-questions"/>
     <w:p>
       <w:pPr>
         <w:pStyle w:val="Heading2"/>
@@ -12808,7 +13808,13 @@
         </w:numPr>
       </w:pPr>
       <w:r>
-        <w:t xml:space="preserve">Relevant reviewed docs, the Phase 3.4 coverage record, and current source are selected through the context pipeline.</w:t>
+        <w:t xml:space="preserve">Relevant reviewed docs, the Phase 3.4 coverage record, and current</w:t>
+      </w:r>
+      <w:r>
+        <w:t xml:space="preserve"> </w:t>
+      </w:r>
+      <w:r>
+        <w:t xml:space="preserve">source are selected through the context pipeline.</w:t>
       </w:r>
     </w:p>
     <w:p>
@@ -12833,8 +13839,8 @@
         <w:t xml:space="preserve">Accountable owners are known or named.</w:t>
       </w:r>
     </w:p>
-    <w:bookmarkEnd w:id="77"/>
-    <w:bookmarkStart w:id="78" w:name="before-editing-code"/>
+    <w:bookmarkEnd w:id="84"/>
+    <w:bookmarkStart w:id="85" w:name="before-editing-code"/>
     <w:p>
       <w:pPr>
         <w:pStyle w:val="Heading2"/>
@@ -12909,8 +13915,8 @@
         <w:t xml:space="preserve">Required tests and runtime evidence are known.</w:t>
       </w:r>
     </w:p>
-    <w:bookmarkEnd w:id="78"/>
-    <w:bookmarkStart w:id="79" w:name="before-publishing"/>
+    <w:bookmarkEnd w:id="85"/>
+    <w:bookmarkStart w:id="86" w:name="before-publishing"/>
     <w:p>
       <w:pPr>
         <w:pStyle w:val="Heading2"/>
@@ -13002,9 +14008,9 @@
         <w:t xml:space="preserve">The branch is pushed explicitly and the MR is not auto-merged.</w:t>
       </w:r>
     </w:p>
-    <w:bookmarkEnd w:id="79"/>
-    <w:bookmarkEnd w:id="80"/>
-    <w:bookmarkStart w:id="92" w:name="reusable-prompt-chain"/>
+    <w:bookmarkEnd w:id="86"/>
+    <w:bookmarkEnd w:id="87"/>
+    <w:bookmarkStart w:id="103" w:name="Xb69f14c6a7c78f218b4d2f93e5d572219d73591"/>
     <w:p>
       <w:pPr>
         <w:pStyle w:val="Heading1"/>
@@ -13013,7 +14019,7 @@
         <w:t xml:space="preserve">24. Reusable prompt chain</w:t>
       </w:r>
     </w:p>
-    <w:bookmarkStart w:id="81" w:name="a.-brownfield-onboarding"/>
+    <w:bookmarkStart w:id="88" w:name="a-brownfield-onboarding"/>
     <w:p>
       <w:pPr>
         <w:pStyle w:val="Heading2"/>
@@ -13048,8 +14054,8 @@
         <w:t xml:space="preserve">evidence for material claims.</w:t>
       </w:r>
     </w:p>
-    <w:bookmarkEnd w:id="81"/>
-    <w:bookmarkStart w:id="82" w:name="b.-documentation-review"/>
+    <w:bookmarkEnd w:id="88"/>
+    <w:bookmarkStart w:id="89" w:name="b-documentation-review"/>
     <w:p>
       <w:pPr>
         <w:pStyle w:val="Heading2"/>
@@ -13084,8 +14090,8 @@
         <w:t xml:space="preserve">orientation context.</w:t>
       </w:r>
     </w:p>
-    <w:bookmarkEnd w:id="82"/>
-    <w:bookmarkStart w:id="83" w:name="c.-feature-documentation"/>
+    <w:bookmarkEnd w:id="89"/>
+    <w:bookmarkStart w:id="90" w:name="c-feature-documentation"/>
     <w:p>
       <w:pPr>
         <w:pStyle w:val="Heading2"/>
@@ -13120,8 +14126,8 @@
         <w:t xml:space="preserve">Do not suggest improvements until current behavior is documented.</w:t>
       </w:r>
     </w:p>
-    <w:bookmarkEnd w:id="83"/>
-    <w:bookmarkStart w:id="84" w:name="d.-architecture-coverage-review"/>
+    <w:bookmarkEnd w:id="90"/>
+    <w:bookmarkStart w:id="91" w:name="d-architecture-coverage-review"/>
     <w:p>
       <w:pPr>
         <w:pStyle w:val="Heading2"/>
@@ -13135,11 +14141,41 @@
         <w:pStyle w:val="BlockText"/>
       </w:pPr>
       <w:r>
-        <w:t xml:space="preserve">Review the completed Phase 3 maps against the reusable cross-feature architecture coverage checklist. For each concern classify Verified, Needs verification, Not observed, or Not applicable; cite the evidence home; identify the owner and blocker; and route missing current documentation, owner questions, and decision/source contradictions. Do not create empty documents or infer non-applicability from absence.</w:t>
-      </w:r>
-    </w:p>
-    <w:bookmarkEnd w:id="84"/>
-    <w:bookmarkStart w:id="85" w:name="e.-generate-verification-questions"/>
+        <w:t xml:space="preserve">Review the completed Phase 3 maps against the reusable cross-feature</w:t>
+      </w:r>
+      <w:r>
+        <w:t xml:space="preserve"> </w:t>
+      </w:r>
+      <w:r>
+        <w:t xml:space="preserve">architecture coverage checklist. For each concern classify Verified,</w:t>
+      </w:r>
+      <w:r>
+        <w:t xml:space="preserve"> </w:t>
+      </w:r>
+      <w:r>
+        <w:t xml:space="preserve">Needs verification, Not observed, or Not applicable; cite the evidence</w:t>
+      </w:r>
+      <w:r>
+        <w:t xml:space="preserve"> </w:t>
+      </w:r>
+      <w:r>
+        <w:t xml:space="preserve">home; identify the owner and blocker; and route missing current</w:t>
+      </w:r>
+      <w:r>
+        <w:t xml:space="preserve"> </w:t>
+      </w:r>
+      <w:r>
+        <w:t xml:space="preserve">documentation, owner questions, and decision/source contradictions. Do</w:t>
+      </w:r>
+      <w:r>
+        <w:t xml:space="preserve"> </w:t>
+      </w:r>
+      <w:r>
+        <w:t xml:space="preserve">not create empty documents or infer non-applicability from absence.</w:t>
+      </w:r>
+    </w:p>
+    <w:bookmarkEnd w:id="91"/>
+    <w:bookmarkStart w:id="92" w:name="e-generate-verification-questions"/>
     <w:p>
       <w:pPr>
         <w:pStyle w:val="Heading2"/>
@@ -13174,8 +14210,8 @@
         <w:t xml:space="preserve">next action. Do not answer by guessing.</w:t>
       </w:r>
     </w:p>
-    <w:bookmarkEnd w:id="85"/>
-    <w:bookmarkStart w:id="86" w:name="f.-record-decisions"/>
+    <w:bookmarkEnd w:id="92"/>
+    <w:bookmarkStart w:id="93" w:name="f-record-decisions"/>
     <w:p>
       <w:pPr>
         <w:pStyle w:val="Heading2"/>
@@ -13210,8 +14246,8 @@
         <w:t xml:space="preserve">Do not modify code or tests.</w:t>
       </w:r>
     </w:p>
-    <w:bookmarkEnd w:id="86"/>
-    <w:bookmarkStart w:id="87" w:name="g.-audit-decisions-against-code"/>
+    <w:bookmarkEnd w:id="93"/>
+    <w:bookmarkStart w:id="94" w:name="g-audit-decisions-against-code"/>
     <w:p>
       <w:pPr>
         <w:pStyle w:val="Heading2"/>
@@ -13246,8 +14282,8 @@
         <w:t xml:space="preserve">action.</w:t>
       </w:r>
     </w:p>
-    <w:bookmarkEnd w:id="87"/>
-    <w:bookmarkStart w:id="88" w:name="h.-implement-one-fix-or-test"/>
+    <w:bookmarkEnd w:id="94"/>
+    <w:bookmarkStart w:id="95" w:name="h-implement-one-fix-or-test"/>
     <w:p>
       <w:pPr>
         <w:pStyle w:val="Heading2"/>
@@ -13282,8 +14318,8 @@
         <w:t xml:space="preserve">update only useful docs.</w:t>
       </w:r>
     </w:p>
-    <w:bookmarkEnd w:id="88"/>
-    <w:bookmarkStart w:id="89" w:name="i.-bug-investigation"/>
+    <w:bookmarkEnd w:id="95"/>
+    <w:bookmarkStart w:id="96" w:name="i-bug-investigation"/>
     <w:p>
       <w:pPr>
         <w:pStyle w:val="Heading2"/>
@@ -13312,8 +14348,8 @@
         <w:t xml:space="preserve">experiment for each. Do not jump directly to a fix.</w:t>
       </w:r>
     </w:p>
-    <w:bookmarkEnd w:id="89"/>
-    <w:bookmarkStart w:id="90" w:name="j.-pr-review"/>
+    <w:bookmarkEnd w:id="96"/>
+    <w:bookmarkStart w:id="97" w:name="j-pr-review"/>
     <w:p>
       <w:pPr>
         <w:pStyle w:val="Heading2"/>
@@ -13342,8 +14378,8 @@
         <w:t xml:space="preserve">questions, protected-boundary concerns, and final risk level.</w:t>
       </w:r>
     </w:p>
-    <w:bookmarkEnd w:id="90"/>
-    <w:bookmarkStart w:id="91" w:name="k.-publish-handoff"/>
+    <w:bookmarkEnd w:id="97"/>
+    <w:bookmarkStart w:id="98" w:name="k-publish-handoff"/>
     <w:p>
       <w:pPr>
         <w:pStyle w:val="Heading2"/>
@@ -13378,15 +14414,14 @@
         <w:t xml:space="preserve">MR.</w:t>
       </w:r>
     </w:p>
-    <w:bookmarkEnd w:id="91"/>
-    <w:bookmarkEnd w:id="92"/>
-    <w:bookmarkStart w:id="93" w:name="suggested-working-cadence"/>
+    <w:bookmarkEnd w:id="98"/>
+    <w:bookmarkStart w:id="99" w:name="l-plan-the-next-authorized-audit-item"/>
     <w:p>
       <w:pPr>
         <w:pStyle w:val="Heading2"/>
       </w:pPr>
       <w:r>
-        <w:t>L. Plan the next authorized audit item</w:t>
+        <w:t xml:space="preserve">L. Plan the next authorized audit item</w:t>
       </w:r>
     </w:p>
     <w:p>
@@ -13394,15 +14429,47 @@
         <w:pStyle w:val="BlockText"/>
       </w:pPr>
       <w:r>
-        <w:t>Read the agent policy, context index, checkpoint, reviewed decision contract, Phase 3.6 audit, applicable skills, and directly relevant source/tests. Produce a plan only. Select one authorized item; classify existing implementation, tests, behavior-preserving refactor/seam work, new behavior, runtime evidence, deferred work, and blockers. Define verification and stop conditions. Do not edit.</w:t>
-      </w:r>
-    </w:p>
+        <w:t xml:space="preserve">Read the agent policy, context index, checkpoint, reviewed decision</w:t>
+      </w:r>
+      <w:r>
+        <w:t xml:space="preserve"> </w:t>
+      </w:r>
+      <w:r>
+        <w:t xml:space="preserve">contract, Phase 3.6 audit, applicable skills, and directly relevant</w:t>
+      </w:r>
+      <w:r>
+        <w:t xml:space="preserve"> </w:t>
+      </w:r>
+      <w:r>
+        <w:t xml:space="preserve">source/tests. Produce a plan only. Select one authorized item;</w:t>
+      </w:r>
+      <w:r>
+        <w:t xml:space="preserve"> </w:t>
+      </w:r>
+      <w:r>
+        <w:t xml:space="preserve">classify existing implementation, tests, behavior-preserving</w:t>
+      </w:r>
+      <w:r>
+        <w:t xml:space="preserve"> </w:t>
+      </w:r>
+      <w:r>
+        <w:t xml:space="preserve">refactor/seam work, new behavior, runtime evidence, deferred work, and</w:t>
+      </w:r>
+      <w:r>
+        <w:t xml:space="preserve"> </w:t>
+      </w:r>
+      <w:r>
+        <w:t xml:space="preserve">blockers. Define verification and stop conditions. Do not edit.</w:t>
+      </w:r>
+    </w:p>
+    <w:bookmarkEnd w:id="99"/>
+    <w:bookmarkStart w:id="100" w:name="m-execute-an-approved-repository-plan"/>
     <w:p>
       <w:pPr>
         <w:pStyle w:val="Heading2"/>
       </w:pPr>
       <w:r>
-        <w:t>M. Execute an approved repository plan</w:t>
+        <w:t xml:space="preserve">M. Execute an approved repository plan</w:t>
       </w:r>
     </w:p>
     <w:p>
@@ -13410,15 +14477,47 @@
         <w:pStyle w:val="BlockText"/>
       </w:pPr>
       <w:r>
-        <w:t>Implement the next approved incomplete task from the checkpoint and reviewed plan. Inspect current source before editing. Modify only files necessary for the authorized contract, preserve unrelated work, run focused and repository-required verification, update durable evidence, and stop at the approved boundary. Do not publish unless separately authorized.</w:t>
-      </w:r>
-    </w:p>
+        <w:t xml:space="preserve">Implement the next approved incomplete task from the checkpoint and</w:t>
+      </w:r>
+      <w:r>
+        <w:t xml:space="preserve"> </w:t>
+      </w:r>
+      <w:r>
+        <w:t xml:space="preserve">reviewed plan. Inspect current source before editing. Modify only</w:t>
+      </w:r>
+      <w:r>
+        <w:t xml:space="preserve"> </w:t>
+      </w:r>
+      <w:r>
+        <w:t xml:space="preserve">files necessary for the authorized contract, preserve unrelated work,</w:t>
+      </w:r>
+      <w:r>
+        <w:t xml:space="preserve"> </w:t>
+      </w:r>
+      <w:r>
+        <w:t xml:space="preserve">run focused and repository-required verification, update durable</w:t>
+      </w:r>
+      <w:r>
+        <w:t xml:space="preserve"> </w:t>
+      </w:r>
+      <w:r>
+        <w:t xml:space="preserve">evidence, and stop at the approved boundary. Do not publish unless</w:t>
+      </w:r>
+      <w:r>
+        <w:t xml:space="preserve"> </w:t>
+      </w:r>
+      <w:r>
+        <w:t xml:space="preserve">separately authorized.</w:t>
+      </w:r>
+    </w:p>
+    <w:bookmarkEnd w:id="100"/>
+    <w:bookmarkStart w:id="101" w:name="n-independent-implementation-review"/>
     <w:p>
       <w:pPr>
         <w:pStyle w:val="Heading2"/>
       </w:pPr>
       <w:r>
-        <w:t>N. Independent implementation review</w:t>
+        <w:t xml:space="preserve">N. Independent implementation review</w:t>
       </w:r>
     </w:p>
     <w:p>
@@ -13426,15 +14525,47 @@
         <w:pStyle w:val="BlockText"/>
       </w:pPr>
       <w:r>
-        <w:t>In a fresh session, independently review the completed task against the decision contract, Phase 3.6 audit, approved plan, agent policy, and diff. Verify tests and documentation impact, identify blocking and non-blocking findings, classify remaining runtime or owner evidence, and update the checkpoint only when completion is supported. Do not broaden the implementation.</w:t>
-      </w:r>
-    </w:p>
+        <w:t xml:space="preserve">In a fresh session, independently review the completed task against</w:t>
+      </w:r>
+      <w:r>
+        <w:t xml:space="preserve"> </w:t>
+      </w:r>
+      <w:r>
+        <w:t xml:space="preserve">the decision contract, Phase 3.6 audit, approved plan, agent policy,</w:t>
+      </w:r>
+      <w:r>
+        <w:t xml:space="preserve"> </w:t>
+      </w:r>
+      <w:r>
+        <w:t xml:space="preserve">and diff. Verify tests and documentation impact, identify blocking and</w:t>
+      </w:r>
+      <w:r>
+        <w:t xml:space="preserve"> </w:t>
+      </w:r>
+      <w:r>
+        <w:t xml:space="preserve">non-blocking findings, classify remaining runtime or owner evidence,</w:t>
+      </w:r>
+      <w:r>
+        <w:t xml:space="preserve"> </w:t>
+      </w:r>
+      <w:r>
+        <w:t xml:space="preserve">and update the checkpoint only when completion is supported. Do not</w:t>
+      </w:r>
+      <w:r>
+        <w:t xml:space="preserve"> </w:t>
+      </w:r>
+      <w:r>
+        <w:t xml:space="preserve">broaden the implementation.</w:t>
+      </w:r>
+    </w:p>
+    <w:bookmarkEnd w:id="101"/>
+    <w:bookmarkStart w:id="102" w:name="o-advance-the-checkpoint"/>
     <w:p>
       <w:pPr>
         <w:pStyle w:val="Heading2"/>
       </w:pPr>
       <w:r>
-        <w:t>O. Advance the checkpoint</w:t>
+        <w:t xml:space="preserve">O. Advance the checkpoint</w:t>
       </w:r>
     </w:p>
     <w:p>
@@ -13442,9 +14573,36 @@
         <w:pStyle w:val="BlockText"/>
       </w:pPr>
       <w:r>
-        <w:t>Update only the durable workflow checkpoint after the required review gate passes. Record the completed artifact or batch, evidence summary, remaining Needs verification, the next single authorized task, and prohibited work. Do not create or implement the next task in the same checkpoint-advance operation.</w:t>
-      </w:r>
-    </w:p>
+        <w:t xml:space="preserve">Update only the durable workflow checkpoint after the required review</w:t>
+      </w:r>
+      <w:r>
+        <w:t xml:space="preserve"> </w:t>
+      </w:r>
+      <w:r>
+        <w:t xml:space="preserve">gate passes. Record the completed artifact or batch, evidence summary,</w:t>
+      </w:r>
+      <w:r>
+        <w:t xml:space="preserve"> </w:t>
+      </w:r>
+      <w:r>
+        <w:t xml:space="preserve">remaining Needs verification, the next single authorized task, and</w:t>
+      </w:r>
+      <w:r>
+        <w:t xml:space="preserve"> </w:t>
+      </w:r>
+      <w:r>
+        <w:t xml:space="preserve">prohibited work. Do not create or implement the next task in the same</w:t>
+      </w:r>
+      <w:r>
+        <w:t xml:space="preserve"> </w:t>
+      </w:r>
+      <w:r>
+        <w:t xml:space="preserve">checkpoint-advance operation.</w:t>
+      </w:r>
+    </w:p>
+    <w:bookmarkEnd w:id="102"/>
+    <w:bookmarkEnd w:id="103"/>
+    <w:bookmarkStart w:id="104" w:name="X7305955b216b1683b90b823624ca221d6af0493"/>
     <w:p>
       <w:pPr>
         <w:pStyle w:val="Heading1"/>
@@ -13456,15 +14614,14 @@
     <w:tbl>
       <w:tblPr>
         <w:tblStyle w:val="Table"/>
-        <w:tblW w:type="pct" w:w="5000"/>
+        <w:tblW w:type="auto" w:w="0"/>
         <w:jc w:val="left"/>
-        <w:tblLayout w:type="fixed"/>
         <w:tblLook w:firstRow="1" w:lastRow="0" w:firstColumn="0" w:lastColumn="0" w:noHBand="0" w:noVBand="0" w:val="0020"/>
       </w:tblPr>
       <w:tblGrid>
-        <w:gridCol w:w="829"/>
-        <w:gridCol w:w="1961"/>
-        <w:gridCol w:w="5129"/>
+        <w:gridCol w:w="2640"/>
+        <w:gridCol w:w="2640"/>
+        <w:gridCol w:w="2640"/>
       </w:tblGrid>
       <w:tr>
         <w:trPr>
@@ -13672,8 +14829,8 @@
         </w:tc>
       </w:tr>
     </w:tbl>
-    <w:bookmarkEnd w:id="93"/>
-    <w:bookmarkStart w:id="94" w:name="example-adoption-sequence"/>
+    <w:bookmarkEnd w:id="104"/>
+    <w:bookmarkStart w:id="105" w:name="X6a73185603f5507f71ec29561846ee6f17cee41"/>
     <w:p>
       <w:pPr>
         <w:pStyle w:val="Heading1"/>
@@ -13685,15 +14842,14 @@
     <w:tbl>
       <w:tblPr>
         <w:tblStyle w:val="Table"/>
-        <w:tblW w:type="pct" w:w="5000"/>
+        <w:tblW w:type="auto" w:w="0"/>
         <w:jc w:val="left"/>
-        <w:tblLayout w:type="fixed"/>
         <w:tblLook w:firstRow="1" w:lastRow="0" w:firstColumn="0" w:lastColumn="0" w:noHBand="0" w:noVBand="0" w:val="0020"/>
       </w:tblPr>
       <w:tblGrid>
-        <w:gridCol w:w="600"/>
-        <w:gridCol w:w="1802"/>
-        <w:gridCol w:w="5516"/>
+        <w:gridCol w:w="2640"/>
+        <w:gridCol w:w="2640"/>
+        <w:gridCol w:w="2640"/>
       </w:tblGrid>
       <w:tr>
         <w:trPr>
@@ -14015,8 +15171,8 @@
         </w:tc>
       </w:tr>
     </w:tbl>
-    <w:bookmarkEnd w:id="94"/>
-    <w:bookmarkStart w:id="95" w:name="final-rule"/>
+    <w:bookmarkEnd w:id="105"/>
+    <w:bookmarkStart w:id="106" w:name="Xe9da62940a91a066bfc14fc5562c6ee60bb8db6"/>
     <w:p>
       <w:pPr>
         <w:pStyle w:val="Heading1"/>
@@ -14083,14 +15239,14 @@
         <w:t xml:space="preserve">different owner or verification layer.</w:t>
       </w:r>
     </w:p>
-    <w:bookmarkEnd w:id="95"/>
-    <w:bookmarkStart w:id="96" w:name="appendix-a-what-changed-in-v4.3"/>
+    <w:bookmarkEnd w:id="106"/>
+    <w:bookmarkStart w:id="107" w:name="appendix-a--what-changed-in-v44"/>
     <w:p>
       <w:pPr>
         <w:pStyle w:val="Heading1"/>
       </w:pPr>
       <w:r>
-        <w:t>Appendix A — What changed in v4.4</w:t>
+        <w:t xml:space="preserve">Appendix A — What changed in v4.4</w:t>
       </w:r>
     </w:p>
     <w:p>
@@ -14102,7 +15258,13 @@
         </w:numPr>
       </w:pPr>
       <w:r>
-        <w:t xml:space="preserve">Integrated architecture completeness into Phase 3 rather than appending a detached checklist.</w:t>
+        <w:t xml:space="preserve">Integrated architecture completeness into Phase 3 rather than</w:t>
+      </w:r>
+      <w:r>
+        <w:t xml:space="preserve"> </w:t>
+      </w:r>
+      <w:r>
+        <w:t xml:space="preserve">appending a detached checklist.</w:t>
       </w:r>
     </w:p>
     <w:p>
@@ -14114,7 +15276,13 @@
         </w:numPr>
       </w:pPr>
       <w:r>
-        <w:t xml:space="preserve">Added Phase 3.4 as a coverage gate before verification questions and no-edit auditing.</w:t>
+        <w:t xml:space="preserve">Added Phase 3.4 as a coverage gate before verification questions and</w:t>
+      </w:r>
+      <w:r>
+        <w:t xml:space="preserve"> </w:t>
+      </w:r>
+      <w:r>
+        <w:t xml:space="preserve">no-edit auditing.</w:t>
       </w:r>
     </w:p>
     <w:p>
@@ -14126,7 +15294,25 @@
         </w:numPr>
       </w:pPr>
       <w:r>
-        <w:t xml:space="preserve">Expanded Phase 3 outputs to cover UI adaptation, background execution, permissions, configuration/environments, feature flags/rollout, analytics/privacy, observability/crash reporting, performance, domain/feature ownership, and dependency isolation when applicable.</w:t>
+        <w:t xml:space="preserve">Expanded Phase 3 outputs to cover UI adaptation, background execution,</w:t>
+      </w:r>
+      <w:r>
+        <w:t xml:space="preserve"> </w:t>
+      </w:r>
+      <w:r>
+        <w:t xml:space="preserve">permissions, configuration/environments, feature flags/rollout,</w:t>
+      </w:r>
+      <w:r>
+        <w:t xml:space="preserve"> </w:t>
+      </w:r>
+      <w:r>
+        <w:t xml:space="preserve">analytics/privacy, observability/crash reporting, performance,</w:t>
+      </w:r>
+      <w:r>
+        <w:t xml:space="preserve"> </w:t>
+      </w:r>
+      <w:r>
+        <w:t xml:space="preserve">domain/feature ownership, and dependency isolation when applicable.</w:t>
       </w:r>
     </w:p>
     <w:p>
@@ -14138,7 +15324,13 @@
         </w:numPr>
       </w:pPr>
       <w:r>
-        <w:t xml:space="preserve">Added four evidence-aware classifications: Verified, Needs verification, Not observed, and Not applicable.</w:t>
+        <w:t xml:space="preserve">Added four evidence-aware classifications: Verified, Needs</w:t>
+      </w:r>
+      <w:r>
+        <w:t xml:space="preserve"> </w:t>
+      </w:r>
+      <w:r>
+        <w:t xml:space="preserve">verification, Not observed, and Not applicable.</w:t>
       </w:r>
     </w:p>
     <w:p>
@@ -14150,7 +15342,19 @@
         </w:numPr>
       </w:pPr>
       <w:r>
-        <w:t xml:space="preserve">Added routing rules from coverage gaps to documentation updates, Phase 3.5 owner questions, Phase 3.6 audits, or later runtime/release evidence.</w:t>
+        <w:t xml:space="preserve">Added routing rules from coverage gaps to documentation updates, Phase</w:t>
+      </w:r>
+      <w:r>
+        <w:t xml:space="preserve"> </w:t>
+      </w:r>
+      <w:r>
+        <w:t xml:space="preserve">3.5 owner questions, Phase 3.6 audits, or later runtime/release</w:t>
+      </w:r>
+      <w:r>
+        <w:t xml:space="preserve"> </w:t>
+      </w:r>
+      <w:r>
+        <w:t xml:space="preserve">evidence.</w:t>
       </w:r>
     </w:p>
     <w:p>
@@ -14162,7 +15366,19 @@
         </w:numPr>
       </w:pPr>
       <w:r>
-        <w:t xml:space="preserve">Updated lifecycle, artifacts, prompts, master checklists, and stop conditions so the coverage gate cannot be bypassed by merely generating expected filenames.</w:t>
+        <w:t xml:space="preserve">Updated lifecycle, artifacts, prompts, master checklists, and stop</w:t>
+      </w:r>
+      <w:r>
+        <w:t xml:space="preserve"> </w:t>
+      </w:r>
+      <w:r>
+        <w:t xml:space="preserve">conditions so the coverage gate cannot be bypassed by merely</w:t>
+      </w:r>
+      <w:r>
+        <w:t xml:space="preserve"> </w:t>
+      </w:r>
+      <w:r>
+        <w:t xml:space="preserve">generating expected filenames.</w:t>
       </w:r>
     </w:p>
     <w:p>
@@ -14174,40 +15390,122 @@
         </w:numPr>
       </w:pPr>
       <w:r>
-        <w:t xml:space="preserve">Preserved the anti-sprawl rule: extend the closest current document and create a new document only when the concern is material and has no suitable home.</w:t>
-      </w:r>
-    </w:p>
-    <w:bookmarkEnd w:id="96"/>
-    <w:p>
-      <w:pPr/>
-      <w:r>
-        <w:t>Integrated repository-owned documentation runners, manifests, focused scope specifications, and checkpoint sequencing into Phases 1–3 rather than treating them as optional appendices.</w:t>
-      </w:r>
-    </w:p>
-    <w:p>
-      <w:pPr/>
-      <w:r>
-        <w:t>Added Graphify guidance: discovery/routing only, direct source verification, project-owned limitation supplements, and no edits to generated graph output.</w:t>
-      </w:r>
-    </w:p>
-    <w:p>
-      <w:pPr/>
-      <w:r>
-        <w:t>Defined the Phase 3.6 transition point at which external prompt generation should stop and Codex/repository agents should plan, implement, and review from durable context.</w:t>
-      </w:r>
-    </w:p>
-    <w:p>
-      <w:pPr/>
-      <w:r>
-        <w:t>Added reusable cross-project prompts for planning, implementation, independent review, and checkpoint advancement.</w:t>
-      </w:r>
-    </w:p>
-    <w:p>
-      <w:pPr/>
-      <w:r>
-        <w:t>Classified workflow files into reusable starter-kit artifacts versus project-specific manifests, overrides, paths, revisions, and contracts.</w:t>
-      </w:r>
-    </w:p>
+        <w:t xml:space="preserve">Preserved the anti-sprawl rule: extend the closest current document</w:t>
+      </w:r>
+      <w:r>
+        <w:t xml:space="preserve"> </w:t>
+      </w:r>
+      <w:r>
+        <w:t xml:space="preserve">and create a new document only when the concern is material and has no</w:t>
+      </w:r>
+      <w:r>
+        <w:t xml:space="preserve"> </w:t>
+      </w:r>
+      <w:r>
+        <w:t xml:space="preserve">suitable home.</w:t>
+      </w:r>
+    </w:p>
+    <w:p>
+      <w:pPr>
+        <w:pStyle w:val="FirstParagraph"/>
+      </w:pPr>
+      <w:r>
+        <w:t xml:space="preserve">Integrated repository-owned documentation prompts, manifests, focused</w:t>
+      </w:r>
+      <w:r>
+        <w:t xml:space="preserve"> </w:t>
+      </w:r>
+      <w:r>
+        <w:t xml:space="preserve">scope specifications, and checkpoint sequencing into Phases 1–3 rather</w:t>
+      </w:r>
+      <w:r>
+        <w:t xml:space="preserve"> </w:t>
+      </w:r>
+      <w:r>
+        <w:t xml:space="preserve">than treating them as optional appendices. The reusable starter now</w:t>
+      </w:r>
+      <w:r>
+        <w:t xml:space="preserve"> </w:t>
+      </w:r>
+      <w:r>
+        <w:t xml:space="preserve">uses self-routing prompts as the primary interface; provider-specific</w:t>
+      </w:r>
+      <w:r>
+        <w:t xml:space="preserve"> </w:t>
+      </w:r>
+      <w:r>
+        <w:t xml:space="preserve">runners are optional convenience only.</w:t>
+      </w:r>
+    </w:p>
+    <w:p>
+      <w:pPr>
+        <w:pStyle w:val="BodyText"/>
+      </w:pPr>
+      <w:r>
+        <w:t xml:space="preserve">Added Graphify guidance: discovery/routing only, direct source</w:t>
+      </w:r>
+      <w:r>
+        <w:t xml:space="preserve"> </w:t>
+      </w:r>
+      <w:r>
+        <w:t xml:space="preserve">verification, project-owned limitation supplements, and no edits to</w:t>
+      </w:r>
+      <w:r>
+        <w:t xml:space="preserve"> </w:t>
+      </w:r>
+      <w:r>
+        <w:t xml:space="preserve">generated graph output.</w:t>
+      </w:r>
+    </w:p>
+    <w:p>
+      <w:pPr>
+        <w:pStyle w:val="BodyText"/>
+      </w:pPr>
+      <w:r>
+        <w:t xml:space="preserve">Defined the Phase 3.6 transition point at which external prompt</w:t>
+      </w:r>
+      <w:r>
+        <w:t xml:space="preserve"> </w:t>
+      </w:r>
+      <w:r>
+        <w:t xml:space="preserve">generation should stop and repository-aware agents should plan,</w:t>
+      </w:r>
+      <w:r>
+        <w:t xml:space="preserve"> </w:t>
+      </w:r>
+      <w:r>
+        <w:t xml:space="preserve">implement, and review from durable context.</w:t>
+      </w:r>
+    </w:p>
+    <w:p>
+      <w:pPr>
+        <w:pStyle w:val="BodyText"/>
+      </w:pPr>
+      <w:r>
+        <w:t xml:space="preserve">Added reusable cross-project prompts for planning, implementation,</w:t>
+      </w:r>
+      <w:r>
+        <w:t xml:space="preserve"> </w:t>
+      </w:r>
+      <w:r>
+        <w:t xml:space="preserve">independent review, and checkpoint advancement.</w:t>
+      </w:r>
+    </w:p>
+    <w:p>
+      <w:pPr>
+        <w:pStyle w:val="BodyText"/>
+      </w:pPr>
+      <w:r>
+        <w:t xml:space="preserve">Classified workflow files into reusable starter-kit artifacts versus</w:t>
+      </w:r>
+      <w:r>
+        <w:t xml:space="preserve"> </w:t>
+      </w:r>
+      <w:r>
+        <w:t xml:space="preserve">project-specific manifests, overrides, paths, revisions, and contracts.</w:t>
+      </w:r>
+    </w:p>
+    <w:bookmarkEnd w:id="107"/>
     <w:sectPr/>
   </w:body>
 </w:document>
@@ -16175,7 +17473,7 @@
       <w:color w:themeColor="accent1" w:themeShade="BF" w:val="365F91"/>
     </w:rPr>
   </w:style>
-  <w:style w:type="paragraph" w:customStyle="1" w:styleId="SourceCode">
+  <w:style w:customStyle="1" w:styleId="SourceCode" w:type="paragraph">
     <w:name w:val="Source Code"/>
     <w:basedOn w:val="Normal"/>
     <w:link w:val="VerbatimChar"/>
@@ -16183,7 +17481,7 @@
       <w:wordWrap w:val="off"/>
     </w:pPr>
   </w:style>
-  <w:style w:type="character" w:customStyle="1" w:styleId="KeywordTok">
+  <w:style w:customStyle="1" w:styleId="KeywordTok" w:type="character">
     <w:name w:val="KeywordTok"/>
     <w:basedOn w:val="VerbatimChar"/>
     <w:rPr>
@@ -16191,77 +17489,77 @@
       <w:color w:val="007020"/>
     </w:rPr>
   </w:style>
-  <w:style w:type="character" w:customStyle="1" w:styleId="DataTypeTok">
+  <w:style w:customStyle="1" w:styleId="DataTypeTok" w:type="character">
     <w:name w:val="DataTypeTok"/>
     <w:basedOn w:val="VerbatimChar"/>
     <w:rPr>
       <w:color w:val="902000"/>
     </w:rPr>
   </w:style>
-  <w:style w:type="character" w:customStyle="1" w:styleId="DecValTok">
+  <w:style w:customStyle="1" w:styleId="DecValTok" w:type="character">
     <w:name w:val="DecValTok"/>
     <w:basedOn w:val="VerbatimChar"/>
     <w:rPr>
       <w:color w:val="40a070"/>
     </w:rPr>
   </w:style>
-  <w:style w:type="character" w:customStyle="1" w:styleId="BaseNTok">
+  <w:style w:customStyle="1" w:styleId="BaseNTok" w:type="character">
     <w:name w:val="BaseNTok"/>
     <w:basedOn w:val="VerbatimChar"/>
     <w:rPr>
       <w:color w:val="40a070"/>
     </w:rPr>
   </w:style>
-  <w:style w:type="character" w:customStyle="1" w:styleId="FloatTok">
+  <w:style w:customStyle="1" w:styleId="FloatTok" w:type="character">
     <w:name w:val="FloatTok"/>
     <w:basedOn w:val="VerbatimChar"/>
     <w:rPr>
       <w:color w:val="40a070"/>
     </w:rPr>
   </w:style>
-  <w:style w:type="character" w:customStyle="1" w:styleId="ConstantTok">
+  <w:style w:customStyle="1" w:styleId="ConstantTok" w:type="character">
     <w:name w:val="ConstantTok"/>
     <w:basedOn w:val="VerbatimChar"/>
     <w:rPr>
       <w:color w:val="880000"/>
     </w:rPr>
   </w:style>
-  <w:style w:type="character" w:customStyle="1" w:styleId="CharTok">
+  <w:style w:customStyle="1" w:styleId="CharTok" w:type="character">
     <w:name w:val="CharTok"/>
     <w:basedOn w:val="VerbatimChar"/>
     <w:rPr>
       <w:color w:val="4070a0"/>
     </w:rPr>
   </w:style>
-  <w:style w:type="character" w:customStyle="1" w:styleId="SpecialCharTok">
+  <w:style w:customStyle="1" w:styleId="SpecialCharTok" w:type="character">
     <w:name w:val="SpecialCharTok"/>
     <w:basedOn w:val="VerbatimChar"/>
     <w:rPr>
       <w:color w:val="4070a0"/>
     </w:rPr>
   </w:style>
-  <w:style w:type="character" w:customStyle="1" w:styleId="StringTok">
+  <w:style w:customStyle="1" w:styleId="StringTok" w:type="character">
     <w:name w:val="StringTok"/>
     <w:basedOn w:val="VerbatimChar"/>
     <w:rPr>
       <w:color w:val="4070a0"/>
     </w:rPr>
   </w:style>
-  <w:style w:type="character" w:customStyle="1" w:styleId="VerbatimStringTok">
+  <w:style w:customStyle="1" w:styleId="VerbatimStringTok" w:type="character">
     <w:name w:val="VerbatimStringTok"/>
     <w:basedOn w:val="VerbatimChar"/>
     <w:rPr>
       <w:color w:val="4070a0"/>
     </w:rPr>
   </w:style>
-  <w:style w:type="character" w:customStyle="1" w:styleId="SpecialStringTok">
+  <w:style w:customStyle="1" w:styleId="SpecialStringTok" w:type="character">
     <w:name w:val="SpecialStringTok"/>
     <w:basedOn w:val="VerbatimChar"/>
     <w:rPr>
       <w:color w:val="bb6688"/>
     </w:rPr>
   </w:style>
-  <w:style w:type="character" w:customStyle="1" w:styleId="ImportTok">
+  <w:style w:customStyle="1" w:styleId="ImportTok" w:type="character">
     <w:name w:val="ImportTok"/>
     <w:basedOn w:val="VerbatimChar"/>
     <w:rPr>
@@ -16269,7 +17567,7 @@
       <w:color w:val="008000"/>
     </w:rPr>
   </w:style>
-  <w:style w:type="character" w:customStyle="1" w:styleId="CommentTok">
+  <w:style w:customStyle="1" w:styleId="CommentTok" w:type="character">
     <w:name w:val="CommentTok"/>
     <w:basedOn w:val="VerbatimChar"/>
     <w:rPr>
@@ -16277,7 +17575,7 @@
       <w:color w:val="60a0b0"/>
     </w:rPr>
   </w:style>
-  <w:style w:type="character" w:customStyle="1" w:styleId="DocumentationTok">
+  <w:style w:customStyle="1" w:styleId="DocumentationTok" w:type="character">
     <w:name w:val="DocumentationTok"/>
     <w:basedOn w:val="VerbatimChar"/>
     <w:rPr>
@@ -16285,7 +17583,7 @@
       <w:color w:val="ba2121"/>
     </w:rPr>
   </w:style>
-  <w:style w:type="character" w:customStyle="1" w:styleId="AnnotationTok">
+  <w:style w:customStyle="1" w:styleId="AnnotationTok" w:type="character">
     <w:name w:val="AnnotationTok"/>
     <w:basedOn w:val="VerbatimChar"/>
     <w:rPr>
@@ -16294,7 +17592,7 @@
       <w:color w:val="60a0b0"/>
     </w:rPr>
   </w:style>
-  <w:style w:type="character" w:customStyle="1" w:styleId="CommentVarTok">
+  <w:style w:customStyle="1" w:styleId="CommentVarTok" w:type="character">
     <w:name w:val="CommentVarTok"/>
     <w:basedOn w:val="VerbatimChar"/>
     <w:rPr>
@@ -16303,28 +17601,28 @@
       <w:color w:val="60a0b0"/>
     </w:rPr>
   </w:style>
-  <w:style w:type="character" w:customStyle="1" w:styleId="OtherTok">
+  <w:style w:customStyle="1" w:styleId="OtherTok" w:type="character">
     <w:name w:val="OtherTok"/>
     <w:basedOn w:val="VerbatimChar"/>
     <w:rPr>
       <w:color w:val="007020"/>
     </w:rPr>
   </w:style>
-  <w:style w:type="character" w:customStyle="1" w:styleId="FunctionTok">
+  <w:style w:customStyle="1" w:styleId="FunctionTok" w:type="character">
     <w:name w:val="FunctionTok"/>
     <w:basedOn w:val="VerbatimChar"/>
     <w:rPr>
       <w:color w:val="06287e"/>
     </w:rPr>
   </w:style>
-  <w:style w:type="character" w:customStyle="1" w:styleId="VariableTok">
+  <w:style w:customStyle="1" w:styleId="VariableTok" w:type="character">
     <w:name w:val="VariableTok"/>
     <w:basedOn w:val="VerbatimChar"/>
     <w:rPr>
       <w:color w:val="19177c"/>
     </w:rPr>
   </w:style>
-  <w:style w:type="character" w:customStyle="1" w:styleId="ControlFlowTok">
+  <w:style w:customStyle="1" w:styleId="ControlFlowTok" w:type="character">
     <w:name w:val="ControlFlowTok"/>
     <w:basedOn w:val="VerbatimChar"/>
     <w:rPr>
@@ -16332,45 +17630,45 @@
       <w:color w:val="007020"/>
     </w:rPr>
   </w:style>
-  <w:style w:type="character" w:customStyle="1" w:styleId="OperatorTok">
+  <w:style w:customStyle="1" w:styleId="OperatorTok" w:type="character">
     <w:name w:val="OperatorTok"/>
     <w:basedOn w:val="VerbatimChar"/>
     <w:rPr>
       <w:color w:val="666666"/>
     </w:rPr>
   </w:style>
-  <w:style w:type="character" w:customStyle="1" w:styleId="BuiltInTok">
+  <w:style w:customStyle="1" w:styleId="BuiltInTok" w:type="character">
     <w:name w:val="BuiltInTok"/>
     <w:basedOn w:val="VerbatimChar"/>
     <w:rPr>
       <w:color w:val="008000"/>
     </w:rPr>
   </w:style>
-  <w:style w:type="character" w:customStyle="1" w:styleId="ExtensionTok">
+  <w:style w:customStyle="1" w:styleId="ExtensionTok" w:type="character">
     <w:name w:val="ExtensionTok"/>
     <w:basedOn w:val="VerbatimChar"/>
     <w:rPr/>
   </w:style>
-  <w:style w:type="character" w:customStyle="1" w:styleId="PreprocessorTok">
+  <w:style w:customStyle="1" w:styleId="PreprocessorTok" w:type="character">
     <w:name w:val="PreprocessorTok"/>
     <w:basedOn w:val="VerbatimChar"/>
     <w:rPr>
       <w:color w:val="bc7a00"/>
     </w:rPr>
   </w:style>
-  <w:style w:type="character" w:customStyle="1" w:styleId="AttributeTok">
+  <w:style w:customStyle="1" w:styleId="AttributeTok" w:type="character">
     <w:name w:val="AttributeTok"/>
     <w:basedOn w:val="VerbatimChar"/>
     <w:rPr>
       <w:color w:val="7d9029"/>
     </w:rPr>
   </w:style>
-  <w:style w:type="character" w:customStyle="1" w:styleId="RegionMarkerTok">
+  <w:style w:customStyle="1" w:styleId="RegionMarkerTok" w:type="character">
     <w:name w:val="RegionMarkerTok"/>
     <w:basedOn w:val="VerbatimChar"/>
     <w:rPr/>
   </w:style>
-  <w:style w:type="character" w:customStyle="1" w:styleId="InformationTok">
+  <w:style w:customStyle="1" w:styleId="InformationTok" w:type="character">
     <w:name w:val="InformationTok"/>
     <w:basedOn w:val="VerbatimChar"/>
     <w:rPr>
@@ -16379,7 +17677,7 @@
       <w:color w:val="60a0b0"/>
     </w:rPr>
   </w:style>
-  <w:style w:type="character" w:customStyle="1" w:styleId="WarningTok">
+  <w:style w:customStyle="1" w:styleId="WarningTok" w:type="character">
     <w:name w:val="WarningTok"/>
     <w:basedOn w:val="VerbatimChar"/>
     <w:rPr>
@@ -16388,7 +17686,7 @@
       <w:color w:val="60a0b0"/>
     </w:rPr>
   </w:style>
-  <w:style w:type="character" w:customStyle="1" w:styleId="AlertTok">
+  <w:style w:customStyle="1" w:styleId="AlertTok" w:type="character">
     <w:name w:val="AlertTok"/>
     <w:basedOn w:val="VerbatimChar"/>
     <w:rPr>
@@ -16396,7 +17694,7 @@
       <w:color w:val="ff0000"/>
     </w:rPr>
   </w:style>
-  <w:style w:type="character" w:customStyle="1" w:styleId="ErrorTok">
+  <w:style w:customStyle="1" w:styleId="ErrorTok" w:type="character">
     <w:name w:val="ErrorTok"/>
     <w:basedOn w:val="VerbatimChar"/>
     <w:rPr>
@@ -16404,7 +17702,7 @@
       <w:color w:val="ff0000"/>
     </w:rPr>
   </w:style>
-  <w:style w:type="character" w:customStyle="1" w:styleId="NormalTok">
+  <w:style w:customStyle="1" w:styleId="NormalTok" w:type="character">
     <w:name w:val="NormalTok"/>
     <w:basedOn w:val="VerbatimChar"/>
     <w:rPr/>
